--- a/downloads/student/ai-4-week-02.docx
+++ b/downloads/student/ai-4-week-02.docx
@@ -1919,6 +1919,16 @@
     <w:p>
       <w:r>
         <w:t>Eligible fields are not automatically useful or causal. Measure their predictive value with a valid split.</w:t>
+      </w:r>
+    </w:p>
+    <w:p>
+      <w:r>
+        <w:t>Read the labelled picture: Why can a historical table contain a field that is an invalid input? Point to the relevant step in the picture, then write the changed result and the rule or evidence that supports it.</w:t>
+      </w:r>
+    </w:p>
+    <w:p>
+      <w:r>
+        <w:t>Change one thing: A table adds tomorrow_soil_moisture as an input. Predict the result before checking the explanation. What remains the same?</w:t>
       </w:r>
     </w:p>
     <w:p>
@@ -3767,6 +3777,187 @@
     <w:p>
       <w:r>
         <w:t>Attempt the independent case before hints. Record whether you worked alone, used a hint or followed a model. After feedback, fix the first unsupported step and explain why it changed. A later check uses a changed case, not a copied answer.</w:t>
+      </w:r>
+    </w:p>
+    <w:p>
+      <w:pPr>
+        <w:pStyle w:val="Heading1"/>
+      </w:pPr>
+      <w:r>
+        <w:t>15. Your lesson route</w:t>
+      </w:r>
+    </w:p>
+    <w:p>
+      <w:r>
+        <w:t>Start with this question: Choose features that exist when a plant prediction must be made.</w:t>
+      </w:r>
+    </w:p>
+    <w:tbl>
+      <w:tblPr>
+        <w:tblStyle w:val="LightShading-Accent1"/>
+        <w:tblW w:type="auto" w:w="0"/>
+        <w:tblLook w:firstColumn="1" w:firstRow="1" w:lastColumn="0" w:lastRow="0" w:noHBand="0" w:noVBand="1" w:val="04A0"/>
+      </w:tblPr>
+      <w:tblGrid>
+        <w:gridCol w:w="5112"/>
+        <w:gridCol w:w="5112"/>
+      </w:tblGrid>
+      <w:tr>
+        <w:trPr>
+          <w:tblHeader/>
+        </w:trPr>
+        <w:tc>
+          <w:tcPr>
+            <w:tcW w:type="dxa" w:w="5112"/>
+          </w:tcPr>
+          <w:p>
+            <w:r>
+              <w:t>By the end, I can</w:t>
+            </w:r>
+          </w:p>
+        </w:tc>
+        <w:tc>
+          <w:tcPr>
+            <w:tcW w:type="dxa" w:w="5112"/>
+          </w:tcPr>
+          <w:p>
+            <w:r>
+              <w:t>How I will show it</w:t>
+            </w:r>
+          </w:p>
+        </w:tc>
+      </w:tr>
+      <w:tr>
+        <w:tc>
+          <w:tcPr>
+            <w:tcW w:type="dxa" w:w="5112"/>
+          </w:tcPr>
+          <w:p>
+            <w:r>
+              <w:t>Separate prediction inputs from observed targets</w:t>
+            </w:r>
+          </w:p>
+        </w:tc>
+        <w:tc>
+          <w:tcPr>
+            <w:tcW w:type="dxa" w:w="5112"/>
+          </w:tcPr>
+          <w:p>
+            <w:r>
+              <w:t>Explain the deciding step, show a trace or test, and state one limit.</w:t>
+            </w:r>
+          </w:p>
+        </w:tc>
+      </w:tr>
+      <w:tr>
+        <w:tc>
+          <w:tcPr>
+            <w:tcW w:type="dxa" w:w="5112"/>
+          </w:tcPr>
+          <w:p>
+            <w:r>
+              <w:t>Check whether each feature exists at prediction time</w:t>
+            </w:r>
+          </w:p>
+        </w:tc>
+        <w:tc>
+          <w:tcPr>
+            <w:tcW w:type="dxa" w:w="5112"/>
+          </w:tcPr>
+          <w:p>
+            <w:r>
+              <w:t>Explain the deciding step, show a trace or test, and state one limit.</w:t>
+            </w:r>
+          </w:p>
+        </w:tc>
+      </w:tr>
+      <w:tr>
+        <w:tc>
+          <w:tcPr>
+            <w:tcW w:type="dxa" w:w="5112"/>
+          </w:tcPr>
+          <w:p>
+            <w:r>
+              <w:t>Repair target leakage and state a feature contract</w:t>
+            </w:r>
+          </w:p>
+        </w:tc>
+        <w:tc>
+          <w:tcPr>
+            <w:tcW w:type="dxa" w:w="5112"/>
+          </w:tcPr>
+          <w:p>
+            <w:r>
+              <w:t>Explain the deciding step, show a trace or test, and state one limit.</w:t>
+            </w:r>
+          </w:p>
+        </w:tc>
+      </w:tr>
+    </w:tbl>
+    <w:p>
+      <w:r>
+        <w:t>Remember → watch and explain → try with help → investigate → try independently → keep project evidence. Your teacher may spread this lesson across several classes.</w:t>
+      </w:r>
+    </w:p>
+    <w:p>
+      <w:r>
+        <w:t>Keep your first prediction. Compare it with what the evidence shows and explain any change.</w:t>
+      </w:r>
+    </w:p>
+    <w:p>
+      <w:pPr>
+        <w:pStyle w:val="Heading1"/>
+      </w:pPr>
+      <w:r>
+        <w:t>16. Finish and return</w:t>
+      </w:r>
+    </w:p>
+    <w:p>
+      <w:r>
+        <w:t>Close your notes. Explain this goal in your own words: Separate prediction inputs from observed targets</w:t>
+      </w:r>
+    </w:p>
+    <w:p>
+      <w:pPr>
+        <w:pStyle w:val="Heading3"/>
+      </w:pPr>
+      <w:r>
+        <w:t>My deciding step, evidence and one remaining question</w:t>
+      </w:r>
+    </w:p>
+    <w:p>
+      <w:r>
+        <w:t>________________________________________________________________</w:t>
+      </w:r>
+    </w:p>
+    <w:p>
+      <w:r>
+        <w:t>________________________________________________________________</w:t>
+      </w:r>
+    </w:p>
+    <w:p>
+      <w:r>
+        <w:t>________________________________________________________________</w:t>
+      </w:r>
+    </w:p>
+    <w:p>
+      <w:r>
+        <w:t>________________________________________________________________</w:t>
+      </w:r>
+    </w:p>
+    <w:p>
+      <w:r>
+        <w:t>________________________________________________________________</w:t>
+      </w:r>
+    </w:p>
+    <w:p>
+      <w:r>
+        <w:t>If you are unsure, return to the worked picture and explain one arrow. If you are ready, change an input or assumption and justify your prediction.</w:t>
+      </w:r>
+    </w:p>
+    <w:p>
+      <w:r>
+        <w:t>Save your workbook evidence. At the next review, try a different case before opening your old answer.</w:t>
       </w:r>
     </w:p>
     <w:sectPr>

--- a/downloads/student/ai-4-week-02.docx
+++ b/downloads/student/ai-4-week-02.docx
@@ -3958,6 +3958,205 @@
     <w:p>
       <w:r>
         <w:t>Save your workbook evidence. At the next review, try a different case before opening your old answer.</w:t>
+      </w:r>
+    </w:p>
+    <w:p>
+      <w:pPr>
+        <w:pStyle w:val="Heading1"/>
+      </w:pPr>
+      <w:r>
+        <w:t>17. Supported practice, repair and portfolio</w:t>
+      </w:r>
+    </w:p>
+    <w:p>
+      <w:r>
+        <w:t>Use this supported practice once, in the browser or on paper. Keep the reserved independent assessment for a separate first attempt before teacher feedback.</w:t>
+      </w:r>
+    </w:p>
+    <w:p>
+      <w:r>
+        <w:t>Choose features that exist when a plant prediction must be made.</w:t>
+      </w:r>
+    </w:p>
+    <w:p>
+      <w:pPr>
+        <w:pStyle w:val="Heading3"/>
+      </w:pPr>
+      <w:r>
+        <w:t>Practice 1: explain the deciding evidence</w:t>
+      </w:r>
+    </w:p>
+    <w:p>
+      <w:r>
+        <w:t>Which labelled step matches this detail? next_week_wilt supplies the training label, not an input available today.</w:t>
+      </w:r>
+    </w:p>
+    <w:p>
+      <w:r>
+        <w:t>1. Select inputs</w:t>
+      </w:r>
+    </w:p>
+    <w:p>
+      <w:r>
+        <w:t>2. Mark prediction time</w:t>
+      </w:r>
+    </w:p>
+    <w:p>
+      <w:r>
+        <w:t>3. Keep target separate</w:t>
+      </w:r>
+    </w:p>
+    <w:p>
+      <w:pPr>
+        <w:pStyle w:val="Heading3"/>
+      </w:pPr>
+      <w:r>
+        <w:t>My selected conclusion, deciding fact and explanation</w:t>
+      </w:r>
+    </w:p>
+    <w:p>
+      <w:r>
+        <w:t>________________________________________________________________</w:t>
+      </w:r>
+    </w:p>
+    <w:p>
+      <w:r>
+        <w:t>________________________________________________________________</w:t>
+      </w:r>
+    </w:p>
+    <w:p>
+      <w:r>
+        <w:t>________________________________________________________________</w:t>
+      </w:r>
+    </w:p>
+    <w:p>
+      <w:r>
+        <w:t>________________________________________________________________</w:t>
+      </w:r>
+    </w:p>
+    <w:p>
+      <w:r>
+        <w:t>________________________________________________________________</w:t>
+      </w:r>
+    </w:p>
+    <w:p>
+      <w:r>
+        <w:t>Hint if needed: Read the steps in the pictorial case. Match the supplied detail to the stage that performs or records it.</w:t>
+      </w:r>
+    </w:p>
+    <w:p>
+      <w:r>
+        <w:t>After your attempt, compare with the supported explanation: Keep target separate next_week_wilt supplies the training label, not an input available today. Read the picture in order. next_week_wilt supplies the training label, not an input available today. The arrows show which recorded input or intermediate result each decision uses. Explain the deciding step aloud before checking the changed case; pointing to the final answer alone does not show how it follows.</w:t>
+      </w:r>
+    </w:p>
+    <w:p>
+      <w:pPr>
+        <w:pStyle w:val="Heading3"/>
+      </w:pPr>
+      <w:r>
+        <w:t>Practice 2: explain the deciding evidence</w:t>
+      </w:r>
+    </w:p>
+    <w:p>
+      <w:r>
+        <w:t>Changed-case practice: A table adds tomorrow_soil_moisture as an input. Which conclusion is supported by the supplied facts?</w:t>
+      </w:r>
+    </w:p>
+    <w:p>
+      <w:r>
+        <w:t>1. Reject it for this prediction-time contract.</w:t>
+      </w:r>
+    </w:p>
+    <w:p>
+      <w:r>
+        <w:t>2. This one example guarantees correct results for every future input.</w:t>
+      </w:r>
+    </w:p>
+    <w:p>
+      <w:r>
+        <w:t>3. We can decide the result without examining the changed input or the procedure.</w:t>
+      </w:r>
+    </w:p>
+    <w:p>
+      <w:pPr>
+        <w:pStyle w:val="Heading3"/>
+      </w:pPr>
+      <w:r>
+        <w:t>My selected conclusion, deciding fact and explanation</w:t>
+      </w:r>
+    </w:p>
+    <w:p>
+      <w:r>
+        <w:t>________________________________________________________________</w:t>
+      </w:r>
+    </w:p>
+    <w:p>
+      <w:r>
+        <w:t>________________________________________________________________</w:t>
+      </w:r>
+    </w:p>
+    <w:p>
+      <w:r>
+        <w:t>________________________________________________________________</w:t>
+      </w:r>
+    </w:p>
+    <w:p>
+      <w:r>
+        <w:t>________________________________________________________________</w:t>
+      </w:r>
+    </w:p>
+    <w:p>
+      <w:r>
+        <w:t>________________________________________________________________</w:t>
+      </w:r>
+    </w:p>
+    <w:p>
+      <w:r>
+        <w:t>Hint if needed: Use the changed condition and the deciding step in the pictorial trace. The answer must say what follows from those facts.</w:t>
+      </w:r>
+    </w:p>
+    <w:p>
+      <w:r>
+        <w:t>After your attempt, compare with the supported explanation: Reject it for this prediction-time contract. Tomorrow’s measurement is unavailable when today’s prediction must be issued.</w:t>
+      </w:r>
+    </w:p>
+    <w:p>
+      <w:pPr>
+        <w:pStyle w:val="Heading3"/>
+      </w:pPr>
+      <w:r>
+        <w:t>Repair a missing building block</w:t>
+      </w:r>
+    </w:p>
+    <w:p>
+      <w:r>
+        <w:t>Review The ML Lifecycle (ai-4/1). Goal: Distinguish fitting a rule from applying a fixed rule. Short practice: Should the team silently retune on the changed test? Point to the relevant step in the picture, then write the changed result and the rule or evidence that supports it.. Return to this week and explain what you changed.</w:t>
+      </w:r>
+    </w:p>
+    <w:p>
+      <w:pPr>
+        <w:pStyle w:val="Heading3"/>
+      </w:pPr>
+      <w:r>
+        <w:t>Predict, run and debug</w:t>
+      </w:r>
+    </w:p>
+    <w:p>
+      <w:r>
+        <w:t>The browser lab lets you edit the supported Python examples already included in this lesson. Predict first, run, inspect the actual output or error, change one input, then run again. Keep code, predictions, actual results and a reasoned revision together. On paper, label your result as a trace rather than an execution.</w:t>
+      </w:r>
+    </w:p>
+    <w:p>
+      <w:pPr>
+        <w:pStyle w:val="Heading3"/>
+      </w:pPr>
+      <w:r>
+        <w:t>Keep your completed work</w:t>
+      </w:r>
+    </w:p>
+    <w:p>
+      <w:r>
+        <w:t>Use Download completed work in the hosted lesson to export your answers, reflections, practice feedback and code-run evidence. Open the HTML copy to read or print it. Drafts stay in this browser when storage is available; clear drafts on a shared device.</w:t>
       </w:r>
     </w:p>
     <w:sectPr>

--- a/downloads/student/ai-4-week-02.docx
+++ b/downloads/student/ai-4-week-02.docx
@@ -42,6 +42,11 @@
       </w:r>
     </w:p>
     <w:p>
+      <w:r>
+        <w:t>Start with the target: Separate prediction inputs from observed targets. Try the recall before opening notes.</w:t>
+      </w:r>
+    </w:p>
+    <w:p>
       <w:pPr>
         <w:pStyle w:val="Heading3"/>
       </w:pPr>
@@ -50,18 +55,120 @@
       </w:r>
     </w:p>
     <w:p>
-      <w:r>
-        <w:t>I can separate prediction inputs from observed targets.</w:t>
-      </w:r>
-    </w:p>
-    <w:p>
-      <w:r>
-        <w:t>I can check whether each feature exists at prediction time.</w:t>
-      </w:r>
-    </w:p>
-    <w:p>
-      <w:r>
-        <w:t>I can repair target leakage and state a feature contract.</w:t>
+      <w:pPr>
+        <w:spacing w:line="336" w:lineRule="auto" w:after="180"/>
+      </w:pPr>
+      <w:r>
+        <w:rPr>
+          <w:b w:val="0"/>
+        </w:rPr>
+        <w:t xml:space="preserve">I can separate </w:t>
+      </w:r>
+      <w:r>
+        <w:rPr>
+          <w:b/>
+        </w:rPr>
+        <w:t>prediction</w:t>
+      </w:r>
+      <w:r>
+        <w:rPr>
+          <w:b w:val="0"/>
+        </w:rPr>
+        <w:t xml:space="preserve"> </w:t>
+      </w:r>
+      <w:r>
+        <w:rPr>
+          <w:b/>
+        </w:rPr>
+        <w:t>input</w:t>
+      </w:r>
+      <w:r>
+        <w:rPr>
+          <w:b w:val="0"/>
+        </w:rPr>
+        <w:t xml:space="preserve">s from observed </w:t>
+      </w:r>
+      <w:r>
+        <w:rPr>
+          <w:b/>
+        </w:rPr>
+        <w:t>target</w:t>
+      </w:r>
+      <w:r>
+        <w:rPr>
+          <w:b w:val="0"/>
+        </w:rPr>
+        <w:t>s.</w:t>
+      </w:r>
+    </w:p>
+    <w:p>
+      <w:pPr>
+        <w:spacing w:line="336" w:lineRule="auto" w:after="180"/>
+      </w:pPr>
+      <w:r>
+        <w:rPr>
+          <w:b w:val="0"/>
+        </w:rPr>
+        <w:t xml:space="preserve">I can check whether each </w:t>
+      </w:r>
+      <w:r>
+        <w:rPr>
+          <w:b/>
+        </w:rPr>
+        <w:t>feature</w:t>
+      </w:r>
+      <w:r>
+        <w:rPr>
+          <w:b w:val="0"/>
+        </w:rPr>
+        <w:t xml:space="preserve"> exists at </w:t>
+      </w:r>
+      <w:r>
+        <w:rPr>
+          <w:b/>
+        </w:rPr>
+        <w:t>prediction time</w:t>
+      </w:r>
+      <w:r>
+        <w:rPr>
+          <w:b w:val="0"/>
+        </w:rPr>
+        <w:t>.</w:t>
+      </w:r>
+    </w:p>
+    <w:p>
+      <w:pPr>
+        <w:spacing w:line="336" w:lineRule="auto" w:after="180"/>
+      </w:pPr>
+      <w:r>
+        <w:rPr>
+          <w:b w:val="0"/>
+        </w:rPr>
+        <w:t xml:space="preserve">I can repair </w:t>
+      </w:r>
+      <w:r>
+        <w:rPr>
+          <w:b/>
+        </w:rPr>
+        <w:t>target leakage</w:t>
+      </w:r>
+      <w:r>
+        <w:rPr>
+          <w:b w:val="0"/>
+        </w:rPr>
+        <w:t xml:space="preserve"> and state a </w:t>
+      </w:r>
+      <w:r>
+        <w:rPr>
+          <w:b/>
+        </w:rPr>
+        <w:t>feature contract</w:t>
+      </w:r>
+      <w:r>
+        <w:rPr>
+          <w:b w:val="0"/>
+        </w:rPr>
+        <w:t>.</w:t>
       </w:r>
     </w:p>
     <w:p>
@@ -73,23 +180,113 @@
       </w:r>
     </w:p>
     <w:p>
-      <w:r>
+      <w:pPr>
+        <w:spacing w:line="336" w:lineRule="auto" w:after="180"/>
+      </w:pPr>
+      <w:r>
+        <w:rPr>
+          <w:b w:val="0"/>
+        </w:rPr>
         <w:t>Close your notes first. A rough first answer helps us choose the right starting point; it is not a score for your ability.</w:t>
       </w:r>
     </w:p>
     <w:p>
-      <w:r>
+      <w:pPr>
+        <w:spacing w:line="336" w:lineRule="auto" w:after="180"/>
+      </w:pPr>
+      <w:r>
+        <w:rPr>
+          <w:b w:val="0"/>
+        </w:rPr>
         <w:t>Without opening the old lesson, explain one key idea from The ML Lifecycle. Give an example and a mistake that the idea helps you avoid.</w:t>
       </w:r>
     </w:p>
     <w:p>
-      <w:r>
-        <w:t>After trying, check the relevant lesson or ask your teacher. Change the part of your explanation that the evidence shows was wrong.</w:t>
-      </w:r>
-    </w:p>
-    <w:p>
-      <w:r>
-        <w:t>Features are the information available at prediction time; the target is the value the model should estimate; labels are observed target values in examples.</w:t>
+      <w:pPr>
+        <w:spacing w:line="336" w:lineRule="auto" w:after="180"/>
+      </w:pPr>
+      <w:r>
+        <w:rPr>
+          <w:b w:val="0"/>
+        </w:rPr>
+        <w:t xml:space="preserve">After trying, check the relevant lesson or ask your teacher. Change the part of your explanation that the </w:t>
+      </w:r>
+      <w:r>
+        <w:rPr>
+          <w:b/>
+        </w:rPr>
+        <w:t>evidence</w:t>
+      </w:r>
+      <w:r>
+        <w:rPr>
+          <w:b w:val="0"/>
+        </w:rPr>
+        <w:t xml:space="preserve"> shows was wrong.</w:t>
+      </w:r>
+    </w:p>
+    <w:p>
+      <w:pPr>
+        <w:spacing w:line="336" w:lineRule="auto" w:after="180"/>
+      </w:pPr>
+      <w:r>
+        <w:rPr>
+          <w:b/>
+        </w:rPr>
+        <w:t>Feature</w:t>
+      </w:r>
+      <w:r>
+        <w:rPr>
+          <w:b w:val="0"/>
+        </w:rPr>
+        <w:t xml:space="preserve">s are the information available at </w:t>
+      </w:r>
+      <w:r>
+        <w:rPr>
+          <w:b/>
+        </w:rPr>
+        <w:t>prediction time</w:t>
+      </w:r>
+      <w:r>
+        <w:rPr>
+          <w:b w:val="0"/>
+        </w:rPr>
+        <w:t xml:space="preserve">; the </w:t>
+      </w:r>
+      <w:r>
+        <w:rPr>
+          <w:b/>
+        </w:rPr>
+        <w:t>target</w:t>
+      </w:r>
+      <w:r>
+        <w:rPr>
+          <w:b w:val="0"/>
+        </w:rPr>
+        <w:t xml:space="preserve"> is the value the model should estimate; </w:t>
+      </w:r>
+      <w:r>
+        <w:rPr>
+          <w:b/>
+        </w:rPr>
+        <w:t>label</w:t>
+      </w:r>
+      <w:r>
+        <w:rPr>
+          <w:b w:val="0"/>
+        </w:rPr>
+        <w:t xml:space="preserve">s are observed </w:t>
+      </w:r>
+      <w:r>
+        <w:rPr>
+          <w:b/>
+        </w:rPr>
+        <w:t>target</w:t>
+      </w:r>
+      <w:r>
+        <w:rPr>
+          <w:b w:val="0"/>
+        </w:rPr>
+        <w:t xml:space="preserve"> values in examples.</w:t>
       </w:r>
     </w:p>
     <w:p>
@@ -129,12 +326,57 @@
       </w:r>
     </w:p>
     <w:p>
-      <w:r>
-        <w:t>LEARNING TARGET  A table has leaf length, edge type and verified species. A model predicts species using all three columns. Identify leakage and a legitimate input set.</w:t>
-      </w:r>
-    </w:p>
-    <w:p>
-      <w:r>
+      <w:pPr>
+        <w:pStyle w:val="Heading3"/>
+      </w:pPr>
+      <w:r>
+        <w:t>Your target</w:t>
+      </w:r>
+    </w:p>
+    <w:p>
+      <w:pPr>
+        <w:spacing w:line="336" w:lineRule="auto" w:after="180"/>
+        <w:shd w:fill="EDF7F3"/>
+      </w:pPr>
+      <w:r>
+        <w:rPr>
+          <w:b w:val="0"/>
+        </w:rPr>
+        <w:t xml:space="preserve">LEARNING </w:t>
+      </w:r>
+      <w:r>
+        <w:rPr>
+          <w:b/>
+        </w:rPr>
+        <w:t>TARGET</w:t>
+      </w:r>
+      <w:r>
+        <w:rPr>
+          <w:b w:val="0"/>
+        </w:rPr>
+        <w:t xml:space="preserve">  A table has leaf length, edge type and verified species. A model predicts species using all three columns. Identify leakage and a legitimate </w:t>
+      </w:r>
+      <w:r>
+        <w:rPr>
+          <w:b/>
+        </w:rPr>
+        <w:t>input</w:t>
+      </w:r>
+      <w:r>
+        <w:rPr>
+          <w:b w:val="0"/>
+        </w:rPr>
+        <w:t xml:space="preserve"> set.</w:t>
+      </w:r>
+    </w:p>
+    <w:p>
+      <w:pPr>
+        <w:spacing w:line="336" w:lineRule="auto" w:after="180"/>
+      </w:pPr>
+      <w:r>
+        <w:rPr>
+          <w:b w:val="0"/>
+        </w:rPr>
         <w:t>Builder name and experiment date:</w:t>
       </w:r>
     </w:p>
@@ -147,8 +389,27 @@
       </w:r>
     </w:p>
     <w:p>
-      <w:r>
-        <w:t>Why must held out labels not be used to choose the threshold in Week 1?</w:t>
+      <w:pPr>
+        <w:spacing w:line="336" w:lineRule="auto" w:after="180"/>
+        <w:shd w:fill="F5F1FB"/>
+      </w:pPr>
+      <w:r>
+        <w:rPr>
+          <w:b w:val="0"/>
+        </w:rPr>
+        <w:t xml:space="preserve">Why must held out </w:t>
+      </w:r>
+      <w:r>
+        <w:rPr>
+          <w:b/>
+        </w:rPr>
+        <w:t>label</w:t>
+      </w:r>
+      <w:r>
+        <w:rPr>
+          <w:b w:val="0"/>
+        </w:rPr>
+        <w:t>s not be used to choose the threshold in Week 1?</w:t>
       </w:r>
     </w:p>
     <w:p>
@@ -160,8 +421,50 @@
       </w:r>
     </w:p>
     <w:p>
-      <w:r>
-        <w:t>By the end, I can explain features, labels, targets using a traced example and a stated limitation.</w:t>
+      <w:pPr>
+        <w:spacing w:line="336" w:lineRule="auto" w:after="180"/>
+      </w:pPr>
+      <w:r>
+        <w:rPr>
+          <w:b w:val="0"/>
+        </w:rPr>
+        <w:t xml:space="preserve">By the end, I can explain </w:t>
+      </w:r>
+      <w:r>
+        <w:rPr>
+          <w:b/>
+        </w:rPr>
+        <w:t>feature</w:t>
+      </w:r>
+      <w:r>
+        <w:rPr>
+          <w:b w:val="0"/>
+        </w:rPr>
+        <w:t xml:space="preserve">s, </w:t>
+      </w:r>
+      <w:r>
+        <w:rPr>
+          <w:b/>
+        </w:rPr>
+        <w:t>label</w:t>
+      </w:r>
+      <w:r>
+        <w:rPr>
+          <w:b w:val="0"/>
+        </w:rPr>
+        <w:t xml:space="preserve">s, </w:t>
+      </w:r>
+      <w:r>
+        <w:rPr>
+          <w:b/>
+        </w:rPr>
+        <w:t>target</w:t>
+      </w:r>
+      <w:r>
+        <w:rPr>
+          <w:b w:val="0"/>
+        </w:rPr>
+        <w:t>s using a traced example and a stated limitation.</w:t>
       </w:r>
     </w:p>
     <w:p>
@@ -174,6 +477,17 @@
     </w:p>
     <w:p>
       <w:r>
+        <w:t>Investigate the supplied Features, Labels, Targets case. Separate observations, given facts and assumptions before choosing an explanation.</w:t>
+      </w:r>
+    </w:p>
+    <w:p>
+      <w:pPr>
+        <w:spacing w:line="336" w:lineRule="auto" w:after="180"/>
+      </w:pPr>
+      <w:r>
+        <w:rPr>
+          <w:b/>
+        </w:rPr>
         <w:t>PICTURE ENTRY</w:t>
       </w:r>
     </w:p>
@@ -186,8 +500,26 @@
       </w:r>
     </w:p>
     <w:p>
-      <w:r>
-        <w:t>Begin with visible evidence; do not explain more than the picture and information support.</w:t>
+      <w:pPr>
+        <w:spacing w:line="336" w:lineRule="auto" w:after="180"/>
+      </w:pPr>
+      <w:r>
+        <w:rPr>
+          <w:b w:val="0"/>
+        </w:rPr>
+        <w:t xml:space="preserve">Begin with visible </w:t>
+      </w:r>
+      <w:r>
+        <w:rPr>
+          <w:b/>
+        </w:rPr>
+        <w:t>evidence</w:t>
+      </w:r>
+      <w:r>
+        <w:rPr>
+          <w:b w:val="0"/>
+        </w:rPr>
+        <w:t>; do not explain more than the picture and information support.</w:t>
       </w:r>
     </w:p>
     <w:p>
@@ -227,33 +559,174 @@
       </w:r>
     </w:p>
     <w:p>
-      <w:r>
-        <w:t>MYSTERY  The team must use features, labels, targets to solve a model-building problem. What information do they have? What important evidence is still missing?</w:t>
-      </w:r>
-    </w:p>
-    <w:p>
-      <w:r>
+      <w:pPr>
+        <w:pStyle w:val="Heading3"/>
+      </w:pPr>
+      <w:r>
+        <w:t>Start with this puzzle</w:t>
+      </w:r>
+    </w:p>
+    <w:p>
+      <w:pPr>
+        <w:spacing w:line="336" w:lineRule="auto" w:after="180"/>
+        <w:shd w:fill="F1F6FC"/>
+      </w:pPr>
+      <w:r>
+        <w:rPr>
+          <w:b w:val="0"/>
+        </w:rPr>
+        <w:t xml:space="preserve">MYSTERY  The team must use </w:t>
+      </w:r>
+      <w:r>
+        <w:rPr>
+          <w:b/>
+        </w:rPr>
+        <w:t>feature</w:t>
+      </w:r>
+      <w:r>
+        <w:rPr>
+          <w:b w:val="0"/>
+        </w:rPr>
+        <w:t xml:space="preserve">s, </w:t>
+      </w:r>
+      <w:r>
+        <w:rPr>
+          <w:b/>
+        </w:rPr>
+        <w:t>label</w:t>
+      </w:r>
+      <w:r>
+        <w:rPr>
+          <w:b w:val="0"/>
+        </w:rPr>
+        <w:t xml:space="preserve">s, </w:t>
+      </w:r>
+      <w:r>
+        <w:rPr>
+          <w:b/>
+        </w:rPr>
+        <w:t>target</w:t>
+      </w:r>
+      <w:r>
+        <w:rPr>
+          <w:b w:val="0"/>
+        </w:rPr>
+        <w:t xml:space="preserve">s to solve a model-building problem. What information do they have? What important </w:t>
+      </w:r>
+      <w:r>
+        <w:rPr>
+          <w:b/>
+        </w:rPr>
+        <w:t>evidence</w:t>
+      </w:r>
+      <w:r>
+        <w:rPr>
+          <w:b w:val="0"/>
+        </w:rPr>
+        <w:t xml:space="preserve"> is still missing?</w:t>
+      </w:r>
+    </w:p>
+    <w:p>
+      <w:pPr>
+        <w:spacing w:line="336" w:lineRule="auto" w:after="180"/>
+      </w:pPr>
+      <w:r>
+        <w:rPr>
+          <w:b w:val="0"/>
+        </w:rPr>
         <w:t>Name three visible details without interpreting them.</w:t>
       </w:r>
     </w:p>
     <w:p>
-      <w:r>
+      <w:pPr>
+        <w:spacing w:line="336" w:lineRule="auto" w:after="180"/>
+      </w:pPr>
+      <w:r>
+        <w:rPr>
+          <w:b w:val="0"/>
+        </w:rPr>
         <w:t>Predict the data, model, or evaluation decision being made.</w:t>
       </w:r>
     </w:p>
     <w:p>
-      <w:r>
+      <w:pPr>
+        <w:spacing w:line="336" w:lineRule="auto" w:after="180"/>
+      </w:pPr>
+      <w:r>
+        <w:rPr>
+          <w:b w:val="0"/>
+        </w:rPr>
         <w:t>Identify one hidden assumption that could change the result.</w:t>
       </w:r>
     </w:p>
     <w:p>
-      <w:r>
-        <w:t>State what evidence would confirm or reject your prediction.</w:t>
-      </w:r>
-    </w:p>
-    <w:p>
-      <w:r>
-        <w:t>My prediction and supporting evidence:</w:t>
+      <w:pPr>
+        <w:spacing w:line="336" w:lineRule="auto" w:after="180"/>
+      </w:pPr>
+      <w:r>
+        <w:rPr>
+          <w:b w:val="0"/>
+        </w:rPr>
+        <w:t xml:space="preserve">State what </w:t>
+      </w:r>
+      <w:r>
+        <w:rPr>
+          <w:b/>
+        </w:rPr>
+        <w:t>evidence</w:t>
+      </w:r>
+      <w:r>
+        <w:rPr>
+          <w:b w:val="0"/>
+        </w:rPr>
+        <w:t xml:space="preserve"> would confirm or reject your </w:t>
+      </w:r>
+      <w:r>
+        <w:rPr>
+          <w:b/>
+        </w:rPr>
+        <w:t>prediction</w:t>
+      </w:r>
+      <w:r>
+        <w:rPr>
+          <w:b w:val="0"/>
+        </w:rPr>
+        <w:t>.</w:t>
+      </w:r>
+    </w:p>
+    <w:p>
+      <w:pPr>
+        <w:spacing w:line="336" w:lineRule="auto" w:after="180"/>
+      </w:pPr>
+      <w:r>
+        <w:rPr>
+          <w:b w:val="0"/>
+        </w:rPr>
+        <w:t xml:space="preserve">My </w:t>
+      </w:r>
+      <w:r>
+        <w:rPr>
+          <w:b/>
+        </w:rPr>
+        <w:t>prediction</w:t>
+      </w:r>
+      <w:r>
+        <w:rPr>
+          <w:b w:val="0"/>
+        </w:rPr>
+        <w:t xml:space="preserve"> and supporting </w:t>
+      </w:r>
+      <w:r>
+        <w:rPr>
+          <w:b/>
+        </w:rPr>
+        <w:t>evidence</w:t>
+      </w:r>
+      <w:r>
+        <w:rPr>
+          <w:b w:val="0"/>
+        </w:rPr>
+        <w:t>:</w:t>
       </w:r>
     </w:p>
     <w:p>
@@ -265,13 +738,130 @@
       </w:r>
     </w:p>
     <w:p>
-      <w:r>
-        <w:t>Week 1 separated training examples from testing examples. This week asks a different question: could each input actually be known when a prediction is needed? A historical table may contain facts added after the event. A model trained with those facts can appear successful even though the inputs will be missing when it is used.</w:t>
-      </w:r>
-    </w:p>
-    <w:p>
-      <w:r>
-        <w:t>Use fictional library loans. At the instant a book is checked out, predict whether it will be returned more than 14 days later. For completed historical loans, label 1 means days_to_return is greater than 14; label 0 means it is at most 14. Exactly 14 days is on time. Assume no changed due dates in this exercise. All records and values are invented; do not collect classmates' borrowing histories.</w:t>
+      <w:pPr>
+        <w:spacing w:line="336" w:lineRule="auto" w:after="180"/>
+      </w:pPr>
+      <w:r>
+        <w:rPr>
+          <w:b w:val="0"/>
+        </w:rPr>
+        <w:t xml:space="preserve">Week 1 separated </w:t>
+      </w:r>
+      <w:r>
+        <w:rPr>
+          <w:b/>
+        </w:rPr>
+        <w:t>training</w:t>
+      </w:r>
+      <w:r>
+        <w:rPr>
+          <w:b w:val="0"/>
+        </w:rPr>
+        <w:t xml:space="preserve"> examples from testing examples. This week asks a different question: could each </w:t>
+      </w:r>
+      <w:r>
+        <w:rPr>
+          <w:b/>
+        </w:rPr>
+        <w:t>input</w:t>
+      </w:r>
+      <w:r>
+        <w:rPr>
+          <w:b w:val="0"/>
+        </w:rPr>
+        <w:t xml:space="preserve"> actually be known when a </w:t>
+      </w:r>
+      <w:r>
+        <w:rPr>
+          <w:b/>
+        </w:rPr>
+        <w:t>prediction</w:t>
+      </w:r>
+      <w:r>
+        <w:rPr>
+          <w:b w:val="0"/>
+        </w:rPr>
+        <w:t xml:space="preserve"> is needed? A historical table may contain facts added after the event.</w:t>
+      </w:r>
+    </w:p>
+    <w:p>
+      <w:pPr>
+        <w:spacing w:line="336" w:lineRule="auto" w:after="180"/>
+      </w:pPr>
+      <w:r>
+        <w:rPr>
+          <w:b w:val="0"/>
+        </w:rPr>
+        <w:t xml:space="preserve">A model trained with those facts can appear successful even though the </w:t>
+      </w:r>
+      <w:r>
+        <w:rPr>
+          <w:b/>
+        </w:rPr>
+        <w:t>input</w:t>
+      </w:r>
+      <w:r>
+        <w:rPr>
+          <w:b w:val="0"/>
+        </w:rPr>
+        <w:t>s will be missing when it is used.</w:t>
+      </w:r>
+    </w:p>
+    <w:p>
+      <w:pPr>
+        <w:spacing w:line="336" w:lineRule="auto" w:after="180"/>
+      </w:pPr>
+      <w:r>
+        <w:rPr>
+          <w:b w:val="0"/>
+        </w:rPr>
+        <w:t>Use fictional library loans. At the instant a book is checked out, predict whether it will be returned more than 14 days later.</w:t>
+      </w:r>
+    </w:p>
+    <w:p>
+      <w:pPr>
+        <w:spacing w:line="336" w:lineRule="auto" w:after="180"/>
+      </w:pPr>
+      <w:r>
+        <w:rPr>
+          <w:b w:val="0"/>
+        </w:rPr>
+        <w:t xml:space="preserve">For completed historical loans, </w:t>
+      </w:r>
+      <w:r>
+        <w:rPr>
+          <w:b/>
+        </w:rPr>
+        <w:t>label</w:t>
+      </w:r>
+      <w:r>
+        <w:rPr>
+          <w:b w:val="0"/>
+        </w:rPr>
+        <w:t xml:space="preserve"> 1 means days_to_return is greater than 14; </w:t>
+      </w:r>
+      <w:r>
+        <w:rPr>
+          <w:b/>
+        </w:rPr>
+        <w:t>label</w:t>
+      </w:r>
+      <w:r>
+        <w:rPr>
+          <w:b w:val="0"/>
+        </w:rPr>
+        <w:t xml:space="preserve"> 0 means it is at most 14. Exactly 14 days is on time. Assume no changed due dates in this exercise.</w:t>
+      </w:r>
+    </w:p>
+    <w:p>
+      <w:pPr>
+        <w:spacing w:line="336" w:lineRule="auto" w:after="180"/>
+      </w:pPr>
+      <w:r>
+        <w:rPr>
+          <w:b w:val="0"/>
+        </w:rPr>
+        <w:t>All records and values are invented; do not collect classmates' borrowing histories.</w:t>
       </w:r>
     </w:p>
     <w:tbl>
@@ -482,8 +1072,25 @@
       </w:tr>
     </w:tbl>
     <w:p>
-      <w:r>
-        <w:t>queue_at_checkout is a saved count of waiting requests at that instant. It is not the queue when we later export the table. Candidate means available to consider, not proven useful or appropriate. Exclude the arbitrary loan identifier from this exercise; keep it separately to track records.</w:t>
+      <w:pPr>
+        <w:spacing w:line="336" w:lineRule="auto" w:after="180"/>
+      </w:pPr>
+      <w:r>
+        <w:rPr>
+          <w:b w:val="0"/>
+        </w:rPr>
+        <w:t>queue_at_checkout is a saved count of waiting requests at that instant. It is not the queue when we later export the table. Candidate means available to consider, not proven useful or appropriate.</w:t>
+      </w:r>
+    </w:p>
+    <w:p>
+      <w:pPr>
+        <w:spacing w:line="336" w:lineRule="auto" w:after="180"/>
+      </w:pPr>
+      <w:r>
+        <w:rPr>
+          <w:b w:val="0"/>
+        </w:rPr>
+        <w:t>Exclude the arbitrary loan identifier from this exercise; keep it separately to track records.</w:t>
       </w:r>
     </w:p>
     <w:p>
@@ -496,7 +1103,24 @@
     </w:p>
     <w:p>
       <w:r>
-        <w:t>ML MECHANISM</w:t>
+        <w:t>Follow the mechanism for Features, Labels, Targets. Connect each labelled input, deciding step and result.</w:t>
+      </w:r>
+    </w:p>
+    <w:p>
+      <w:pPr>
+        <w:spacing w:line="336" w:lineRule="auto" w:after="180"/>
+      </w:pPr>
+      <w:r>
+        <w:rPr>
+          <w:b/>
+        </w:rPr>
+        <w:t xml:space="preserve">ML </w:t>
+      </w:r>
+      <w:r>
+        <w:rPr>
+          <w:b/>
+        </w:rPr>
+        <w:t>MECHANISM</w:t>
       </w:r>
     </w:p>
     <w:p>
@@ -508,7 +1132,13 @@
       </w:r>
     </w:p>
     <w:p>
-      <w:r>
+      <w:pPr>
+        <w:spacing w:line="336" w:lineRule="auto" w:after="180"/>
+      </w:pPr>
+      <w:r>
+        <w:rPr>
+          <w:b w:val="0"/>
+        </w:rPr>
         <w:t>Trace the information, fitted behavior, and evaluation proof separately.</w:t>
       </w:r>
     </w:p>
@@ -621,28 +1251,208 @@
       </w:r>
     </w:p>
     <w:p>
-      <w:r>
-        <w:t>QUESTION  Mark features and targets in three datasets and reject information unavailable at real prediction time.</w:t>
-      </w:r>
-    </w:p>
-    <w:p>
-      <w:r>
-        <w:t>MODEL IDEA  Features are the information available at prediction time; the target is the value the model should estimate; labels are observed target values in examples.</w:t>
-      </w:r>
-    </w:p>
-    <w:p>
-      <w:r>
+      <w:pPr>
+        <w:pStyle w:val="Heading3"/>
+      </w:pPr>
+      <w:r>
+        <w:t>Question to explain</w:t>
+      </w:r>
+    </w:p>
+    <w:p>
+      <w:pPr>
+        <w:spacing w:line="336" w:lineRule="auto" w:after="180"/>
+        <w:shd w:fill="F5F1FB"/>
+      </w:pPr>
+      <w:r>
+        <w:rPr>
+          <w:b w:val="0"/>
+        </w:rPr>
+        <w:t xml:space="preserve">QUESTION  Mark </w:t>
+      </w:r>
+      <w:r>
+        <w:rPr>
+          <w:b/>
+        </w:rPr>
+        <w:t>feature</w:t>
+      </w:r>
+      <w:r>
+        <w:rPr>
+          <w:b w:val="0"/>
+        </w:rPr>
+        <w:t xml:space="preserve">s and </w:t>
+      </w:r>
+      <w:r>
+        <w:rPr>
+          <w:b/>
+        </w:rPr>
+        <w:t>target</w:t>
+      </w:r>
+      <w:r>
+        <w:rPr>
+          <w:b w:val="0"/>
+        </w:rPr>
+        <w:t xml:space="preserve">s in three datasets and reject information unavailable at real </w:t>
+      </w:r>
+      <w:r>
+        <w:rPr>
+          <w:b/>
+        </w:rPr>
+        <w:t>prediction time</w:t>
+      </w:r>
+      <w:r>
+        <w:rPr>
+          <w:b w:val="0"/>
+        </w:rPr>
+        <w:t>.</w:t>
+      </w:r>
+    </w:p>
+    <w:p>
+      <w:pPr>
+        <w:spacing w:line="336" w:lineRule="auto" w:after="180"/>
+      </w:pPr>
+      <w:r>
+        <w:rPr>
+          <w:b w:val="0"/>
+        </w:rPr>
+        <w:t xml:space="preserve">MODEL IDEA  </w:t>
+      </w:r>
+      <w:r>
+        <w:rPr>
+          <w:b/>
+        </w:rPr>
+        <w:t>Feature</w:t>
+      </w:r>
+      <w:r>
+        <w:rPr>
+          <w:b w:val="0"/>
+        </w:rPr>
+        <w:t xml:space="preserve">s are the information available at </w:t>
+      </w:r>
+      <w:r>
+        <w:rPr>
+          <w:b/>
+        </w:rPr>
+        <w:t>prediction time</w:t>
+      </w:r>
+      <w:r>
+        <w:rPr>
+          <w:b w:val="0"/>
+        </w:rPr>
+        <w:t xml:space="preserve">; the </w:t>
+      </w:r>
+      <w:r>
+        <w:rPr>
+          <w:b/>
+        </w:rPr>
+        <w:t>target</w:t>
+      </w:r>
+      <w:r>
+        <w:rPr>
+          <w:b w:val="0"/>
+        </w:rPr>
+        <w:t xml:space="preserve"> is the value the model should estimate; </w:t>
+      </w:r>
+      <w:r>
+        <w:rPr>
+          <w:b/>
+        </w:rPr>
+        <w:t>label</w:t>
+      </w:r>
+      <w:r>
+        <w:rPr>
+          <w:b w:val="0"/>
+        </w:rPr>
+        <w:t xml:space="preserve">s are observed </w:t>
+      </w:r>
+      <w:r>
+        <w:rPr>
+          <w:b/>
+        </w:rPr>
+        <w:t>target</w:t>
+      </w:r>
+      <w:r>
+        <w:rPr>
+          <w:b w:val="0"/>
+        </w:rPr>
+        <w:t xml:space="preserve"> values in examples.</w:t>
+      </w:r>
+    </w:p>
+    <w:p>
+      <w:pPr>
+        <w:spacing w:line="336" w:lineRule="auto" w:after="180"/>
+      </w:pPr>
+      <w:r>
+        <w:rPr>
+          <w:b w:val="0"/>
+        </w:rPr>
         <w:t>PROOF NEEDED  Use an unseen case, visible calculation, error analysis, and a stated limitation.</w:t>
       </w:r>
     </w:p>
     <w:p>
-      <w:r>
-        <w:t>UNDER THE HOOD  Plant row: leaf_width=6 cm, color_score=0.72, health=spotted. Features are leaf_width and color_score because they exist before prediction.</w:t>
-      </w:r>
-    </w:p>
-    <w:p>
-      <w:r>
-        <w:t>Draw a fresh data → model → prediction → evaluation trace:</w:t>
+      <w:pPr>
+        <w:pStyle w:val="Heading3"/>
+      </w:pPr>
+      <w:r>
+        <w:t>How the mechanism works</w:t>
+      </w:r>
+    </w:p>
+    <w:p>
+      <w:pPr>
+        <w:spacing w:line="336" w:lineRule="auto" w:after="180"/>
+        <w:shd w:fill="F1F6F8"/>
+      </w:pPr>
+      <w:r>
+        <w:rPr>
+          <w:b w:val="0"/>
+        </w:rPr>
+        <w:t xml:space="preserve">UNDER THE HOOD  Plant row: leaf_width=6 cm, color_score=0.72, health=spotted. </w:t>
+      </w:r>
+      <w:r>
+        <w:rPr>
+          <w:b/>
+        </w:rPr>
+        <w:t>Feature</w:t>
+      </w:r>
+      <w:r>
+        <w:rPr>
+          <w:b w:val="0"/>
+        </w:rPr>
+        <w:t xml:space="preserve">s are leaf_width and color_score because they exist before </w:t>
+      </w:r>
+      <w:r>
+        <w:rPr>
+          <w:b/>
+        </w:rPr>
+        <w:t>prediction</w:t>
+      </w:r>
+      <w:r>
+        <w:rPr>
+          <w:b w:val="0"/>
+        </w:rPr>
+        <w:t>.</w:t>
+      </w:r>
+    </w:p>
+    <w:p>
+      <w:pPr>
+        <w:spacing w:line="336" w:lineRule="auto" w:after="180"/>
+      </w:pPr>
+      <w:r>
+        <w:rPr>
+          <w:b w:val="0"/>
+        </w:rPr>
+        <w:t xml:space="preserve">Draw a fresh data → model → </w:t>
+      </w:r>
+      <w:r>
+        <w:rPr>
+          <w:b/>
+        </w:rPr>
+        <w:t>prediction</w:t>
+      </w:r>
+      <w:r>
+        <w:rPr>
+          <w:b w:val="0"/>
+        </w:rPr>
+        <w:t xml:space="preserve"> → evaluation trace:</w:t>
       </w:r>
     </w:p>
     <w:p>
@@ -682,8 +1492,84 @@
       </w:r>
     </w:p>
     <w:p>
-      <w:r>
-        <w:t>The feature order is always pages first, queue count second. The first output is [120, 2]; the separate label is 1 because this historical loan took 18 days. The new loan produces [80, 0] even though its return outcome does not yet exist. The same feature function serves past and new records. It deliberately selects allowed fields rather than copying every column except returned_late.</w:t>
+      <w:pPr>
+        <w:spacing w:line="336" w:lineRule="auto" w:after="180"/>
+      </w:pPr>
+      <w:r>
+        <w:rPr>
+          <w:b w:val="0"/>
+        </w:rPr>
+        <w:t xml:space="preserve">The </w:t>
+      </w:r>
+      <w:r>
+        <w:rPr>
+          <w:b/>
+        </w:rPr>
+        <w:t>feature</w:t>
+      </w:r>
+      <w:r>
+        <w:rPr>
+          <w:b w:val="0"/>
+        </w:rPr>
+        <w:t xml:space="preserve"> order is always pages first, queue count second. The first </w:t>
+      </w:r>
+      <w:r>
+        <w:rPr>
+          <w:b/>
+        </w:rPr>
+        <w:t>output</w:t>
+      </w:r>
+      <w:r>
+        <w:rPr>
+          <w:b w:val="0"/>
+        </w:rPr>
+        <w:t xml:space="preserve"> is [120, 2]; the separate </w:t>
+      </w:r>
+      <w:r>
+        <w:rPr>
+          <w:b/>
+        </w:rPr>
+        <w:t>label</w:t>
+      </w:r>
+      <w:r>
+        <w:rPr>
+          <w:b w:val="0"/>
+        </w:rPr>
+        <w:t xml:space="preserve"> is 1 because this historical loan took 18 days.</w:t>
+      </w:r>
+    </w:p>
+    <w:p>
+      <w:pPr>
+        <w:spacing w:line="336" w:lineRule="auto" w:after="180"/>
+      </w:pPr>
+      <w:r>
+        <w:rPr>
+          <w:b w:val="0"/>
+        </w:rPr>
+        <w:t xml:space="preserve">The new loan produces [80, 0] even though its return outcome does not yet exist. The same </w:t>
+      </w:r>
+      <w:r>
+        <w:rPr>
+          <w:b/>
+        </w:rPr>
+        <w:t>feature</w:t>
+      </w:r>
+      <w:r>
+        <w:rPr>
+          <w:b w:val="0"/>
+        </w:rPr>
+        <w:t xml:space="preserve"> function serves past and new records.</w:t>
+      </w:r>
+    </w:p>
+    <w:p>
+      <w:pPr>
+        <w:spacing w:line="336" w:lineRule="auto" w:after="180"/>
+      </w:pPr>
+      <w:r>
+        <w:rPr>
+          <w:b w:val="0"/>
+        </w:rPr>
+        <w:t>It deliberately selects allowed fields rather than copying every column except returned_late.</w:t>
       </w:r>
     </w:p>
     <w:p>
@@ -843,8 +1729,49 @@
       </w:r>
     </w:p>
     <w:p>
-      <w:r>
-        <w:t>This code prepares inputs; it does not fit a model or predict lateness. It assumes the two feature fields contain valid nonnegative integer values and pages is positive. A missing required field raises KeyError. A real pipeline needs explicit validation and a missing-data policy.</w:t>
+      <w:pPr>
+        <w:spacing w:line="336" w:lineRule="auto" w:after="180"/>
+      </w:pPr>
+      <w:r>
+        <w:rPr>
+          <w:b w:val="0"/>
+        </w:rPr>
+        <w:t xml:space="preserve">This code prepares </w:t>
+      </w:r>
+      <w:r>
+        <w:rPr>
+          <w:b/>
+        </w:rPr>
+        <w:t>input</w:t>
+      </w:r>
+      <w:r>
+        <w:rPr>
+          <w:b w:val="0"/>
+        </w:rPr>
+        <w:t xml:space="preserve">s; it does not fit a model or predict lateness. It assumes the two </w:t>
+      </w:r>
+      <w:r>
+        <w:rPr>
+          <w:b/>
+        </w:rPr>
+        <w:t>feature</w:t>
+      </w:r>
+      <w:r>
+        <w:rPr>
+          <w:b w:val="0"/>
+        </w:rPr>
+        <w:t xml:space="preserve"> fields contain valid nonnegative integer values and pages is positive. A missing required field raises KeyError.</w:t>
+      </w:r>
+    </w:p>
+    <w:p>
+      <w:pPr>
+        <w:spacing w:line="336" w:lineRule="auto" w:after="180"/>
+      </w:pPr>
+      <w:r>
+        <w:rPr>
+          <w:b w:val="0"/>
+        </w:rPr>
+        <w:t>A real pipeline needs explicit validation and a missing-data policy.</w:t>
       </w:r>
     </w:p>
     <w:p>
@@ -856,8 +1783,26 @@
       </w:r>
     </w:p>
     <w:p>
-      <w:r>
-        <w:t>Point to the input, the deciding step and the result in this week’s visual. Explain the same step in ordinary words. A picture helps when you can say what each part represents.</w:t>
+      <w:pPr>
+        <w:spacing w:line="336" w:lineRule="auto" w:after="180"/>
+      </w:pPr>
+      <w:r>
+        <w:rPr>
+          <w:b w:val="0"/>
+        </w:rPr>
+        <w:t xml:space="preserve">Point to the </w:t>
+      </w:r>
+      <w:r>
+        <w:rPr>
+          <w:b/>
+        </w:rPr>
+        <w:t>input</w:t>
+      </w:r>
+      <w:r>
+        <w:rPr>
+          <w:b w:val="0"/>
+        </w:rPr>
+        <w:t>, the deciding step and the result in this week’s visual. Explain the same step in ordinary words. A picture helps when you can say what each part represents.</w:t>
       </w:r>
     </w:p>
     <w:p>
@@ -870,6 +1815,17 @@
     </w:p>
     <w:p>
       <w:r>
+        <w:t>Compare the supplied cases for Features, Labels, Targets. Identify the detail that changes the conclusion.</w:t>
+      </w:r>
+    </w:p>
+    <w:p>
+      <w:pPr>
+        <w:spacing w:line="336" w:lineRule="auto" w:after="180"/>
+      </w:pPr>
+      <w:r>
+        <w:rPr>
+          <w:b/>
+        </w:rPr>
         <w:t>EVALUATION DESIGN</w:t>
       </w:r>
     </w:p>
@@ -882,7 +1838,13 @@
       </w:r>
     </w:p>
     <w:p>
-      <w:r>
+      <w:pPr>
+        <w:spacing w:line="336" w:lineRule="auto" w:after="180"/>
+      </w:pPr>
+      <w:r>
+        <w:rPr>
+          <w:b w:val="0"/>
+        </w:rPr>
         <w:t>A system is not understood until it survives more than one comfortable example.</w:t>
       </w:r>
     </w:p>
@@ -1031,32 +1993,115 @@
       </w:r>
     </w:p>
     <w:p>
-      <w:r>
+      <w:pPr>
+        <w:spacing w:line="336" w:lineRule="auto" w:after="180"/>
+      </w:pPr>
+      <w:r>
+        <w:rPr>
+          <w:b w:val="0"/>
+        </w:rPr>
         <w:t>NORMAL  Expected data and expected behavior.</w:t>
       </w:r>
     </w:p>
     <w:p>
-      <w:r>
-        <w:t>BOUNDARY  Value close to a threshold, ambiguous label, or uncertain prediction.</w:t>
-      </w:r>
-    </w:p>
-    <w:p>
-      <w:r>
-        <w:t>MISSING  Necessary field, label, source, or measurement is unavailable.</w:t>
-      </w:r>
-    </w:p>
-    <w:p>
-      <w:r>
+      <w:pPr>
+        <w:pStyle w:val="Heading3"/>
+      </w:pPr>
+      <w:r>
+        <w:t>Keep this boundary clear</w:t>
+      </w:r>
+    </w:p>
+    <w:p>
+      <w:pPr>
+        <w:spacing w:line="336" w:lineRule="auto" w:after="180"/>
+        <w:shd w:fill="FFF5E6"/>
+      </w:pPr>
+      <w:r>
+        <w:rPr>
+          <w:b w:val="0"/>
+        </w:rPr>
+        <w:t xml:space="preserve">BOUNDARY  Value close to a threshold, ambiguous </w:t>
+      </w:r>
+      <w:r>
+        <w:rPr>
+          <w:b/>
+        </w:rPr>
+        <w:t>label</w:t>
+      </w:r>
+      <w:r>
+        <w:rPr>
+          <w:b w:val="0"/>
+        </w:rPr>
+        <w:t xml:space="preserve">, or uncertain </w:t>
+      </w:r>
+      <w:r>
+        <w:rPr>
+          <w:b/>
+        </w:rPr>
+        <w:t>prediction</w:t>
+      </w:r>
+      <w:r>
+        <w:rPr>
+          <w:b w:val="0"/>
+        </w:rPr>
+        <w:t>.</w:t>
+      </w:r>
+    </w:p>
+    <w:p>
+      <w:pPr>
+        <w:spacing w:line="336" w:lineRule="auto" w:after="180"/>
+      </w:pPr>
+      <w:r>
+        <w:rPr>
+          <w:b w:val="0"/>
+        </w:rPr>
+        <w:t xml:space="preserve">MISSING  Necessary field, </w:t>
+      </w:r>
+      <w:r>
+        <w:rPr>
+          <w:b/>
+        </w:rPr>
+        <w:t>label</w:t>
+      </w:r>
+      <w:r>
+        <w:rPr>
+          <w:b w:val="0"/>
+        </w:rPr>
+        <w:t>, source, or measurement is unavailable.</w:t>
+      </w:r>
+    </w:p>
+    <w:p>
+      <w:pPr>
+        <w:spacing w:line="336" w:lineRule="auto" w:after="180"/>
+      </w:pPr>
+      <w:r>
+        <w:rPr>
+          <w:b w:val="0"/>
+        </w:rPr>
         <w:t>SHIFTED  New lighting, species, device, subgroup, or time condition.</w:t>
       </w:r>
     </w:p>
     <w:p>
-      <w:r>
+      <w:pPr>
+        <w:spacing w:line="336" w:lineRule="auto" w:after="180"/>
+        <w:shd w:fill="FFF5E6"/>
+      </w:pPr>
+      <w:r>
+        <w:rPr>
+          <w:b w:val="0"/>
+        </w:rPr>
         <w:t>RELEASE RULE  Passing one case never proves generalization. Predefine expected behavior for all four categories.</w:t>
       </w:r>
     </w:p>
     <w:p>
-      <w:r>
+      <w:pPr>
+        <w:spacing w:line="336" w:lineRule="auto" w:after="180"/>
+        <w:shd w:fill="F5F1FB"/>
+      </w:pPr>
+      <w:r>
+        <w:rPr>
+          <w:b w:val="0"/>
+        </w:rPr>
         <w:t>Which case most threatens today's claim, and why?</w:t>
       </w:r>
     </w:p>
@@ -1069,18 +2114,105 @@
       </w:r>
     </w:p>
     <w:p>
-      <w:r>
-        <w:t>Change: A table adds tomorrow_soil_moisture as an input.</w:t>
-      </w:r>
-    </w:p>
-    <w:p>
-      <w:r>
-        <w:t>Prediction: Reject it for this prediction-time contract.</w:t>
-      </w:r>
-    </w:p>
-    <w:p>
-      <w:r>
-        <w:t>Reason: Tomorrow’s measurement is unavailable when today’s prediction must be issued.</w:t>
+      <w:pPr>
+        <w:pStyle w:val="Heading3"/>
+      </w:pPr>
+      <w:r>
+        <w:t>Change one thing</w:t>
+      </w:r>
+    </w:p>
+    <w:p>
+      <w:pPr>
+        <w:spacing w:line="336" w:lineRule="auto" w:after="180"/>
+        <w:shd w:fill="F5F1FB"/>
+      </w:pPr>
+      <w:r>
+        <w:rPr>
+          <w:b w:val="0"/>
+        </w:rPr>
+        <w:t xml:space="preserve">Change: A table adds tomorrow_soil_moisture as an </w:t>
+      </w:r>
+      <w:r>
+        <w:rPr>
+          <w:b/>
+        </w:rPr>
+        <w:t>input</w:t>
+      </w:r>
+      <w:r>
+        <w:rPr>
+          <w:b w:val="0"/>
+        </w:rPr>
+        <w:t>.</w:t>
+      </w:r>
+    </w:p>
+    <w:p>
+      <w:pPr>
+        <w:pStyle w:val="Heading3"/>
+      </w:pPr>
+      <w:r>
+        <w:t>Predicted result</w:t>
+      </w:r>
+    </w:p>
+    <w:p>
+      <w:pPr>
+        <w:spacing w:line="336" w:lineRule="auto" w:after="180"/>
+        <w:shd w:fill="F1F6FC"/>
+      </w:pPr>
+      <w:r>
+        <w:rPr>
+          <w:b/>
+        </w:rPr>
+        <w:t>Prediction</w:t>
+      </w:r>
+      <w:r>
+        <w:rPr>
+          <w:b w:val="0"/>
+        </w:rPr>
+        <w:t xml:space="preserve">: Reject it for this </w:t>
+      </w:r>
+      <w:r>
+        <w:rPr>
+          <w:b/>
+        </w:rPr>
+        <w:t>prediction</w:t>
+      </w:r>
+      <w:r>
+        <w:rPr>
+          <w:b w:val="0"/>
+        </w:rPr>
+        <w:t>-time contract.</w:t>
+      </w:r>
+    </w:p>
+    <w:p>
+      <w:pPr>
+        <w:pStyle w:val="Heading3"/>
+      </w:pPr>
+      <w:r>
+        <w:t>Why the result follows</w:t>
+      </w:r>
+    </w:p>
+    <w:p>
+      <w:pPr>
+        <w:spacing w:line="336" w:lineRule="auto" w:after="180"/>
+        <w:shd w:fill="F1F6FC"/>
+      </w:pPr>
+      <w:r>
+        <w:rPr>
+          <w:b w:val="0"/>
+        </w:rPr>
+        <w:t xml:space="preserve">Reason: Tomorrow’s measurement is unavailable when today’s </w:t>
+      </w:r>
+      <w:r>
+        <w:rPr>
+          <w:b/>
+        </w:rPr>
+        <w:t>prediction</w:t>
+      </w:r>
+      <w:r>
+        <w:rPr>
+          <w:b w:val="0"/>
+        </w:rPr>
+        <w:t xml:space="preserve"> must be issued.</w:t>
       </w:r>
     </w:p>
     <w:p>
@@ -1093,6 +2225,17 @@
     </w:p>
     <w:p>
       <w:r>
+        <w:t>Use the vocabulary of Features, Labels, Targets to explain a concrete decision, rather than only memorising definitions.</w:t>
+      </w:r>
+    </w:p>
+    <w:p>
+      <w:pPr>
+        <w:spacing w:line="336" w:lineRule="auto" w:after="180"/>
+      </w:pPr>
+      <w:r>
+        <w:rPr>
+          <w:b/>
+        </w:rPr>
         <w:t>VOCABULARY</w:t>
       </w:r>
     </w:p>
@@ -1105,7 +2248,13 @@
       </w:r>
     </w:p>
     <w:p>
-      <w:r>
+      <w:pPr>
+        <w:spacing w:line="336" w:lineRule="auto" w:after="180"/>
+      </w:pPr>
+      <w:r>
+        <w:rPr>
+          <w:b w:val="0"/>
+        </w:rPr>
         <w:t>A definition matters when it lets you interpret a new dataset, model, or result.</w:t>
       </w:r>
     </w:p>
@@ -1421,12 +2570,37 @@
       </w:tr>
     </w:tbl>
     <w:p>
-      <w:r>
-        <w:t>MISCONCEPTION TO REPAIR  Any column correlated with the answer is automatically a good feature.</w:t>
-      </w:r>
-    </w:p>
-    <w:p>
-      <w:r>
+      <w:pPr>
+        <w:spacing w:line="336" w:lineRule="auto" w:after="180"/>
+        <w:shd w:fill="FFF5E6"/>
+      </w:pPr>
+      <w:r>
+        <w:rPr>
+          <w:b w:val="0"/>
+        </w:rPr>
+        <w:t xml:space="preserve">MISCONCEPTION TO REPAIR  Any column correlated with the answer is automatically a good </w:t>
+      </w:r>
+      <w:r>
+        <w:rPr>
+          <w:b/>
+        </w:rPr>
+        <w:t>feature</w:t>
+      </w:r>
+      <w:r>
+        <w:rPr>
+          <w:b w:val="0"/>
+        </w:rPr>
+        <w:t>.</w:t>
+      </w:r>
+    </w:p>
+    <w:p>
+      <w:pPr>
+        <w:spacing w:line="336" w:lineRule="auto" w:after="180"/>
+      </w:pPr>
+      <w:r>
+        <w:rPr>
+          <w:b w:val="0"/>
+        </w:rPr>
         <w:t>Repair the claim using a definition, calculation, or test record:</w:t>
       </w:r>
     </w:p>
@@ -1572,7 +2746,24 @@
     </w:p>
     <w:p>
       <w:r>
-        <w:t>WORKED EVIDENCE</w:t>
+        <w:t>Follow the worked trace for Features, Labels, Targets, predict a step, then compare with its explanation.</w:t>
+      </w:r>
+    </w:p>
+    <w:p>
+      <w:pPr>
+        <w:spacing w:line="336" w:lineRule="auto" w:after="180"/>
+      </w:pPr>
+      <w:r>
+        <w:rPr>
+          <w:b/>
+        </w:rPr>
+        <w:t xml:space="preserve">WORKED </w:t>
+      </w:r>
+      <w:r>
+        <w:rPr>
+          <w:b/>
+        </w:rPr>
+        <w:t>EVIDENCE</w:t>
       </w:r>
     </w:p>
     <w:p>
@@ -1584,8 +2775,26 @@
       </w:r>
     </w:p>
     <w:p>
-      <w:r>
-        <w:t>Predict first. Then check each step. A correct answer without visible evidence cannot be audited.</w:t>
+      <w:pPr>
+        <w:spacing w:line="336" w:lineRule="auto" w:after="180"/>
+      </w:pPr>
+      <w:r>
+        <w:rPr>
+          <w:b w:val="0"/>
+        </w:rPr>
+        <w:t xml:space="preserve">Predict first. Then check each step. A correct answer without visible </w:t>
+      </w:r>
+      <w:r>
+        <w:rPr>
+          <w:b/>
+        </w:rPr>
+        <w:t>evidence</w:t>
+      </w:r>
+      <w:r>
+        <w:rPr>
+          <w:b w:val="0"/>
+        </w:rPr>
+        <w:t xml:space="preserve"> cannot be audited.</w:t>
       </w:r>
     </w:p>
     <w:p>
@@ -1625,33 +2834,190 @@
       </w:r>
     </w:p>
     <w:p>
-      <w:r>
+      <w:pPr>
+        <w:pStyle w:val="Heading3"/>
+      </w:pPr>
+      <w:r>
+        <w:t>Step 1</w:t>
+      </w:r>
+    </w:p>
+    <w:p>
+      <w:pPr>
+        <w:spacing w:line="336" w:lineRule="auto" w:after="180"/>
+        <w:shd w:fill="F4F9FC"/>
+      </w:pPr>
+      <w:r>
+        <w:rPr>
+          <w:b w:val="0"/>
+        </w:rPr>
         <w:t>STEP 1  Plant row: leaf_width=6 cm, color_score=0.72, health=spotted.</w:t>
       </w:r>
     </w:p>
     <w:p>
-      <w:r>
-        <w:t>STEP 2  Features are leaf_width and color_score because they exist before prediction.</w:t>
-      </w:r>
-    </w:p>
-    <w:p>
-      <w:r>
-        <w:t>STEP 3  Target is health; the stored value spotted is this row's label.</w:t>
-      </w:r>
-    </w:p>
-    <w:p>
-      <w:r>
-        <w:t>STEP 4  A treatment-result field recorded later is not a valid prediction-time feature.</w:t>
-      </w:r>
-    </w:p>
-    <w:p>
-      <w:r>
+      <w:pPr>
+        <w:pStyle w:val="Heading3"/>
+      </w:pPr>
+      <w:r>
+        <w:t>Step 2</w:t>
+      </w:r>
+    </w:p>
+    <w:p>
+      <w:pPr>
+        <w:spacing w:line="336" w:lineRule="auto" w:after="180"/>
+        <w:shd w:fill="F4F9FC"/>
+      </w:pPr>
+      <w:r>
+        <w:rPr>
+          <w:b w:val="0"/>
+        </w:rPr>
+        <w:t xml:space="preserve">STEP 2  </w:t>
+      </w:r>
+      <w:r>
+        <w:rPr>
+          <w:b/>
+        </w:rPr>
+        <w:t>Feature</w:t>
+      </w:r>
+      <w:r>
+        <w:rPr>
+          <w:b w:val="0"/>
+        </w:rPr>
+        <w:t xml:space="preserve">s are leaf_width and color_score because they exist before </w:t>
+      </w:r>
+      <w:r>
+        <w:rPr>
+          <w:b/>
+        </w:rPr>
+        <w:t>prediction</w:t>
+      </w:r>
+      <w:r>
+        <w:rPr>
+          <w:b w:val="0"/>
+        </w:rPr>
+        <w:t>.</w:t>
+      </w:r>
+    </w:p>
+    <w:p>
+      <w:pPr>
+        <w:pStyle w:val="Heading3"/>
+      </w:pPr>
+      <w:r>
+        <w:t>Step 3</w:t>
+      </w:r>
+    </w:p>
+    <w:p>
+      <w:pPr>
+        <w:spacing w:line="336" w:lineRule="auto" w:after="180"/>
+        <w:shd w:fill="F4F9FC"/>
+      </w:pPr>
+      <w:r>
+        <w:rPr>
+          <w:b w:val="0"/>
+        </w:rPr>
+        <w:t xml:space="preserve">STEP 3  </w:t>
+      </w:r>
+      <w:r>
+        <w:rPr>
+          <w:b/>
+        </w:rPr>
+        <w:t>Target</w:t>
+      </w:r>
+      <w:r>
+        <w:rPr>
+          <w:b w:val="0"/>
+        </w:rPr>
+        <w:t xml:space="preserve"> is health; the stored value spotted is this row's </w:t>
+      </w:r>
+      <w:r>
+        <w:rPr>
+          <w:b/>
+        </w:rPr>
+        <w:t>label</w:t>
+      </w:r>
+      <w:r>
+        <w:rPr>
+          <w:b w:val="0"/>
+        </w:rPr>
+        <w:t>.</w:t>
+      </w:r>
+    </w:p>
+    <w:p>
+      <w:pPr>
+        <w:pStyle w:val="Heading3"/>
+      </w:pPr>
+      <w:r>
+        <w:t>Step 4</w:t>
+      </w:r>
+    </w:p>
+    <w:p>
+      <w:pPr>
+        <w:spacing w:line="336" w:lineRule="auto" w:after="180"/>
+        <w:shd w:fill="F4F9FC"/>
+      </w:pPr>
+      <w:r>
+        <w:rPr>
+          <w:b w:val="0"/>
+        </w:rPr>
+        <w:t xml:space="preserve">STEP 4  A treatment-result field recorded later is not a valid </w:t>
+      </w:r>
+      <w:r>
+        <w:rPr>
+          <w:b/>
+        </w:rPr>
+        <w:t>prediction</w:t>
+      </w:r>
+      <w:r>
+        <w:rPr>
+          <w:b w:val="0"/>
+        </w:rPr>
+        <w:t xml:space="preserve">-time </w:t>
+      </w:r>
+      <w:r>
+        <w:rPr>
+          <w:b/>
+        </w:rPr>
+        <w:t>feature</w:t>
+      </w:r>
+      <w:r>
+        <w:rPr>
+          <w:b w:val="0"/>
+        </w:rPr>
+        <w:t>.</w:t>
+      </w:r>
+    </w:p>
+    <w:p>
+      <w:pPr>
+        <w:spacing w:line="336" w:lineRule="auto" w:after="180"/>
+        <w:shd w:fill="EDF7F3"/>
+      </w:pPr>
+      <w:r>
+        <w:rPr>
+          <w:b w:val="0"/>
+        </w:rPr>
         <w:t>CHECK  Verify the denominator, unit, split, class definition, and data version before interpreting a score.</w:t>
       </w:r>
     </w:p>
     <w:p>
-      <w:r>
-        <w:t>Recalculate, retrace, or restate the evidence independently:</w:t>
+      <w:pPr>
+        <w:spacing w:line="336" w:lineRule="auto" w:after="180"/>
+      </w:pPr>
+      <w:r>
+        <w:rPr>
+          <w:b w:val="0"/>
+        </w:rPr>
+        <w:t xml:space="preserve">Recalculate, retrace, or restate the </w:t>
+      </w:r>
+      <w:r>
+        <w:rPr>
+          <w:b/>
+        </w:rPr>
+        <w:t>evidence</w:t>
+      </w:r>
+      <w:r>
+        <w:rPr>
+          <w:b w:val="0"/>
+        </w:rPr>
+        <w:t xml:space="preserve"> independently:</w:t>
       </w:r>
     </w:p>
     <w:p>
@@ -1663,15 +3029,78 @@
       </w:r>
     </w:p>
     <w:p>
-      <w:r>
-        <w:t>For every proposed input, ask what it means, when it was recorded, and whether the same definition can be supplied at checkout. A field in the historical export is not automatically available at prediction time. An input calculated from later information is also unavailable, even if its name does not mention the outcome.</w:t>
-      </w:r>
-    </w:p>
-    <w:p>
       <w:pPr>
         <w:pStyle w:val="Heading3"/>
       </w:pPr>
       <w:r>
+        <w:t>Worked explanation · Features, Labels, Targets</w:t>
+      </w:r>
+    </w:p>
+    <w:p>
+      <w:pPr>
+        <w:spacing w:line="336" w:lineRule="auto" w:after="180"/>
+        <w:shd w:fill="F1F6FC"/>
+      </w:pPr>
+      <w:r>
+        <w:rPr>
+          <w:b w:val="0"/>
+        </w:rPr>
+        <w:t xml:space="preserve">For every proposed </w:t>
+      </w:r>
+      <w:r>
+        <w:rPr>
+          <w:b/>
+        </w:rPr>
+        <w:t>input</w:t>
+      </w:r>
+      <w:r>
+        <w:rPr>
+          <w:b w:val="0"/>
+        </w:rPr>
+        <w:t xml:space="preserve">, ask what it means, when it was recorded, and whether the same definition can be supplied at checkout. A field in the historical export is not automatically available at </w:t>
+      </w:r>
+      <w:r>
+        <w:rPr>
+          <w:b/>
+        </w:rPr>
+        <w:t>prediction time</w:t>
+      </w:r>
+      <w:r>
+        <w:rPr>
+          <w:b w:val="0"/>
+        </w:rPr>
+        <w:t>.</w:t>
+      </w:r>
+    </w:p>
+    <w:p>
+      <w:pPr>
+        <w:spacing w:line="336" w:lineRule="auto" w:after="180"/>
+        <w:shd w:fill="F1F6FC"/>
+      </w:pPr>
+      <w:r>
+        <w:rPr>
+          <w:b w:val="0"/>
+        </w:rPr>
+        <w:t xml:space="preserve">An </w:t>
+      </w:r>
+      <w:r>
+        <w:rPr>
+          <w:b/>
+        </w:rPr>
+        <w:t>input</w:t>
+      </w:r>
+      <w:r>
+        <w:rPr>
+          <w:b w:val="0"/>
+        </w:rPr>
+        <w:t xml:space="preserve"> calculated from later information is also unavailable, even if its name does not mention the outcome.</w:t>
+      </w:r>
+    </w:p>
+    <w:p>
+      <w:pPr>
+        <w:pStyle w:val="Heading3"/>
+      </w:pPr>
+      <w:r>
         <w:t>A completed loan has pages 200, queue_at_checkout 3 and days_to_return 14. Write the feature list and label. Someone adds overdue_fee calculated after return. Can it become a feature for the checkout prediction? Explain.</w:t>
       </w:r>
     </w:p>
@@ -1709,7 +3138,13 @@
       </w:r>
     </w:p>
     <w:p>
-      <w:r>
+      <w:pPr>
+        <w:spacing w:line="336" w:lineRule="auto" w:after="180"/>
+      </w:pPr>
+      <w:r>
+        <w:rPr>
+          <w:b w:val="0"/>
+        </w:rPr>
         <w:t>Cover the result before checking it. Say what is given, choose the procedure, and follow one step at a time. Then uncover the result and explain your first mismatch. Ask why a step is allowed, not only what number it produces.</w:t>
       </w:r>
     </w:p>
@@ -1722,8 +3157,38 @@
       </w:r>
     </w:p>
     <w:p>
-      <w:r>
-        <w:t>Choose features that exist when a plant prediction must be made.</w:t>
+      <w:pPr>
+        <w:spacing w:line="336" w:lineRule="auto" w:after="180"/>
+      </w:pPr>
+      <w:r>
+        <w:rPr>
+          <w:b w:val="0"/>
+        </w:rPr>
+        <w:t xml:space="preserve">Choose </w:t>
+      </w:r>
+      <w:r>
+        <w:rPr>
+          <w:b/>
+        </w:rPr>
+        <w:t>feature</w:t>
+      </w:r>
+      <w:r>
+        <w:rPr>
+          <w:b w:val="0"/>
+        </w:rPr>
+        <w:t xml:space="preserve">s that exist when a plant </w:t>
+      </w:r>
+      <w:r>
+        <w:rPr>
+          <w:b/>
+        </w:rPr>
+        <w:t>prediction</w:t>
+      </w:r>
+      <w:r>
+        <w:rPr>
+          <w:b w:val="0"/>
+        </w:rPr>
+        <w:t xml:space="preserve"> must be made.</w:t>
       </w:r>
     </w:p>
     <w:p>
@@ -1735,13 +3200,67 @@
       </w:r>
     </w:p>
     <w:p>
-      <w:r>
-        <w:t>Predict next-week wilting at today’s photo capture. Available fields: today_light, today_soil_moisture, plant_id; next_week_wilt is the target recorded later.</w:t>
-      </w:r>
-    </w:p>
-    <w:p>
-      <w:r>
-        <w:t>All inputs and outcomes in this worked example are invented classroom data; no real model run is claimed.</w:t>
+      <w:pPr>
+        <w:pStyle w:val="Heading3"/>
+      </w:pPr>
+      <w:r>
+        <w:t>Supplied facts</w:t>
+      </w:r>
+    </w:p>
+    <w:p>
+      <w:pPr>
+        <w:spacing w:line="336" w:lineRule="auto" w:after="180"/>
+        <w:shd w:fill="F1F6FC"/>
+      </w:pPr>
+      <w:r>
+        <w:rPr>
+          <w:b w:val="0"/>
+        </w:rPr>
+        <w:t xml:space="preserve">Predict next-week wilting at today’s photo capture. Available fields: today_light, today_soil_moisture, plant_id; next_week_wilt is the </w:t>
+      </w:r>
+      <w:r>
+        <w:rPr>
+          <w:b/>
+        </w:rPr>
+        <w:t>target</w:t>
+      </w:r>
+      <w:r>
+        <w:rPr>
+          <w:b w:val="0"/>
+        </w:rPr>
+        <w:t xml:space="preserve"> recorded later.</w:t>
+      </w:r>
+    </w:p>
+    <w:p>
+      <w:pPr>
+        <w:pStyle w:val="Heading3"/>
+      </w:pPr>
+      <w:r>
+        <w:t>Supplied facts</w:t>
+      </w:r>
+    </w:p>
+    <w:p>
+      <w:pPr>
+        <w:spacing w:line="336" w:lineRule="auto" w:after="180"/>
+        <w:shd w:fill="F1F6FC"/>
+      </w:pPr>
+      <w:r>
+        <w:rPr>
+          <w:b w:val="0"/>
+        </w:rPr>
+        <w:t xml:space="preserve">All </w:t>
+      </w:r>
+      <w:r>
+        <w:rPr>
+          <w:b/>
+        </w:rPr>
+        <w:t>input</w:t>
+      </w:r>
+      <w:r>
+        <w:rPr>
+          <w:b w:val="0"/>
+        </w:rPr>
+        <w:t>s and outcomes in this worked example are invented classroom data; no real model run is claimed.</w:t>
       </w:r>
     </w:p>
     <w:p>
@@ -1904,31 +3423,199 @@
       </w:r>
     </w:p>
     <w:p>
-      <w:r>
-        <w:t>Read the picture in order. next_week_wilt supplies the training label, not an input available today. The arrows show which recorded input or intermediate result each decision uses. Explain the deciding step aloud before checking the changed case; pointing to the final answer alone does not show how it follows.</w:t>
-      </w:r>
-    </w:p>
-    <w:p>
       <w:pPr>
         <w:pStyle w:val="Heading3"/>
       </w:pPr>
       <w:r>
+        <w:t>Why the result follows</w:t>
+      </w:r>
+    </w:p>
+    <w:p>
+      <w:pPr>
+        <w:spacing w:line="336" w:lineRule="auto" w:after="180"/>
+        <w:shd w:fill="F1F6FC"/>
+      </w:pPr>
+      <w:r>
+        <w:rPr>
+          <w:b w:val="0"/>
+        </w:rPr>
+        <w:t xml:space="preserve">Read the picture in order. next_week_wilt supplies the </w:t>
+      </w:r>
+      <w:r>
+        <w:rPr>
+          <w:b/>
+        </w:rPr>
+        <w:t>training</w:t>
+      </w:r>
+      <w:r>
+        <w:rPr>
+          <w:b w:val="0"/>
+        </w:rPr>
+        <w:t xml:space="preserve"> </w:t>
+      </w:r>
+      <w:r>
+        <w:rPr>
+          <w:b/>
+        </w:rPr>
+        <w:t>label</w:t>
+      </w:r>
+      <w:r>
+        <w:rPr>
+          <w:b w:val="0"/>
+        </w:rPr>
+        <w:t xml:space="preserve">, not an </w:t>
+      </w:r>
+      <w:r>
+        <w:rPr>
+          <w:b/>
+        </w:rPr>
+        <w:t>input</w:t>
+      </w:r>
+      <w:r>
+        <w:rPr>
+          <w:b w:val="0"/>
+        </w:rPr>
+        <w:t xml:space="preserve"> available today. The arrows show which recorded </w:t>
+      </w:r>
+      <w:r>
+        <w:rPr>
+          <w:b/>
+        </w:rPr>
+        <w:t>input</w:t>
+      </w:r>
+      <w:r>
+        <w:rPr>
+          <w:b w:val="0"/>
+        </w:rPr>
+        <w:t xml:space="preserve"> or intermediate result each decision uses.</w:t>
+      </w:r>
+    </w:p>
+    <w:p>
+      <w:pPr>
+        <w:spacing w:line="336" w:lineRule="auto" w:after="180"/>
+        <w:shd w:fill="F1F6FC"/>
+      </w:pPr>
+      <w:r>
+        <w:rPr>
+          <w:b w:val="0"/>
+        </w:rPr>
+        <w:t>Explain the deciding step aloud before checking the changed case; pointing to the final answer alone does not show how it follows.</w:t>
+      </w:r>
+    </w:p>
+    <w:p>
+      <w:pPr>
+        <w:pStyle w:val="Heading3"/>
+      </w:pPr>
+      <w:r>
         <w:t>What this example does not establish</w:t>
       </w:r>
     </w:p>
     <w:p>
-      <w:r>
+      <w:pPr>
+        <w:pStyle w:val="Heading3"/>
+      </w:pPr>
+      <w:r>
+        <w:t>Keep the stated limit</w:t>
+      </w:r>
+    </w:p>
+    <w:p>
+      <w:pPr>
+        <w:spacing w:line="336" w:lineRule="auto" w:after="180"/>
+        <w:shd w:fill="FFF5E6"/>
+      </w:pPr>
+      <w:r>
+        <w:rPr>
+          <w:b w:val="0"/>
+        </w:rPr>
         <w:t>Eligible fields are not automatically useful or causal. Measure their predictive value with a valid split.</w:t>
       </w:r>
     </w:p>
     <w:p>
-      <w:r>
-        <w:t>Read the labelled picture: Why can a historical table contain a field that is an invalid input? Point to the relevant step in the picture, then write the changed result and the rule or evidence that supports it.</w:t>
-      </w:r>
-    </w:p>
-    <w:p>
-      <w:r>
-        <w:t>Change one thing: A table adds tomorrow_soil_moisture as an input. Predict the result before checking the explanation. What remains the same?</w:t>
+      <w:pPr>
+        <w:pStyle w:val="Heading3"/>
+      </w:pPr>
+      <w:r>
+        <w:t>Keep the stated limit</w:t>
+      </w:r>
+    </w:p>
+    <w:p>
+      <w:pPr>
+        <w:spacing w:line="336" w:lineRule="auto" w:after="180"/>
+        <w:shd w:fill="FFF5E6"/>
+      </w:pPr>
+      <w:r>
+        <w:rPr>
+          <w:b w:val="0"/>
+        </w:rPr>
+        <w:t xml:space="preserve">Read the </w:t>
+      </w:r>
+      <w:r>
+        <w:rPr>
+          <w:b/>
+        </w:rPr>
+        <w:t>label</w:t>
+      </w:r>
+      <w:r>
+        <w:rPr>
+          <w:b w:val="0"/>
+        </w:rPr>
+        <w:t xml:space="preserve">led picture: Why can a historical table contain a field that is an invalid </w:t>
+      </w:r>
+      <w:r>
+        <w:rPr>
+          <w:b/>
+        </w:rPr>
+        <w:t>input</w:t>
+      </w:r>
+      <w:r>
+        <w:rPr>
+          <w:b w:val="0"/>
+        </w:rPr>
+        <w:t xml:space="preserve">? Point to the relevant step in the picture, then write the changed result and the rule or </w:t>
+      </w:r>
+      <w:r>
+        <w:rPr>
+          <w:b/>
+        </w:rPr>
+        <w:t>evidence</w:t>
+      </w:r>
+      <w:r>
+        <w:rPr>
+          <w:b w:val="0"/>
+        </w:rPr>
+        <w:t xml:space="preserve"> that supports it.</w:t>
+      </w:r>
+    </w:p>
+    <w:p>
+      <w:pPr>
+        <w:pStyle w:val="Heading3"/>
+      </w:pPr>
+      <w:r>
+        <w:t>Keep the stated limit</w:t>
+      </w:r>
+    </w:p>
+    <w:p>
+      <w:pPr>
+        <w:spacing w:line="336" w:lineRule="auto" w:after="180"/>
+        <w:shd w:fill="FFF5E6"/>
+      </w:pPr>
+      <w:r>
+        <w:rPr>
+          <w:b w:val="0"/>
+        </w:rPr>
+        <w:t xml:space="preserve">Change one thing: A table adds tomorrow_soil_moisture as an </w:t>
+      </w:r>
+      <w:r>
+        <w:rPr>
+          <w:b/>
+        </w:rPr>
+        <w:t>input</w:t>
+      </w:r>
+      <w:r>
+        <w:rPr>
+          <w:b w:val="0"/>
+        </w:rPr>
+        <w:t>. Predict the result before checking the explanation. What remains the same?</w:t>
       </w:r>
     </w:p>
     <w:p>
@@ -1941,6 +3628,26 @@
     </w:p>
     <w:p>
       <w:r>
+        <w:t>Find the unsupported step in the Features, Labels, Targets claim and explain a repair using the supplied evidence.</w:t>
+      </w:r>
+    </w:p>
+    <w:p>
+      <w:pPr>
+        <w:pStyle w:val="Heading3"/>
+      </w:pPr>
+      <w:r>
+        <w:t>Find the first error</w:t>
+      </w:r>
+    </w:p>
+    <w:p>
+      <w:pPr>
+        <w:spacing w:line="336" w:lineRule="auto" w:after="180"/>
+        <w:shd w:fill="FFF5E6"/>
+      </w:pPr>
+      <w:r>
+        <w:rPr>
+          <w:b w:val="0"/>
+        </w:rPr>
         <w:t>ERROR DETECTIVE</w:t>
       </w:r>
     </w:p>
@@ -1953,7 +3660,13 @@
       </w:r>
     </w:p>
     <w:p>
-      <w:r>
+      <w:pPr>
+        <w:spacing w:line="336" w:lineRule="auto" w:after="180"/>
+      </w:pPr>
+      <w:r>
+        <w:rPr>
+          <w:b w:val="0"/>
+        </w:rPr>
         <w:t>Do not patch the answer. Find the earliest unsupported assumption, data problem, or experiment error.</w:t>
       </w:r>
     </w:p>
@@ -2204,12 +3917,37 @@
       </w:tr>
     </w:tbl>
     <w:p>
-      <w:r>
-        <w:t>CLAIM TO CHALLENGE  Any column correlated with the answer is automatically a good feature.</w:t>
-      </w:r>
-    </w:p>
-    <w:p>
-      <w:r>
+      <w:pPr>
+        <w:spacing w:line="336" w:lineRule="auto" w:after="180"/>
+        <w:shd w:fill="FFF5E6"/>
+      </w:pPr>
+      <w:r>
+        <w:rPr>
+          <w:b w:val="0"/>
+        </w:rPr>
+        <w:t xml:space="preserve">CLAIM TO CHALLENGE  Any column correlated with the answer is automatically a good </w:t>
+      </w:r>
+      <w:r>
+        <w:rPr>
+          <w:b/>
+        </w:rPr>
+        <w:t>feature</w:t>
+      </w:r>
+      <w:r>
+        <w:rPr>
+          <w:b w:val="0"/>
+        </w:rPr>
+        <w:t>.</w:t>
+      </w:r>
+    </w:p>
+    <w:p>
+      <w:pPr>
+        <w:spacing w:line="336" w:lineRule="auto" w:after="180"/>
+      </w:pPr>
+      <w:r>
+        <w:rPr>
+          <w:b w:val="0"/>
+        </w:rPr>
         <w:t>Diagnose one cause and name the cleanest next experiment:</w:t>
       </w:r>
     </w:p>
@@ -2222,20 +3960,182 @@
       </w:r>
     </w:p>
     <w:p>
-      <w:r>
-        <w:t>A feature contract records field names, meaning, units, order and availability time. Here the inputs are pages in pages, then queue_at_checkout in requests, both captured at checkout. The target definition is returned more than 14 days later. Historical outcomes may be available for training, while new outcomes are unknown. Never fill an unknown label with 0 merely because the book has not yet been returned.</w:t>
-      </w:r>
-    </w:p>
-    <w:p>
-      <w:r>
-        <w:t>Availability alone does not establish predictive value, fairness, a causal effect or a reason to use a model. This lesson audits inputs; later lessons evaluate models. If an input cannot be collected at checkout, revise the design or specify a justified missing-input policy before use.</w:t>
-      </w:r>
-    </w:p>
-    <w:p>
       <w:pPr>
         <w:pStyle w:val="Heading3"/>
       </w:pPr>
       <w:r>
+        <w:t>Check the claim against the facts</w:t>
+      </w:r>
+    </w:p>
+    <w:p>
+      <w:pPr>
+        <w:spacing w:line="336" w:lineRule="auto" w:after="180"/>
+        <w:shd w:fill="FFF5E6"/>
+      </w:pPr>
+      <w:r>
+        <w:rPr>
+          <w:b w:val="0"/>
+        </w:rPr>
+        <w:t xml:space="preserve">A </w:t>
+      </w:r>
+      <w:r>
+        <w:rPr>
+          <w:b/>
+        </w:rPr>
+        <w:t>feature contract</w:t>
+      </w:r>
+      <w:r>
+        <w:rPr>
+          <w:b w:val="0"/>
+        </w:rPr>
+        <w:t xml:space="preserve"> records field names, meaning, units, order and availability time. Here the </w:t>
+      </w:r>
+      <w:r>
+        <w:rPr>
+          <w:b/>
+        </w:rPr>
+        <w:t>input</w:t>
+      </w:r>
+      <w:r>
+        <w:rPr>
+          <w:b w:val="0"/>
+        </w:rPr>
+        <w:t>s are pages in pages, then queue_at_checkout in requests, both captured at checkout.</w:t>
+      </w:r>
+    </w:p>
+    <w:p>
+      <w:pPr>
+        <w:spacing w:line="336" w:lineRule="auto" w:after="180"/>
+        <w:shd w:fill="FFF5E6"/>
+      </w:pPr>
+      <w:r>
+        <w:rPr>
+          <w:b w:val="0"/>
+        </w:rPr>
+        <w:t xml:space="preserve">The </w:t>
+      </w:r>
+      <w:r>
+        <w:rPr>
+          <w:b/>
+        </w:rPr>
+        <w:t>target</w:t>
+      </w:r>
+      <w:r>
+        <w:rPr>
+          <w:b w:val="0"/>
+        </w:rPr>
+        <w:t xml:space="preserve"> definition is returned more than 14 days later. Historical outcomes may be available for </w:t>
+      </w:r>
+      <w:r>
+        <w:rPr>
+          <w:b/>
+        </w:rPr>
+        <w:t>training</w:t>
+      </w:r>
+      <w:r>
+        <w:rPr>
+          <w:b w:val="0"/>
+        </w:rPr>
+        <w:t>, while new outcomes are unknown.</w:t>
+      </w:r>
+    </w:p>
+    <w:p>
+      <w:pPr>
+        <w:spacing w:line="336" w:lineRule="auto" w:after="180"/>
+        <w:shd w:fill="FFF5E6"/>
+      </w:pPr>
+      <w:r>
+        <w:rPr>
+          <w:b w:val="0"/>
+        </w:rPr>
+        <w:t xml:space="preserve">Never fill an unknown </w:t>
+      </w:r>
+      <w:r>
+        <w:rPr>
+          <w:b/>
+        </w:rPr>
+        <w:t>label</w:t>
+      </w:r>
+      <w:r>
+        <w:rPr>
+          <w:b w:val="0"/>
+        </w:rPr>
+        <w:t xml:space="preserve"> with 0 merely because the book has not yet been returned.</w:t>
+      </w:r>
+    </w:p>
+    <w:p>
+      <w:pPr>
+        <w:pStyle w:val="Heading3"/>
+      </w:pPr>
+      <w:r>
+        <w:t>Check the claim against the facts</w:t>
+      </w:r>
+    </w:p>
+    <w:p>
+      <w:pPr>
+        <w:spacing w:line="336" w:lineRule="auto" w:after="180"/>
+        <w:shd w:fill="FFF5E6"/>
+      </w:pPr>
+      <w:r>
+        <w:rPr>
+          <w:b w:val="0"/>
+        </w:rPr>
+        <w:t xml:space="preserve">Availability alone does not establish predictive value, fairness, a causal effect or a reason to use a model. This lesson audits </w:t>
+      </w:r>
+      <w:r>
+        <w:rPr>
+          <w:b/>
+        </w:rPr>
+        <w:t>input</w:t>
+      </w:r>
+      <w:r>
+        <w:rPr>
+          <w:b w:val="0"/>
+        </w:rPr>
+        <w:t>s; later lessons evaluate models.</w:t>
+      </w:r>
+    </w:p>
+    <w:p>
+      <w:pPr>
+        <w:spacing w:line="336" w:lineRule="auto" w:after="180"/>
+        <w:shd w:fill="FFF5E6"/>
+      </w:pPr>
+      <w:r>
+        <w:rPr>
+          <w:b w:val="0"/>
+        </w:rPr>
+        <w:t xml:space="preserve">If an </w:t>
+      </w:r>
+      <w:r>
+        <w:rPr>
+          <w:b/>
+        </w:rPr>
+        <w:t>input</w:t>
+      </w:r>
+      <w:r>
+        <w:rPr>
+          <w:b w:val="0"/>
+        </w:rPr>
+        <w:t xml:space="preserve"> cannot be collected at checkout, revise the design or specify a justified missing-</w:t>
+      </w:r>
+      <w:r>
+        <w:rPr>
+          <w:b/>
+        </w:rPr>
+        <w:t>input</w:t>
+      </w:r>
+      <w:r>
+        <w:rPr>
+          <w:b w:val="0"/>
+        </w:rPr>
+        <w:t xml:space="preserve"> policy before use.</w:t>
+      </w:r>
+    </w:p>
+    <w:p>
+      <w:pPr>
+        <w:pStyle w:val="Heading3"/>
+      </w:pPr>
+      <w:r>
         <w:t>Write a two-sentence input contract for this checkout task. Include the feature order and timing, then explain why an unknown future outcome must not be recorded as an on-time return.</w:t>
       </w:r>
     </w:p>
@@ -2274,6 +4174,17 @@
     </w:p>
     <w:p>
       <w:r>
+        <w:t>Practise Features, Labels, Targets with support, then explain the deciding step in your own words.</w:t>
+      </w:r>
+    </w:p>
+    <w:p>
+      <w:pPr>
+        <w:spacing w:line="336" w:lineRule="auto" w:after="180"/>
+      </w:pPr>
+      <w:r>
+        <w:rPr>
+          <w:b/>
+        </w:rPr>
         <w:t>ML STUDIO</w:t>
       </w:r>
     </w:p>
@@ -2286,7 +4197,13 @@
       </w:r>
     </w:p>
     <w:p>
-      <w:r>
+      <w:pPr>
+        <w:spacing w:line="336" w:lineRule="auto" w:after="180"/>
+      </w:pPr>
+      <w:r>
+        <w:rPr>
+          <w:b w:val="0"/>
+        </w:rPr>
         <w:t>A trustworthy result can be reproduced from the recorded data, code, settings, and evaluation rule.</w:t>
       </w:r>
     </w:p>
@@ -2335,37 +4252,118 @@
       </w:r>
     </w:p>
     <w:p>
-      <w:r>
+      <w:pPr>
+        <w:pStyle w:val="Heading3"/>
+      </w:pPr>
+      <w:r>
+        <w:t>Question to explain</w:t>
+      </w:r>
+    </w:p>
+    <w:p>
+      <w:pPr>
+        <w:spacing w:line="336" w:lineRule="auto" w:after="180"/>
+        <w:shd w:fill="F5F1FB"/>
+      </w:pPr>
+      <w:r>
+        <w:rPr>
+          <w:b w:val="0"/>
+        </w:rPr>
         <w:t>QUESTION + intended use + success threshold</w:t>
       </w:r>
     </w:p>
     <w:p>
-      <w:r>
+      <w:pPr>
+        <w:spacing w:line="336" w:lineRule="auto" w:after="180"/>
+      </w:pPr>
+      <w:r>
+        <w:rPr>
+          <w:b w:val="0"/>
+        </w:rPr>
         <w:t>DATA version + grouped split + leakage check</w:t>
       </w:r>
     </w:p>
     <w:p>
-      <w:r>
-        <w:t>CODE/preprocessing + features + model + settings + seed</w:t>
-      </w:r>
-    </w:p>
-    <w:p>
-      <w:r>
+      <w:pPr>
+        <w:spacing w:line="336" w:lineRule="auto" w:after="180"/>
+      </w:pPr>
+      <w:r>
+        <w:rPr>
+          <w:b w:val="0"/>
+        </w:rPr>
+        <w:t>CODE/pre</w:t>
+      </w:r>
+      <w:r>
+        <w:rPr>
+          <w:b/>
+        </w:rPr>
+        <w:t>process</w:t>
+      </w:r>
+      <w:r>
+        <w:rPr>
+          <w:b w:val="0"/>
+        </w:rPr>
+        <w:t xml:space="preserve">ing + </w:t>
+      </w:r>
+      <w:r>
+        <w:rPr>
+          <w:b/>
+        </w:rPr>
+        <w:t>feature</w:t>
+      </w:r>
+      <w:r>
+        <w:rPr>
+          <w:b w:val="0"/>
+        </w:rPr>
+        <w:t>s + model + settings + seed</w:t>
+      </w:r>
+    </w:p>
+    <w:p>
+      <w:pPr>
+        <w:spacing w:line="336" w:lineRule="auto" w:after="180"/>
+      </w:pPr>
+      <w:r>
+        <w:rPr>
+          <w:b w:val="0"/>
+        </w:rPr>
         <w:t>METRICS + positive class + units + denominators</w:t>
       </w:r>
     </w:p>
     <w:p>
-      <w:r>
-        <w:t>PREDICTIONS + errors + subgroup slices + limitations</w:t>
-      </w:r>
-    </w:p>
-    <w:p>
-      <w:r>
+      <w:pPr>
+        <w:spacing w:line="336" w:lineRule="auto" w:after="180"/>
+      </w:pPr>
+      <w:r>
+        <w:rPr>
+          <w:b/>
+        </w:rPr>
+        <w:t>PREDICTION</w:t>
+      </w:r>
+      <w:r>
+        <w:rPr>
+          <w:b w:val="0"/>
+        </w:rPr>
+        <w:t>S + errors + subgroup slices + limitations</w:t>
+      </w:r>
+    </w:p>
+    <w:p>
+      <w:pPr>
+        <w:spacing w:line="336" w:lineRule="auto" w:after="180"/>
+      </w:pPr>
+      <w:r>
+        <w:rPr>
+          <w:b w:val="0"/>
+        </w:rPr>
         <w:t>HUMAN reviewer + release, revise, limit, or stop decision</w:t>
       </w:r>
     </w:p>
     <w:p>
-      <w:r>
+      <w:pPr>
+        <w:spacing w:line="336" w:lineRule="auto" w:after="180"/>
+      </w:pPr>
+      <w:r>
+        <w:rPr>
+          <w:b w:val="0"/>
+        </w:rPr>
         <w:t>Write the minimum record needed to reproduce today's result:</w:t>
       </w:r>
     </w:p>
@@ -2378,13 +4376,119 @@
       </w:r>
     </w:p>
     <w:p>
-      <w:r>
-        <w:t>A learner removes returned_late but keeps days_to_return in the inputs. That still reveals the answer: compare days_to_return with 14. Remove both the target and the later return measurement from prediction inputs. Also exclude a fee calculated after return or a renewal made after checkout. These are examples of target leakage, where unavailable outcome information enters the predictors.</w:t>
-      </w:r>
-    </w:p>
-    <w:p>
-      <w:r>
-        <w:t>Moving rows into a test set does not repair this problem if each test row still contains the later return measurement. Rebuild the inputs to match checkout time and repeat development and evaluation honestly. If earlier test results influenced changes, obtain a new final evaluation set as well.</w:t>
+      <w:pPr>
+        <w:spacing w:line="336" w:lineRule="auto" w:after="180"/>
+      </w:pPr>
+      <w:r>
+        <w:rPr>
+          <w:b w:val="0"/>
+        </w:rPr>
+        <w:t xml:space="preserve">A learner removes returned_late but keeps days_to_return in the </w:t>
+      </w:r>
+      <w:r>
+        <w:rPr>
+          <w:b/>
+        </w:rPr>
+        <w:t>input</w:t>
+      </w:r>
+      <w:r>
+        <w:rPr>
+          <w:b w:val="0"/>
+        </w:rPr>
+        <w:t xml:space="preserve">s. That still reveals the answer: compare days_to_return with 14. Remove both the </w:t>
+      </w:r>
+      <w:r>
+        <w:rPr>
+          <w:b/>
+        </w:rPr>
+        <w:t>target</w:t>
+      </w:r>
+      <w:r>
+        <w:rPr>
+          <w:b w:val="0"/>
+        </w:rPr>
+        <w:t xml:space="preserve"> and the later return measurement from </w:t>
+      </w:r>
+      <w:r>
+        <w:rPr>
+          <w:b/>
+        </w:rPr>
+        <w:t>prediction</w:t>
+      </w:r>
+      <w:r>
+        <w:rPr>
+          <w:b w:val="0"/>
+        </w:rPr>
+        <w:t xml:space="preserve"> </w:t>
+      </w:r>
+      <w:r>
+        <w:rPr>
+          <w:b/>
+        </w:rPr>
+        <w:t>input</w:t>
+      </w:r>
+      <w:r>
+        <w:rPr>
+          <w:b w:val="0"/>
+        </w:rPr>
+        <w:t>s.</w:t>
+      </w:r>
+    </w:p>
+    <w:p>
+      <w:pPr>
+        <w:spacing w:line="336" w:lineRule="auto" w:after="180"/>
+      </w:pPr>
+      <w:r>
+        <w:rPr>
+          <w:b w:val="0"/>
+        </w:rPr>
+        <w:t xml:space="preserve">Also exclude a fee calculated after return or a renewal made after checkout. These are examples of </w:t>
+      </w:r>
+      <w:r>
+        <w:rPr>
+          <w:b/>
+        </w:rPr>
+        <w:t>target leakage</w:t>
+      </w:r>
+      <w:r>
+        <w:rPr>
+          <w:b w:val="0"/>
+        </w:rPr>
+        <w:t>, where unavailable outcome information enters the predictors.</w:t>
+      </w:r>
+    </w:p>
+    <w:p>
+      <w:pPr>
+        <w:spacing w:line="336" w:lineRule="auto" w:after="180"/>
+      </w:pPr>
+      <w:r>
+        <w:rPr>
+          <w:b w:val="0"/>
+        </w:rPr>
+        <w:t xml:space="preserve">Moving rows into a test set does not repair this problem if each test row still contains the later return measurement. Rebuild the </w:t>
+      </w:r>
+      <w:r>
+        <w:rPr>
+          <w:b/>
+        </w:rPr>
+        <w:t>input</w:t>
+      </w:r>
+      <w:r>
+        <w:rPr>
+          <w:b w:val="0"/>
+        </w:rPr>
+        <w:t>s to match checkout time and repeat development and evaluation honestly.</w:t>
+      </w:r>
+    </w:p>
+    <w:p>
+      <w:pPr>
+        <w:spacing w:line="336" w:lineRule="auto" w:after="180"/>
+      </w:pPr>
+      <w:r>
+        <w:rPr>
+          <w:b w:val="0"/>
+        </w:rPr>
+        <w:t>If earlier test results influenced changes, obtain a new final evaluation set as well.</w:t>
       </w:r>
     </w:p>
     <w:p>
@@ -2396,8 +4500,62 @@
       </w:r>
     </w:p>
     <w:p>
-      <w:r>
-        <w:t>Use workbook W2 for the connected example “Features labels and prediction time”. First fill the input and rule boxes. Try the middle steps before asking for a hint. After a hint, try the next step yourself.</w:t>
+      <w:pPr>
+        <w:spacing w:line="336" w:lineRule="auto" w:after="180"/>
+      </w:pPr>
+      <w:r>
+        <w:rPr>
+          <w:b w:val="0"/>
+        </w:rPr>
+        <w:t>Use workbook W2 for the connected example “</w:t>
+      </w:r>
+      <w:r>
+        <w:rPr>
+          <w:b/>
+        </w:rPr>
+        <w:t>Feature</w:t>
+      </w:r>
+      <w:r>
+        <w:rPr>
+          <w:b w:val="0"/>
+        </w:rPr>
+        <w:t xml:space="preserve">s </w:t>
+      </w:r>
+      <w:r>
+        <w:rPr>
+          <w:b/>
+        </w:rPr>
+        <w:t>label</w:t>
+      </w:r>
+      <w:r>
+        <w:rPr>
+          <w:b w:val="0"/>
+        </w:rPr>
+        <w:t xml:space="preserve">s and </w:t>
+      </w:r>
+      <w:r>
+        <w:rPr>
+          <w:b/>
+        </w:rPr>
+        <w:t>prediction time</w:t>
+      </w:r>
+      <w:r>
+        <w:rPr>
+          <w:b w:val="0"/>
+        </w:rPr>
+        <w:t xml:space="preserve">”. First fill the </w:t>
+      </w:r>
+      <w:r>
+        <w:rPr>
+          <w:b/>
+        </w:rPr>
+        <w:t>input</w:t>
+      </w:r>
+      <w:r>
+        <w:rPr>
+          <w:b w:val="0"/>
+        </w:rPr>
+        <w:t xml:space="preserve"> and rule boxes. Try the middle steps before asking for a hint. After a hint, try the next step yourself.</w:t>
       </w:r>
     </w:p>
     <w:tbl>
@@ -2480,7 +4638,13 @@
       </w:tr>
     </w:tbl>
     <w:p>
-      <w:r>
+      <w:pPr>
+        <w:spacing w:line="336" w:lineRule="auto" w:after="180"/>
+      </w:pPr>
+      <w:r>
+        <w:rPr>
+          <w:b w:val="0"/>
+        </w:rPr>
         <w:t>Explain your trace to a partner. Your partner points to one step to check. Swap roles on the next case. Each person writes their own explanation.</w:t>
       </w:r>
     </w:p>
@@ -2493,12 +4657,83 @@
       </w:r>
     </w:p>
     <w:p>
-      <w:r>
-        <w:t>Use the worked case for Features labels and prediction time. Proposed explanation: “Every stored column is a feature”. Decide whether this explanation is supported. Point to the step or supplied fact that decides; explain your repair if needed.</w:t>
-      </w:r>
-    </w:p>
-    <w:p>
-      <w:r>
+      <w:pPr>
+        <w:spacing w:line="336" w:lineRule="auto" w:after="180"/>
+      </w:pPr>
+      <w:r>
+        <w:rPr>
+          <w:b w:val="0"/>
+        </w:rPr>
+        <w:t xml:space="preserve">Use the worked case for </w:t>
+      </w:r>
+      <w:r>
+        <w:rPr>
+          <w:b/>
+        </w:rPr>
+        <w:t>Feature</w:t>
+      </w:r>
+      <w:r>
+        <w:rPr>
+          <w:b w:val="0"/>
+        </w:rPr>
+        <w:t xml:space="preserve">s </w:t>
+      </w:r>
+      <w:r>
+        <w:rPr>
+          <w:b/>
+        </w:rPr>
+        <w:t>label</w:t>
+      </w:r>
+      <w:r>
+        <w:rPr>
+          <w:b w:val="0"/>
+        </w:rPr>
+        <w:t xml:space="preserve">s and </w:t>
+      </w:r>
+      <w:r>
+        <w:rPr>
+          <w:b/>
+        </w:rPr>
+        <w:t>prediction time</w:t>
+      </w:r>
+      <w:r>
+        <w:rPr>
+          <w:b w:val="0"/>
+        </w:rPr>
+        <w:t xml:space="preserve">. Proposed explanation: “Every stored column is a </w:t>
+      </w:r>
+      <w:r>
+        <w:rPr>
+          <w:b/>
+        </w:rPr>
+        <w:t>feature</w:t>
+      </w:r>
+      <w:r>
+        <w:rPr>
+          <w:b w:val="0"/>
+        </w:rPr>
+        <w:t>”. Decide whether this explanation is supported.</w:t>
+      </w:r>
+    </w:p>
+    <w:p>
+      <w:pPr>
+        <w:spacing w:line="336" w:lineRule="auto" w:after="180"/>
+      </w:pPr>
+      <w:r>
+        <w:rPr>
+          <w:b w:val="0"/>
+        </w:rPr>
+        <w:t>Point to the step or supplied fact that decides; explain your repair if needed.</w:t>
+      </w:r>
+    </w:p>
+    <w:p>
+      <w:pPr>
+        <w:spacing w:line="336" w:lineRule="auto" w:after="180"/>
+      </w:pPr>
+      <w:r>
+        <w:rPr>
+          <w:b w:val="0"/>
+        </w:rPr>
         <w:t>Answer on your own before discussion. If you are unsure, say which step you need help with.</w:t>
       </w:r>
     </w:p>
@@ -2511,8 +4746,38 @@
       </w:r>
     </w:p>
     <w:p>
-      <w:r>
-        <w:t>Why can a historical table contain a field that is an invalid input? Point to the relevant step in the picture, then write the changed result and the rule or evidence that supports it.</w:t>
+      <w:pPr>
+        <w:spacing w:line="336" w:lineRule="auto" w:after="180"/>
+      </w:pPr>
+      <w:r>
+        <w:rPr>
+          <w:b w:val="0"/>
+        </w:rPr>
+        <w:t xml:space="preserve">Why can a historical table contain a field that is an invalid </w:t>
+      </w:r>
+      <w:r>
+        <w:rPr>
+          <w:b/>
+        </w:rPr>
+        <w:t>input</w:t>
+      </w:r>
+      <w:r>
+        <w:rPr>
+          <w:b w:val="0"/>
+        </w:rPr>
+        <w:t xml:space="preserve">? Point to the relevant step in the picture, then write the changed result and the rule or </w:t>
+      </w:r>
+      <w:r>
+        <w:rPr>
+          <w:b/>
+        </w:rPr>
+        <w:t>evidence</w:t>
+      </w:r>
+      <w:r>
+        <w:rPr>
+          <w:b w:val="0"/>
+        </w:rPr>
+        <w:t xml:space="preserve"> that supports it.</w:t>
       </w:r>
     </w:p>
     <w:p>
@@ -2544,7 +4809,13 @@
       </w:r>
     </w:p>
     <w:p>
-      <w:r>
+      <w:pPr>
+        <w:spacing w:line="336" w:lineRule="auto" w:after="180"/>
+      </w:pPr>
+      <w:r>
+        <w:rPr>
+          <w:b w:val="0"/>
+        </w:rPr>
         <w:t>This is supported practice. Keep the separately named independent case for an attempt before feedback.</w:t>
       </w:r>
     </w:p>
@@ -2558,7 +4829,24 @@
     </w:p>
     <w:p>
       <w:r>
-        <w:t>EVIDENCE LAB</w:t>
+        <w:t>Investigate Features, Labels, Targets. Record the prediction, actual observation or labelled paper trace, explanation and next test separately.</w:t>
+      </w:r>
+    </w:p>
+    <w:p>
+      <w:pPr>
+        <w:spacing w:line="336" w:lineRule="auto" w:after="180"/>
+      </w:pPr>
+      <w:r>
+        <w:rPr>
+          <w:b/>
+        </w:rPr>
+        <w:t>EVIDENCE</w:t>
+      </w:r>
+      <w:r>
+        <w:rPr>
+          <w:b/>
+        </w:rPr>
+        <w:t xml:space="preserve"> LAB</w:t>
       </w:r>
     </w:p>
     <w:p>
@@ -2570,7 +4858,13 @@
       </w:r>
     </w:p>
     <w:p>
-      <w:r>
+      <w:pPr>
+        <w:spacing w:line="336" w:lineRule="auto" w:after="180"/>
+      </w:pPr>
+      <w:r>
+        <w:rPr>
+          <w:b w:val="0"/>
+        </w:rPr>
         <w:t>Keep the test conditions fixed, record every result, and change only one planned factor.</w:t>
       </w:r>
     </w:p>
@@ -2611,27 +4905,98 @@
       </w:r>
     </w:p>
     <w:p>
-      <w:r>
-        <w:t>1.  Write the hypothesis and expected evidence before running.</w:t>
-      </w:r>
-    </w:p>
-    <w:p>
-      <w:r>
-        <w:t>2.  Feature-or-Target Sort: annotate three tables, explain availability time, and find one disguised post-outcome field.</w:t>
-      </w:r>
-    </w:p>
-    <w:p>
-      <w:r>
+      <w:pPr>
+        <w:spacing w:line="336" w:lineRule="auto" w:after="180"/>
+        <w:shd w:fill="F4F9FC"/>
+      </w:pPr>
+      <w:r>
+        <w:rPr>
+          <w:b w:val="0"/>
+        </w:rPr>
+        <w:t xml:space="preserve">1.  Write the hypothesis and expected </w:t>
+      </w:r>
+      <w:r>
+        <w:rPr>
+          <w:b/>
+        </w:rPr>
+        <w:t>evidence</w:t>
+      </w:r>
+      <w:r>
+        <w:rPr>
+          <w:b w:val="0"/>
+        </w:rPr>
+        <w:t xml:space="preserve"> before running.</w:t>
+      </w:r>
+    </w:p>
+    <w:p>
+      <w:pPr>
+        <w:spacing w:line="336" w:lineRule="auto" w:after="180"/>
+        <w:shd w:fill="F4F9FC"/>
+      </w:pPr>
+      <w:r>
+        <w:rPr>
+          <w:b w:val="0"/>
+        </w:rPr>
+        <w:t xml:space="preserve">2.  </w:t>
+      </w:r>
+      <w:r>
+        <w:rPr>
+          <w:b/>
+        </w:rPr>
+        <w:t>Feature</w:t>
+      </w:r>
+      <w:r>
+        <w:rPr>
+          <w:b w:val="0"/>
+        </w:rPr>
+        <w:t>-or-</w:t>
+      </w:r>
+      <w:r>
+        <w:rPr>
+          <w:b/>
+        </w:rPr>
+        <w:t>Target</w:t>
+      </w:r>
+      <w:r>
+        <w:rPr>
+          <w:b w:val="0"/>
+        </w:rPr>
+        <w:t xml:space="preserve"> Sort: annotate three tables, explain availability time, and find one disguised post-outcome field.</w:t>
+      </w:r>
+    </w:p>
+    <w:p>
+      <w:pPr>
+        <w:spacing w:line="336" w:lineRule="auto" w:after="180"/>
+        <w:shd w:fill="F4F9FC"/>
+      </w:pPr>
+      <w:r>
+        <w:rPr>
+          <w:b w:val="0"/>
+        </w:rPr>
         <w:t>3.  Run one normal, one boundary, one missing, and one shifted case.</w:t>
       </w:r>
     </w:p>
     <w:p>
-      <w:r>
+      <w:pPr>
+        <w:spacing w:line="336" w:lineRule="auto" w:after="180"/>
+        <w:shd w:fill="F4F9FC"/>
+      </w:pPr>
+      <w:r>
+        <w:rPr>
+          <w:b w:val="0"/>
+        </w:rPr>
         <w:t>4.  Calculate the metric from raw counts or row-level errors.</w:t>
       </w:r>
     </w:p>
     <w:p>
-      <w:r>
+      <w:pPr>
+        <w:spacing w:line="336" w:lineRule="auto" w:after="180"/>
+        <w:shd w:fill="F4F9FC"/>
+      </w:pPr>
+      <w:r>
+        <w:rPr>
+          <w:b w:val="0"/>
+        </w:rPr>
         <w:t>5.  Interpret what changed, what did not, and what remains unsafe or unknown.</w:t>
       </w:r>
     </w:p>
@@ -2889,7 +5254,13 @@
       </w:r>
     </w:p>
     <w:p>
-      <w:r>
+      <w:pPr>
+        <w:spacing w:line="336" w:lineRule="auto" w:after="180"/>
+      </w:pPr>
+      <w:r>
+        <w:rPr>
+          <w:b w:val="0"/>
+        </w:rPr>
         <w:t>Before trying: what do I expect, and why? While trying: which step could first go wrong? Afterwards: what did I actually observe, and what should change? Keep “not run” if you only traced the procedure.</w:t>
       </w:r>
     </w:p>
@@ -2903,6 +5274,17 @@
     </w:p>
     <w:p>
       <w:r>
+        <w:t>Move from recall to tracing, diagnosis and transfer in Features, Labels, Targets. Explain why each step is justified.</w:t>
+      </w:r>
+    </w:p>
+    <w:p>
+      <w:pPr>
+        <w:spacing w:line="336" w:lineRule="auto" w:after="180"/>
+      </w:pPr>
+      <w:r>
+        <w:rPr>
+          <w:b/>
+        </w:rPr>
         <w:t>MASTERY</w:t>
       </w:r>
     </w:p>
@@ -2915,8 +5297,26 @@
       </w:r>
     </w:p>
     <w:p>
-      <w:r>
-        <w:t>Move upward only when you can produce evidence without copying the example.</w:t>
+      <w:pPr>
+        <w:spacing w:line="336" w:lineRule="auto" w:after="180"/>
+      </w:pPr>
+      <w:r>
+        <w:rPr>
+          <w:b w:val="0"/>
+        </w:rPr>
+        <w:t xml:space="preserve">Move upward only when you can produce </w:t>
+      </w:r>
+      <w:r>
+        <w:rPr>
+          <w:b/>
+        </w:rPr>
+        <w:t>evidence</w:t>
+      </w:r>
+      <w:r>
+        <w:rPr>
+          <w:b w:val="0"/>
+        </w:rPr>
+        <w:t xml:space="preserve"> without copying the example.</w:t>
       </w:r>
     </w:p>
     <w:p>
@@ -2956,42 +5356,167 @@
       </w:r>
     </w:p>
     <w:p>
-      <w:r>
-        <w:t>DEFINE  Use all four terms precisely: feature, target, label, row.</w:t>
-      </w:r>
-    </w:p>
-    <w:p>
-      <w:r>
-        <w:t>CALCULATE  Reproduce the worked evidence with units and denominator.</w:t>
-      </w:r>
-    </w:p>
-    <w:p>
-      <w:r>
+      <w:pPr>
+        <w:spacing w:line="336" w:lineRule="auto" w:after="180"/>
+      </w:pPr>
+      <w:r>
+        <w:rPr>
+          <w:b w:val="0"/>
+        </w:rPr>
+        <w:t xml:space="preserve">DEFINE  Use all four terms precisely: </w:t>
+      </w:r>
+      <w:r>
+        <w:rPr>
+          <w:b/>
+        </w:rPr>
+        <w:t>feature</w:t>
+      </w:r>
+      <w:r>
+        <w:rPr>
+          <w:b w:val="0"/>
+        </w:rPr>
+        <w:t xml:space="preserve">, </w:t>
+      </w:r>
+      <w:r>
+        <w:rPr>
+          <w:b/>
+        </w:rPr>
+        <w:t>target</w:t>
+      </w:r>
+      <w:r>
+        <w:rPr>
+          <w:b w:val="0"/>
+        </w:rPr>
+        <w:t xml:space="preserve">, </w:t>
+      </w:r>
+      <w:r>
+        <w:rPr>
+          <w:b/>
+        </w:rPr>
+        <w:t>label</w:t>
+      </w:r>
+      <w:r>
+        <w:rPr>
+          <w:b w:val="0"/>
+        </w:rPr>
+        <w:t>, row.</w:t>
+      </w:r>
+    </w:p>
+    <w:p>
+      <w:pPr>
+        <w:spacing w:line="336" w:lineRule="auto" w:after="180"/>
+      </w:pPr>
+      <w:r>
+        <w:rPr>
+          <w:b w:val="0"/>
+        </w:rPr>
+        <w:t xml:space="preserve">CALCULATE  Reproduce the worked </w:t>
+      </w:r>
+      <w:r>
+        <w:rPr>
+          <w:b/>
+        </w:rPr>
+        <w:t>evidence</w:t>
+      </w:r>
+      <w:r>
+        <w:rPr>
+          <w:b w:val="0"/>
+        </w:rPr>
+        <w:t xml:space="preserve"> with units and denominator.</w:t>
+      </w:r>
+    </w:p>
+    <w:p>
+      <w:pPr>
+        <w:spacing w:line="336" w:lineRule="auto" w:after="180"/>
+        <w:shd w:fill="F4F9FC"/>
+      </w:pPr>
+      <w:r>
+        <w:rPr>
+          <w:b w:val="0"/>
+        </w:rPr>
         <w:t>TRACE  Explain the data, code or decision path.</w:t>
       </w:r>
     </w:p>
     <w:p>
-      <w:r>
-        <w:t>DIAGNOSE  Any column correlated with the answer is automatically a good feature.</w:t>
-      </w:r>
-    </w:p>
-    <w:p>
-      <w:r>
+      <w:pPr>
+        <w:spacing w:line="336" w:lineRule="auto" w:after="180"/>
+        <w:shd w:fill="F4F9FC"/>
+      </w:pPr>
+      <w:r>
+        <w:rPr>
+          <w:b w:val="0"/>
+        </w:rPr>
+        <w:t xml:space="preserve">DIAGNOSE  Any column correlated with the answer is automatically a good </w:t>
+      </w:r>
+      <w:r>
+        <w:rPr>
+          <w:b/>
+        </w:rPr>
+        <w:t>feature</w:t>
+      </w:r>
+      <w:r>
+        <w:rPr>
+          <w:b w:val="0"/>
+        </w:rPr>
+        <w:t>.</w:t>
+      </w:r>
+    </w:p>
+    <w:p>
+      <w:pPr>
+        <w:spacing w:line="336" w:lineRule="auto" w:after="180"/>
+        <w:shd w:fill="F4F9FC"/>
+      </w:pPr>
+      <w:r>
+        <w:rPr>
+          <w:b w:val="0"/>
+        </w:rPr>
         <w:t>TRANSFER  Solve a fresh dataset or model case.</w:t>
       </w:r>
     </w:p>
     <w:p>
-      <w:r>
-        <w:t>IMPROVE  Change one cause and rerun fixed evidence.</w:t>
-      </w:r>
-    </w:p>
-    <w:p>
-      <w:r>
+      <w:pPr>
+        <w:spacing w:line="336" w:lineRule="auto" w:after="180"/>
+      </w:pPr>
+      <w:r>
+        <w:rPr>
+          <w:b w:val="0"/>
+        </w:rPr>
+        <w:t xml:space="preserve">IMPROVE  Change one cause and rerun fixed </w:t>
+      </w:r>
+      <w:r>
+        <w:rPr>
+          <w:b/>
+        </w:rPr>
+        <w:t>evidence</w:t>
+      </w:r>
+      <w:r>
+        <w:rPr>
+          <w:b w:val="0"/>
+        </w:rPr>
+        <w:t>.</w:t>
+      </w:r>
+    </w:p>
+    <w:p>
+      <w:pPr>
+        <w:spacing w:line="336" w:lineRule="auto" w:after="180"/>
+        <w:shd w:fill="F4F9FC"/>
+      </w:pPr>
+      <w:r>
+        <w:rPr>
+          <w:b w:val="0"/>
+        </w:rPr>
         <w:t>DEFEND  State intended use, metric, limitation, and human responsibility.</w:t>
       </w:r>
     </w:p>
     <w:p>
-      <w:r>
+      <w:pPr>
+        <w:spacing w:line="336" w:lineRule="auto" w:after="180"/>
+        <w:shd w:fill="F1F6F8"/>
+      </w:pPr>
+      <w:r>
+        <w:rPr>
+          <w:b w:val="0"/>
+        </w:rPr>
         <w:t>MASTERY RULE  A coached calculation becomes mastery only after a different case is completed independently.</w:t>
       </w:r>
     </w:p>
@@ -3005,6 +5530,17 @@
     </w:p>
     <w:p>
       <w:r>
+        <w:t>Apply this week’s idea to Responsible Plant Classifier. Keep an annotated decision and the evidence supporting it.</w:t>
+      </w:r>
+    </w:p>
+    <w:p>
+      <w:pPr>
+        <w:spacing w:line="336" w:lineRule="auto" w:after="180"/>
+      </w:pPr>
+      <w:r>
+        <w:rPr>
+          <w:b/>
+        </w:rPr>
         <w:t>CUMULATIVE PROJECT</w:t>
       </w:r>
     </w:p>
@@ -3017,8 +5553,26 @@
       </w:r>
     </w:p>
     <w:p>
-      <w:r>
-        <w:t>Every week adds one reviewable artifact to the same evidence-based capstone.</w:t>
+      <w:pPr>
+        <w:spacing w:line="336" w:lineRule="auto" w:after="180"/>
+      </w:pPr>
+      <w:r>
+        <w:rPr>
+          <w:b w:val="0"/>
+        </w:rPr>
+        <w:t xml:space="preserve">Every week adds one reviewable artifact to the same </w:t>
+      </w:r>
+      <w:r>
+        <w:rPr>
+          <w:b/>
+        </w:rPr>
+        <w:t>evidence</w:t>
+      </w:r>
+      <w:r>
+        <w:rPr>
+          <w:b w:val="0"/>
+        </w:rPr>
+        <w:t>-based capstone.</w:t>
       </w:r>
     </w:p>
     <w:p>
@@ -3058,43 +5612,134 @@
       </w:r>
     </w:p>
     <w:p>
-      <w:r>
-        <w:t>THIS WEEK'S CHECKPOINT  Define the Plant Classifier target and a first feature list; record units, allowed values, collection method, and availability time.</w:t>
-      </w:r>
-    </w:p>
-    <w:p>
-      <w:r>
+      <w:pPr>
+        <w:spacing w:line="336" w:lineRule="auto" w:after="180"/>
+        <w:shd w:fill="EDF7F3"/>
+      </w:pPr>
+      <w:r>
+        <w:rPr>
+          <w:b w:val="0"/>
+        </w:rPr>
+        <w:t xml:space="preserve">THIS WEEK'S CHECKPOINT  Define the Plant Classifier </w:t>
+      </w:r>
+      <w:r>
+        <w:rPr>
+          <w:b/>
+        </w:rPr>
+        <w:t>target</w:t>
+      </w:r>
+      <w:r>
+        <w:rPr>
+          <w:b w:val="0"/>
+        </w:rPr>
+        <w:t xml:space="preserve"> and a first </w:t>
+      </w:r>
+      <w:r>
+        <w:rPr>
+          <w:b/>
+        </w:rPr>
+        <w:t>feature</w:t>
+      </w:r>
+      <w:r>
+        <w:rPr>
+          <w:b w:val="0"/>
+        </w:rPr>
+        <w:t xml:space="preserve"> list; record units, allowed values, collection method, and availability time.</w:t>
+      </w:r>
+    </w:p>
+    <w:p>
+      <w:pPr>
+        <w:spacing w:line="336" w:lineRule="auto" w:after="180"/>
+        <w:shd w:fill="F5F1FB"/>
+      </w:pPr>
+      <w:r>
+        <w:rPr>
+          <w:b w:val="0"/>
+        </w:rPr>
         <w:t>Which requirement or risk does this artifact address?</w:t>
       </w:r>
     </w:p>
     <w:p>
-      <w:r>
+      <w:pPr>
+        <w:spacing w:line="336" w:lineRule="auto" w:after="180"/>
+        <w:shd w:fill="F5F1FB"/>
+      </w:pPr>
+      <w:r>
+        <w:rPr>
+          <w:b w:val="0"/>
+        </w:rPr>
         <w:t>Which dataset, split, code, and metric version does it use?</w:t>
       </w:r>
     </w:p>
     <w:p>
-      <w:r>
+      <w:pPr>
+        <w:spacing w:line="336" w:lineRule="auto" w:after="180"/>
+        <w:shd w:fill="F5F1FB"/>
+      </w:pPr>
+      <w:r>
+        <w:rPr>
+          <w:b w:val="0"/>
+        </w:rPr>
         <w:t>What normal and shifted cases were tested?</w:t>
       </w:r>
     </w:p>
     <w:p>
-      <w:r>
+      <w:pPr>
+        <w:spacing w:line="336" w:lineRule="auto" w:after="180"/>
+        <w:shd w:fill="F5F1FB"/>
+      </w:pPr>
+      <w:r>
+        <w:rPr>
+          <w:b w:val="0"/>
+        </w:rPr>
         <w:t>What remains uncertain or weak?</w:t>
       </w:r>
     </w:p>
     <w:p>
-      <w:r>
+      <w:pPr>
+        <w:spacing w:line="336" w:lineRule="auto" w:after="180"/>
+        <w:shd w:fill="F5F1FB"/>
+      </w:pPr>
+      <w:r>
+        <w:rPr>
+          <w:b w:val="0"/>
+        </w:rPr>
         <w:t>What decision still belongs to a teacher or qualified human?</w:t>
       </w:r>
     </w:p>
     <w:p>
-      <w:r>
+      <w:pPr>
+        <w:spacing w:line="336" w:lineRule="auto" w:after="180"/>
+        <w:shd w:fill="FFF5E6"/>
+      </w:pPr>
+      <w:r>
+        <w:rPr>
+          <w:b w:val="0"/>
+        </w:rPr>
         <w:t>RESPONSIBLE RELEASE  Never use this classroom prototype for medical, pesticide, agricultural, or other consequential decisions.</w:t>
       </w:r>
     </w:p>
     <w:p>
-      <w:r>
-        <w:t>My evidence-linked project decision:</w:t>
+      <w:pPr>
+        <w:spacing w:line="336" w:lineRule="auto" w:after="180"/>
+      </w:pPr>
+      <w:r>
+        <w:rPr>
+          <w:b w:val="0"/>
+        </w:rPr>
+        <w:t xml:space="preserve">My </w:t>
+      </w:r>
+      <w:r>
+        <w:rPr>
+          <w:b/>
+        </w:rPr>
+        <w:t>evidence</w:t>
+      </w:r>
+      <w:r>
+        <w:rPr>
+          <w:b w:val="0"/>
+        </w:rPr>
+        <w:t>-linked project decision:</w:t>
       </w:r>
     </w:p>
     <w:p>
@@ -3106,8 +5751,43 @@
       </w:r>
     </w:p>
     <w:p>
-      <w:r>
-        <w:t>For your Responsible Plant Classifier, save the input, procedure, observed result and limitation of this check. Label this worked example as practice; use a different, previously unreviewed case when checking independent understanding.</w:t>
+      <w:pPr>
+        <w:spacing w:line="336" w:lineRule="auto" w:after="180"/>
+      </w:pPr>
+      <w:r>
+        <w:rPr>
+          <w:b w:val="0"/>
+        </w:rPr>
+        <w:t xml:space="preserve">For your Responsible Plant Classifier, save the </w:t>
+      </w:r>
+      <w:r>
+        <w:rPr>
+          <w:b/>
+        </w:rPr>
+        <w:t>input</w:t>
+      </w:r>
+      <w:r>
+        <w:rPr>
+          <w:b w:val="0"/>
+        </w:rPr>
+        <w:t>, procedure, observed result and limitation of this check.</w:t>
+      </w:r>
+    </w:p>
+    <w:p>
+      <w:pPr>
+        <w:spacing w:line="336" w:lineRule="auto" w:after="180"/>
+      </w:pPr>
+      <w:r>
+        <w:rPr>
+          <w:b/>
+        </w:rPr>
+        <w:t>Label</w:t>
+      </w:r>
+      <w:r>
+        <w:rPr>
+          <w:b w:val="0"/>
+        </w:rPr>
+        <w:t xml:space="preserve"> this worked example as practice; use a different, previously unreviewed case when checking independent understanding.</w:t>
       </w:r>
     </w:p>
     <w:p>
@@ -3120,6 +5800,17 @@
     </w:p>
     <w:p>
       <w:r>
+        <w:t>Use a genuinely new case for independent evidence. Previously discussed examples remain practice; use the separately named independent case before feedback.</w:t>
+      </w:r>
+    </w:p>
+    <w:p>
+      <w:pPr>
+        <w:spacing w:line="336" w:lineRule="auto" w:after="180"/>
+      </w:pPr>
+      <w:r>
+        <w:rPr>
+          <w:b/>
+        </w:rPr>
         <w:t>INDEPENDENT PROOF</w:t>
       </w:r>
     </w:p>
@@ -3132,7 +5823,13 @@
       </w:r>
     </w:p>
     <w:p>
-      <w:r>
+      <w:pPr>
+        <w:spacing w:line="336" w:lineRule="auto" w:after="180"/>
+      </w:pPr>
+      <w:r>
+        <w:rPr>
+          <w:b w:val="0"/>
+        </w:rPr>
         <w:t>Complete this with a fresh case after guided practice and compare it with the mastery criteria.</w:t>
       </w:r>
     </w:p>
@@ -3173,48 +5870,204 @@
       </w:r>
     </w:p>
     <w:p>
-      <w:r>
-        <w:t>REQUIRED PROOF  Mark features and targets in three datasets and reject information unavailable at real prediction time.</w:t>
-      </w:r>
-    </w:p>
-    <w:p>
-      <w:r>
-        <w:t>□ Define the task, feature/target roles, and intended-use boundary.</w:t>
-      </w:r>
-    </w:p>
-    <w:p>
-      <w:r>
+      <w:pPr>
+        <w:pStyle w:val="Heading3"/>
+      </w:pPr>
+      <w:r>
+        <w:t>What success looks like</w:t>
+      </w:r>
+    </w:p>
+    <w:p>
+      <w:pPr>
+        <w:spacing w:line="336" w:lineRule="auto" w:after="180"/>
+        <w:shd w:fill="EDF7F3"/>
+      </w:pPr>
+      <w:r>
+        <w:rPr>
+          <w:b w:val="0"/>
+        </w:rPr>
+        <w:t xml:space="preserve">REQUIRED PROOF  Mark </w:t>
+      </w:r>
+      <w:r>
+        <w:rPr>
+          <w:b/>
+        </w:rPr>
+        <w:t>feature</w:t>
+      </w:r>
+      <w:r>
+        <w:rPr>
+          <w:b w:val="0"/>
+        </w:rPr>
+        <w:t xml:space="preserve">s and </w:t>
+      </w:r>
+      <w:r>
+        <w:rPr>
+          <w:b/>
+        </w:rPr>
+        <w:t>target</w:t>
+      </w:r>
+      <w:r>
+        <w:rPr>
+          <w:b w:val="0"/>
+        </w:rPr>
+        <w:t xml:space="preserve">s in three datasets and reject information unavailable at real </w:t>
+      </w:r>
+      <w:r>
+        <w:rPr>
+          <w:b/>
+        </w:rPr>
+        <w:t>prediction time</w:t>
+      </w:r>
+      <w:r>
+        <w:rPr>
+          <w:b w:val="0"/>
+        </w:rPr>
+        <w:t>.</w:t>
+      </w:r>
+    </w:p>
+    <w:p>
+      <w:pPr>
+        <w:spacing w:line="336" w:lineRule="auto" w:after="180"/>
+      </w:pPr>
+      <w:r>
+        <w:rPr>
+          <w:b w:val="0"/>
+        </w:rPr>
+        <w:t xml:space="preserve">□ Define the task, </w:t>
+      </w:r>
+      <w:r>
+        <w:rPr>
+          <w:b/>
+        </w:rPr>
+        <w:t>feature</w:t>
+      </w:r>
+      <w:r>
+        <w:rPr>
+          <w:b w:val="0"/>
+        </w:rPr>
+        <w:t>/</w:t>
+      </w:r>
+      <w:r>
+        <w:rPr>
+          <w:b/>
+        </w:rPr>
+        <w:t>target</w:t>
+      </w:r>
+      <w:r>
+        <w:rPr>
+          <w:b w:val="0"/>
+        </w:rPr>
+        <w:t xml:space="preserve"> roles, and intended-use boundary.</w:t>
+      </w:r>
+    </w:p>
+    <w:p>
+      <w:pPr>
+        <w:spacing w:line="336" w:lineRule="auto" w:after="180"/>
+      </w:pPr>
+      <w:r>
+        <w:rPr>
+          <w:b w:val="0"/>
+        </w:rPr>
         <w:t>□ Show the calculation, code trace, or experiment record.</w:t>
       </w:r>
     </w:p>
     <w:p>
-      <w:r>
+      <w:pPr>
+        <w:spacing w:line="336" w:lineRule="auto" w:after="180"/>
+      </w:pPr>
+      <w:r>
+        <w:rPr>
+          <w:b w:val="0"/>
+        </w:rPr>
         <w:t>□ Test a normal case and one revealing boundary, missing, or shifted case.</w:t>
       </w:r>
     </w:p>
     <w:p>
-      <w:r>
+      <w:pPr>
+        <w:spacing w:line="336" w:lineRule="auto" w:after="180"/>
+      </w:pPr>
+      <w:r>
+        <w:rPr>
+          <w:b w:val="0"/>
+        </w:rPr>
         <w:t>□ Diagnose one failure without changing several factors at once.</w:t>
       </w:r>
     </w:p>
     <w:p>
-      <w:r>
+      <w:pPr>
+        <w:spacing w:line="336" w:lineRule="auto" w:after="180"/>
+      </w:pPr>
+      <w:r>
+        <w:rPr>
+          <w:b w:val="0"/>
+        </w:rPr>
         <w:t>□ Name a limitation, fairness concern, and the human-review action.</w:t>
       </w:r>
     </w:p>
     <w:p>
-      <w:r>
-        <w:t>Independent evidence and defense:</w:t>
-      </w:r>
-    </w:p>
-    <w:p>
-      <w:r>
+      <w:pPr>
+        <w:spacing w:line="336" w:lineRule="auto" w:after="180"/>
+      </w:pPr>
+      <w:r>
+        <w:rPr>
+          <w:b w:val="0"/>
+        </w:rPr>
+        <w:t xml:space="preserve">Independent </w:t>
+      </w:r>
+      <w:r>
+        <w:rPr>
+          <w:b/>
+        </w:rPr>
+        <w:t>evidence</w:t>
+      </w:r>
+      <w:r>
+        <w:rPr>
+          <w:b w:val="0"/>
+        </w:rPr>
+        <w:t xml:space="preserve"> and defense:</w:t>
+      </w:r>
+    </w:p>
+    <w:p>
+      <w:pPr>
+        <w:spacing w:line="336" w:lineRule="auto" w:after="180"/>
+      </w:pPr>
+      <w:r>
+        <w:rPr>
+          <w:b w:val="0"/>
+        </w:rPr>
         <w:t>My level:  □ Not yet  □ With one hint  □ Independently  □ I can teach and defend it</w:t>
       </w:r>
     </w:p>
     <w:p>
-      <w:r>
-        <w:t>NEXT BRIDGE  Carry the experiment evidence into: Classification or Regression?.</w:t>
+      <w:pPr>
+        <w:pStyle w:val="Heading3"/>
+      </w:pPr>
+      <w:r>
+        <w:t>Connect to the next lesson</w:t>
+      </w:r>
+    </w:p>
+    <w:p>
+      <w:pPr>
+        <w:spacing w:line="336" w:lineRule="auto" w:after="180"/>
+        <w:shd w:fill="F1F6F8"/>
+      </w:pPr>
+      <w:r>
+        <w:rPr>
+          <w:b w:val="0"/>
+        </w:rPr>
+        <w:t xml:space="preserve">NEXT BRIDGE  Carry the experiment </w:t>
+      </w:r>
+      <w:r>
+        <w:rPr>
+          <w:b/>
+        </w:rPr>
+        <w:t>evidence</w:t>
+      </w:r>
+      <w:r>
+        <w:rPr>
+          <w:b w:val="0"/>
+        </w:rPr>
+        <w:t xml:space="preserve"> into: Classification or Regression?.</w:t>
       </w:r>
     </w:p>
     <w:p>
@@ -3226,6 +6079,11 @@
       </w:r>
     </w:p>
     <w:p>
+      <w:r>
+        <w:t>Revisit the complete Features, Labels, Targets case for supported practice. Repeated examples do not become fresh assessments.</w:t>
+      </w:r>
+    </w:p>
+    <w:p>
       <w:pPr>
         <w:pStyle w:val="Heading3"/>
       </w:pPr>
@@ -3234,7 +6092,13 @@
       </w:r>
     </w:p>
     <w:p>
-      <w:r>
+      <w:pPr>
+        <w:spacing w:line="336" w:lineRule="auto" w:after="180"/>
+      </w:pPr>
+      <w:r>
+        <w:rPr>
+          <w:b w:val="0"/>
+        </w:rPr>
         <w:t>Use the supplied details to practise the weekly concept before attempting the independent question. This case extends the illustrated lesson.</w:t>
       </w:r>
     </w:p>
@@ -3247,8 +6111,26 @@
       </w:r>
     </w:p>
     <w:p>
-      <w:r>
-        <w:t>Rows contain leaf length, edge type and healthy/spotted label.</w:t>
+      <w:pPr>
+        <w:spacing w:line="336" w:lineRule="auto" w:after="180"/>
+      </w:pPr>
+      <w:r>
+        <w:rPr>
+          <w:b w:val="0"/>
+        </w:rPr>
+        <w:t xml:space="preserve">Rows contain leaf length, edge type and healthy/spotted </w:t>
+      </w:r>
+      <w:r>
+        <w:rPr>
+          <w:b/>
+        </w:rPr>
+        <w:t>label</w:t>
+      </w:r>
+      <w:r>
+        <w:rPr>
+          <w:b w:val="0"/>
+        </w:rPr>
+        <w:t>.</w:t>
       </w:r>
     </w:p>
     <w:p>
@@ -3260,8 +6142,62 @@
       </w:r>
     </w:p>
     <w:p>
-      <w:r>
-        <w:t>Identify features, target and prediction-time inputs.</w:t>
+      <w:pPr>
+        <w:spacing w:line="336" w:lineRule="auto" w:after="180"/>
+      </w:pPr>
+      <w:r>
+        <w:rPr>
+          <w:b w:val="0"/>
+        </w:rPr>
+        <w:t xml:space="preserve">Identify </w:t>
+      </w:r>
+      <w:r>
+        <w:rPr>
+          <w:b/>
+        </w:rPr>
+        <w:t>feature</w:t>
+      </w:r>
+      <w:r>
+        <w:rPr>
+          <w:b w:val="0"/>
+        </w:rPr>
+        <w:t xml:space="preserve">s, </w:t>
+      </w:r>
+      <w:r>
+        <w:rPr>
+          <w:b/>
+        </w:rPr>
+        <w:t>target</w:t>
+      </w:r>
+      <w:r>
+        <w:rPr>
+          <w:b w:val="0"/>
+        </w:rPr>
+        <w:t xml:space="preserve"> and </w:t>
+      </w:r>
+      <w:r>
+        <w:rPr>
+          <w:b/>
+        </w:rPr>
+        <w:t>prediction</w:t>
+      </w:r>
+      <w:r>
+        <w:rPr>
+          <w:b w:val="0"/>
+        </w:rPr>
+        <w:t xml:space="preserve">-time </w:t>
+      </w:r>
+      <w:r>
+        <w:rPr>
+          <w:b/>
+        </w:rPr>
+        <w:t>input</w:t>
+      </w:r>
+      <w:r>
+        <w:rPr>
+          <w:b w:val="0"/>
+        </w:rPr>
+        <w:t>s.</w:t>
       </w:r>
     </w:p>
     <w:p>
@@ -3273,8 +6209,86 @@
       </w:r>
     </w:p>
     <w:p>
-      <w:r>
-        <w:t>Length and edge type are candidate features; the label is the target. Do not supply the true target as an input to predicting it. Evaluate feature usefulness.</w:t>
+      <w:pPr>
+        <w:spacing w:line="336" w:lineRule="auto" w:after="180"/>
+      </w:pPr>
+      <w:r>
+        <w:rPr>
+          <w:b w:val="0"/>
+        </w:rPr>
+        <w:t xml:space="preserve">Length and edge type are candidate </w:t>
+      </w:r>
+      <w:r>
+        <w:rPr>
+          <w:b/>
+        </w:rPr>
+        <w:t>feature</w:t>
+      </w:r>
+      <w:r>
+        <w:rPr>
+          <w:b w:val="0"/>
+        </w:rPr>
+        <w:t xml:space="preserve">s; the </w:t>
+      </w:r>
+      <w:r>
+        <w:rPr>
+          <w:b/>
+        </w:rPr>
+        <w:t>label</w:t>
+      </w:r>
+      <w:r>
+        <w:rPr>
+          <w:b w:val="0"/>
+        </w:rPr>
+        <w:t xml:space="preserve"> is the </w:t>
+      </w:r>
+      <w:r>
+        <w:rPr>
+          <w:b/>
+        </w:rPr>
+        <w:t>target</w:t>
+      </w:r>
+      <w:r>
+        <w:rPr>
+          <w:b w:val="0"/>
+        </w:rPr>
+        <w:t xml:space="preserve">. Do not supply the true </w:t>
+      </w:r>
+      <w:r>
+        <w:rPr>
+          <w:b/>
+        </w:rPr>
+        <w:t>target</w:t>
+      </w:r>
+      <w:r>
+        <w:rPr>
+          <w:b w:val="0"/>
+        </w:rPr>
+        <w:t xml:space="preserve"> as an </w:t>
+      </w:r>
+      <w:r>
+        <w:rPr>
+          <w:b/>
+        </w:rPr>
+        <w:t>input</w:t>
+      </w:r>
+      <w:r>
+        <w:rPr>
+          <w:b w:val="0"/>
+        </w:rPr>
+        <w:t xml:space="preserve"> to predicting it. Evaluate </w:t>
+      </w:r>
+      <w:r>
+        <w:rPr>
+          <w:b/>
+        </w:rPr>
+        <w:t>feature</w:t>
+      </w:r>
+      <w:r>
+        <w:rPr>
+          <w:b w:val="0"/>
+        </w:rPr>
+        <w:t xml:space="preserve"> usefulness.</w:t>
       </w:r>
     </w:p>
     <w:p>
@@ -3286,7 +6300,14 @@
       </w:r>
     </w:p>
     <w:p>
-      <w:r>
+      <w:pPr>
+        <w:spacing w:line="336" w:lineRule="auto" w:after="180"/>
+        <w:shd w:fill="F5F1FB"/>
+      </w:pPr>
+      <w:r>
+        <w:rPr>
+          <w:b w:val="0"/>
+        </w:rPr>
         <w:t>Which detail supports the answer, and why does it matter?</w:t>
       </w:r>
     </w:p>
@@ -3464,18 +6485,168 @@
       </w:tr>
     </w:tbl>
     <w:p>
-      <w:r>
-        <w:t>Rows contain leaf length, edge type and healthy/spotted label.</w:t>
-      </w:r>
-    </w:p>
-    <w:p>
-      <w:r>
-        <w:t>Identify features, target and prediction-time inputs.</w:t>
-      </w:r>
-    </w:p>
-    <w:p>
-      <w:r>
-        <w:t>Length and edge type are candidate features; the label is the target. Do not supply the true target as an input to predicting it. Evaluate feature usefulness.</w:t>
+      <w:pPr>
+        <w:spacing w:line="336" w:lineRule="auto" w:after="180"/>
+      </w:pPr>
+      <w:r>
+        <w:rPr>
+          <w:b w:val="0"/>
+        </w:rPr>
+        <w:t xml:space="preserve">Rows contain leaf length, edge type and healthy/spotted </w:t>
+      </w:r>
+      <w:r>
+        <w:rPr>
+          <w:b/>
+        </w:rPr>
+        <w:t>label</w:t>
+      </w:r>
+      <w:r>
+        <w:rPr>
+          <w:b w:val="0"/>
+        </w:rPr>
+        <w:t>.</w:t>
+      </w:r>
+    </w:p>
+    <w:p>
+      <w:pPr>
+        <w:spacing w:line="336" w:lineRule="auto" w:after="180"/>
+      </w:pPr>
+      <w:r>
+        <w:rPr>
+          <w:b w:val="0"/>
+        </w:rPr>
+        <w:t xml:space="preserve">Identify </w:t>
+      </w:r>
+      <w:r>
+        <w:rPr>
+          <w:b/>
+        </w:rPr>
+        <w:t>feature</w:t>
+      </w:r>
+      <w:r>
+        <w:rPr>
+          <w:b w:val="0"/>
+        </w:rPr>
+        <w:t xml:space="preserve">s, </w:t>
+      </w:r>
+      <w:r>
+        <w:rPr>
+          <w:b/>
+        </w:rPr>
+        <w:t>target</w:t>
+      </w:r>
+      <w:r>
+        <w:rPr>
+          <w:b w:val="0"/>
+        </w:rPr>
+        <w:t xml:space="preserve"> and </w:t>
+      </w:r>
+      <w:r>
+        <w:rPr>
+          <w:b/>
+        </w:rPr>
+        <w:t>prediction</w:t>
+      </w:r>
+      <w:r>
+        <w:rPr>
+          <w:b w:val="0"/>
+        </w:rPr>
+        <w:t xml:space="preserve">-time </w:t>
+      </w:r>
+      <w:r>
+        <w:rPr>
+          <w:b/>
+        </w:rPr>
+        <w:t>input</w:t>
+      </w:r>
+      <w:r>
+        <w:rPr>
+          <w:b w:val="0"/>
+        </w:rPr>
+        <w:t>s.</w:t>
+      </w:r>
+    </w:p>
+    <w:p>
+      <w:pPr>
+        <w:spacing w:line="336" w:lineRule="auto" w:after="180"/>
+      </w:pPr>
+      <w:r>
+        <w:rPr>
+          <w:b w:val="0"/>
+        </w:rPr>
+        <w:t xml:space="preserve">Length and edge type are candidate </w:t>
+      </w:r>
+      <w:r>
+        <w:rPr>
+          <w:b/>
+        </w:rPr>
+        <w:t>feature</w:t>
+      </w:r>
+      <w:r>
+        <w:rPr>
+          <w:b w:val="0"/>
+        </w:rPr>
+        <w:t xml:space="preserve">s; the </w:t>
+      </w:r>
+      <w:r>
+        <w:rPr>
+          <w:b/>
+        </w:rPr>
+        <w:t>label</w:t>
+      </w:r>
+      <w:r>
+        <w:rPr>
+          <w:b w:val="0"/>
+        </w:rPr>
+        <w:t xml:space="preserve"> is the </w:t>
+      </w:r>
+      <w:r>
+        <w:rPr>
+          <w:b/>
+        </w:rPr>
+        <w:t>target</w:t>
+      </w:r>
+      <w:r>
+        <w:rPr>
+          <w:b w:val="0"/>
+        </w:rPr>
+        <w:t xml:space="preserve">. Do not supply the true </w:t>
+      </w:r>
+      <w:r>
+        <w:rPr>
+          <w:b/>
+        </w:rPr>
+        <w:t>target</w:t>
+      </w:r>
+      <w:r>
+        <w:rPr>
+          <w:b w:val="0"/>
+        </w:rPr>
+        <w:t xml:space="preserve"> as an </w:t>
+      </w:r>
+      <w:r>
+        <w:rPr>
+          <w:b/>
+        </w:rPr>
+        <w:t>input</w:t>
+      </w:r>
+      <w:r>
+        <w:rPr>
+          <w:b w:val="0"/>
+        </w:rPr>
+        <w:t xml:space="preserve"> to predicting it. Evaluate </w:t>
+      </w:r>
+      <w:r>
+        <w:rPr>
+          <w:b/>
+        </w:rPr>
+        <w:t>feature</w:t>
+      </w:r>
+      <w:r>
+        <w:rPr>
+          <w:b w:val="0"/>
+        </w:rPr>
+        <w:t xml:space="preserve"> usefulness.</w:t>
       </w:r>
     </w:p>
     <w:p>
@@ -3487,6 +6658,11 @@
       </w:r>
     </w:p>
     <w:p>
+      <w:r>
+        <w:t>Attempt the reserved new case before feedback. Record support; the earlier examples below remain additional practice.</w:t>
+      </w:r>
+    </w:p>
+    <w:p>
       <w:pPr>
         <w:pStyle w:val="Heading3"/>
       </w:pPr>
@@ -3495,8 +6671,96 @@
       </w:r>
     </w:p>
     <w:p>
-      <w:r>
-        <w:t>A fictional robot predicts at dispatch whether a parcel trip will take more than 10 minutes. Fields are route_steps and queue_at_dispatch captured at dispatch, trip_id for tracking, arrival_minutes measured after arrival, and slow = 1 when arrival_minutes &gt; 10. Specify inputs, order, target and exclusions. For a past trip with steps 30, queue 2, arrival 10, give features and label. For a new trip with steps 24 and queue 0, give features and explain whether slow is known.</w:t>
+      <w:pPr>
+        <w:spacing w:line="336" w:lineRule="auto" w:after="180"/>
+      </w:pPr>
+      <w:r>
+        <w:rPr>
+          <w:b w:val="0"/>
+        </w:rPr>
+        <w:t>A fictional robot predicts at dispatch whether a parcel trip will take more than 10 minutes.</w:t>
+      </w:r>
+    </w:p>
+    <w:p>
+      <w:pPr>
+        <w:spacing w:line="336" w:lineRule="auto" w:after="180"/>
+      </w:pPr>
+      <w:r>
+        <w:rPr>
+          <w:b w:val="0"/>
+        </w:rPr>
+        <w:t xml:space="preserve">Fields are route_steps and queue_at_dispatch captured at dispatch, trip_id for tracking, arrival_minutes measured after arrival, and slow = 1 when arrival_minutes &gt; 10. Specify </w:t>
+      </w:r>
+      <w:r>
+        <w:rPr>
+          <w:b/>
+        </w:rPr>
+        <w:t>input</w:t>
+      </w:r>
+      <w:r>
+        <w:rPr>
+          <w:b w:val="0"/>
+        </w:rPr>
+        <w:t xml:space="preserve">s, order, </w:t>
+      </w:r>
+      <w:r>
+        <w:rPr>
+          <w:b/>
+        </w:rPr>
+        <w:t>target</w:t>
+      </w:r>
+      <w:r>
+        <w:rPr>
+          <w:b w:val="0"/>
+        </w:rPr>
+        <w:t xml:space="preserve"> and exclusions.</w:t>
+      </w:r>
+    </w:p>
+    <w:p>
+      <w:pPr>
+        <w:spacing w:line="336" w:lineRule="auto" w:after="180"/>
+      </w:pPr>
+      <w:r>
+        <w:rPr>
+          <w:b w:val="0"/>
+        </w:rPr>
+        <w:t xml:space="preserve">For a past trip with steps 30, queue 2, arrival 10, give </w:t>
+      </w:r>
+      <w:r>
+        <w:rPr>
+          <w:b/>
+        </w:rPr>
+        <w:t>feature</w:t>
+      </w:r>
+      <w:r>
+        <w:rPr>
+          <w:b w:val="0"/>
+        </w:rPr>
+        <w:t xml:space="preserve">s and </w:t>
+      </w:r>
+      <w:r>
+        <w:rPr>
+          <w:b/>
+        </w:rPr>
+        <w:t>label</w:t>
+      </w:r>
+      <w:r>
+        <w:rPr>
+          <w:b w:val="0"/>
+        </w:rPr>
+        <w:t xml:space="preserve">. For a new trip with steps 24 and queue 0, give </w:t>
+      </w:r>
+      <w:r>
+        <w:rPr>
+          <w:b/>
+        </w:rPr>
+        <w:t>feature</w:t>
+      </w:r>
+      <w:r>
+        <w:rPr>
+          <w:b w:val="0"/>
+        </w:rPr>
+        <w:t>s and explain whether slow is known.</w:t>
       </w:r>
     </w:p>
     <w:p>
@@ -3543,7 +6807,13 @@
       </w:r>
     </w:p>
     <w:p>
-      <w:r>
+      <w:pPr>
+        <w:spacing w:line="336" w:lineRule="auto" w:after="180"/>
+      </w:pPr>
+      <w:r>
+        <w:rPr>
+          <w:b w:val="0"/>
+        </w:rPr>
         <w:t>Attempt this case before feedback. Record any help. Earlier examples below are further practice; a case already practised with feedback cannot establish fresh transfer.</w:t>
       </w:r>
     </w:p>
@@ -3556,18 +6826,66 @@
       </w:r>
     </w:p>
     <w:p>
-      <w:r>
+      <w:pPr>
+        <w:spacing w:line="336" w:lineRule="auto" w:after="180"/>
+      </w:pPr>
+      <w:r>
+        <w:rPr>
+          <w:b w:val="0"/>
+        </w:rPr>
         <w:t>Close the worked explanation. Apply the idea to this different question without copying.</w:t>
       </w:r>
     </w:p>
     <w:p>
-      <w:r>
-        <w:t>A row contains leaf_length_cm=8, leaf_width_cm=3 and species=fern. For predicting species, identify two features and the target.</w:t>
-      </w:r>
-    </w:p>
-    <w:p>
-      <w:r>
-        <w:t>My answer, with a trace, calculation or supporting evidence</w:t>
+      <w:pPr>
+        <w:spacing w:line="336" w:lineRule="auto" w:after="180"/>
+      </w:pPr>
+      <w:r>
+        <w:rPr>
+          <w:b w:val="0"/>
+        </w:rPr>
+        <w:t xml:space="preserve">A row contains leaf_length_cm=8, leaf_width_cm=3 and species=fern. For predicting species, identify two </w:t>
+      </w:r>
+      <w:r>
+        <w:rPr>
+          <w:b/>
+        </w:rPr>
+        <w:t>feature</w:t>
+      </w:r>
+      <w:r>
+        <w:rPr>
+          <w:b w:val="0"/>
+        </w:rPr>
+        <w:t xml:space="preserve">s and the </w:t>
+      </w:r>
+      <w:r>
+        <w:rPr>
+          <w:b/>
+        </w:rPr>
+        <w:t>target</w:t>
+      </w:r>
+      <w:r>
+        <w:rPr>
+          <w:b w:val="0"/>
+        </w:rPr>
+        <w:t>.</w:t>
+      </w:r>
+    </w:p>
+    <w:p>
+      <w:pPr>
+        <w:spacing w:line="336" w:lineRule="auto" w:after="180"/>
+      </w:pPr>
+      <w:r>
+        <w:rPr>
+          <w:b w:val="0"/>
+        </w:rPr>
+        <w:t xml:space="preserve">My answer, with a trace, calculation or supporting </w:t>
+      </w:r>
+      <w:r>
+        <w:rPr>
+          <w:b/>
+        </w:rPr>
+        <w:t>evidence</w:t>
       </w:r>
     </w:p>
     <w:p>
@@ -3612,13 +6930,37 @@
       </w:r>
     </w:p>
     <w:p>
-      <w:r>
+      <w:pPr>
+        <w:spacing w:line="336" w:lineRule="auto" w:after="180"/>
+      </w:pPr>
+      <w:r>
+        <w:rPr>
+          <w:b w:val="0"/>
+        </w:rPr>
         <w:t>Change one relevant detail. Predict the result before testing. Include a boundary or missing-information case when it helps reveal a limit.</w:t>
       </w:r>
     </w:p>
     <w:p>
-      <w:r>
-        <w:t>My changed input and expected result</w:t>
+      <w:pPr>
+        <w:spacing w:line="336" w:lineRule="auto" w:after="180"/>
+      </w:pPr>
+      <w:r>
+        <w:rPr>
+          <w:b w:val="0"/>
+        </w:rPr>
+        <w:t xml:space="preserve">My changed </w:t>
+      </w:r>
+      <w:r>
+        <w:rPr>
+          <w:b/>
+        </w:rPr>
+        <w:t>input</w:t>
+      </w:r>
+      <w:r>
+        <w:rPr>
+          <w:b w:val="0"/>
+        </w:rPr>
+        <w:t xml:space="preserve"> and expected result</w:t>
       </w:r>
     </w:p>
     <w:p>
@@ -3663,13 +7005,61 @@
       </w:r>
     </w:p>
     <w:p>
-      <w:r>
-        <w:t>Define the Plant Classifier target and a first feature list; record units, allowed values, collection method, and availability time.</w:t>
-      </w:r>
-    </w:p>
-    <w:p>
-      <w:r>
-        <w:t>The evidence I will keep</w:t>
+      <w:pPr>
+        <w:spacing w:line="336" w:lineRule="auto" w:after="180"/>
+      </w:pPr>
+      <w:r>
+        <w:rPr>
+          <w:b w:val="0"/>
+        </w:rPr>
+        <w:t xml:space="preserve">Define the Plant Classifier </w:t>
+      </w:r>
+      <w:r>
+        <w:rPr>
+          <w:b/>
+        </w:rPr>
+        <w:t>target</w:t>
+      </w:r>
+      <w:r>
+        <w:rPr>
+          <w:b w:val="0"/>
+        </w:rPr>
+        <w:t xml:space="preserve"> and a first </w:t>
+      </w:r>
+      <w:r>
+        <w:rPr>
+          <w:b/>
+        </w:rPr>
+        <w:t>feature</w:t>
+      </w:r>
+      <w:r>
+        <w:rPr>
+          <w:b w:val="0"/>
+        </w:rPr>
+        <w:t xml:space="preserve"> list; record units, allowed values, collection method, and availability time.</w:t>
+      </w:r>
+    </w:p>
+    <w:p>
+      <w:pPr>
+        <w:spacing w:line="336" w:lineRule="auto" w:after="180"/>
+      </w:pPr>
+      <w:r>
+        <w:rPr>
+          <w:b w:val="0"/>
+        </w:rPr>
+        <w:t xml:space="preserve">The </w:t>
+      </w:r>
+      <w:r>
+        <w:rPr>
+          <w:b/>
+        </w:rPr>
+        <w:t>evidence</w:t>
+      </w:r>
+      <w:r>
+        <w:rPr>
+          <w:b w:val="0"/>
+        </w:rPr>
+        <w:t xml:space="preserve"> I will keep</w:t>
       </w:r>
     </w:p>
     <w:p>
@@ -3706,8 +7096,26 @@
       </w:r>
     </w:p>
     <w:p>
-      <w:r>
-        <w:t>Your teacher has the independent answer and scoring criteria. Complete the matching workbook week to keep your practice evidence together.</w:t>
+      <w:pPr>
+        <w:spacing w:line="336" w:lineRule="auto" w:after="180"/>
+      </w:pPr>
+      <w:r>
+        <w:rPr>
+          <w:b w:val="0"/>
+        </w:rPr>
+        <w:t xml:space="preserve">Your teacher has the independent answer and scoring criteria. Complete the matching workbook week to keep your practice </w:t>
+      </w:r>
+      <w:r>
+        <w:rPr>
+          <w:b/>
+        </w:rPr>
+        <w:t>evidence</w:t>
+      </w:r>
+      <w:r>
+        <w:rPr>
+          <w:b w:val="0"/>
+        </w:rPr>
+        <w:t xml:space="preserve"> together.</w:t>
       </w:r>
     </w:p>
     <w:p>
@@ -3719,8 +7127,26 @@
       </w:r>
     </w:p>
     <w:p>
-      <w:r>
-        <w:t>A table has leaf length, edge type and verified species. A model predicts species using all three columns. Identify leakage and a legitimate input set.</w:t>
+      <w:pPr>
+        <w:spacing w:line="336" w:lineRule="auto" w:after="180"/>
+      </w:pPr>
+      <w:r>
+        <w:rPr>
+          <w:b w:val="0"/>
+        </w:rPr>
+        <w:t xml:space="preserve">A table has leaf length, edge type and verified species. A model predicts species using all three columns. Identify leakage and a legitimate </w:t>
+      </w:r>
+      <w:r>
+        <w:rPr>
+          <w:b/>
+        </w:rPr>
+        <w:t>input</w:t>
+      </w:r>
+      <w:r>
+        <w:rPr>
+          <w:b w:val="0"/>
+        </w:rPr>
+        <w:t xml:space="preserve"> set.</w:t>
       </w:r>
     </w:p>
     <w:p>
@@ -3775,8 +7201,25 @@
       </w:r>
     </w:p>
     <w:p>
-      <w:r>
-        <w:t>Attempt the independent case before hints. Record whether you worked alone, used a hint or followed a model. After feedback, fix the first unsupported step and explain why it changed. A later check uses a changed case, not a copied answer.</w:t>
+      <w:pPr>
+        <w:spacing w:line="336" w:lineRule="auto" w:after="180"/>
+      </w:pPr>
+      <w:r>
+        <w:rPr>
+          <w:b w:val="0"/>
+        </w:rPr>
+        <w:t>Attempt the independent case before hints. Record whether you worked alone, used a hint or followed a model. After feedback, fix the first unsupported step and explain why it changed.</w:t>
+      </w:r>
+    </w:p>
+    <w:p>
+      <w:pPr>
+        <w:spacing w:line="336" w:lineRule="auto" w:after="180"/>
+      </w:pPr>
+      <w:r>
+        <w:rPr>
+          <w:b w:val="0"/>
+        </w:rPr>
+        <w:t>A later check uses a changed case, not a copied answer.</w:t>
       </w:r>
     </w:p>
     <w:p>
@@ -3789,7 +7232,42 @@
     </w:p>
     <w:p>
       <w:r>
-        <w:t>Start with this question: Choose features that exist when a plant prediction must be made.</w:t>
+        <w:t>Use this map to navigate Features, Labels, Targets, connect the goals to tasks and keep one evidence record for each attempt.</w:t>
+      </w:r>
+    </w:p>
+    <w:p>
+      <w:pPr>
+        <w:spacing w:line="336" w:lineRule="auto" w:after="180"/>
+      </w:pPr>
+      <w:r>
+        <w:rPr>
+          <w:b w:val="0"/>
+        </w:rPr>
+        <w:t xml:space="preserve">Start with this question: Choose </w:t>
+      </w:r>
+      <w:r>
+        <w:rPr>
+          <w:b/>
+        </w:rPr>
+        <w:t>feature</w:t>
+      </w:r>
+      <w:r>
+        <w:rPr>
+          <w:b w:val="0"/>
+        </w:rPr>
+        <w:t xml:space="preserve">s that exist when a plant </w:t>
+      </w:r>
+      <w:r>
+        <w:rPr>
+          <w:b/>
+        </w:rPr>
+        <w:t>prediction</w:t>
+      </w:r>
+      <w:r>
+        <w:rPr>
+          <w:b w:val="0"/>
+        </w:rPr>
+        <w:t xml:space="preserve"> must be made.</w:t>
       </w:r>
     </w:p>
     <w:tbl>
@@ -3895,13 +7373,61 @@
       </w:tr>
     </w:tbl>
     <w:p>
-      <w:r>
-        <w:t>Remember → watch and explain → try with help → investigate → try independently → keep project evidence. Your teacher may spread this lesson across several classes.</w:t>
-      </w:r>
-    </w:p>
-    <w:p>
-      <w:r>
-        <w:t>Keep your first prediction. Compare it with what the evidence shows and explain any change.</w:t>
+      <w:pPr>
+        <w:spacing w:line="336" w:lineRule="auto" w:after="180"/>
+      </w:pPr>
+      <w:r>
+        <w:rPr>
+          <w:b w:val="0"/>
+        </w:rPr>
+        <w:t xml:space="preserve">Remember → watch and explain → try with help → investigate → try independently → keep project </w:t>
+      </w:r>
+      <w:r>
+        <w:rPr>
+          <w:b/>
+        </w:rPr>
+        <w:t>evidence</w:t>
+      </w:r>
+      <w:r>
+        <w:rPr>
+          <w:b w:val="0"/>
+        </w:rPr>
+        <w:t>. Your teacher may spread this lesson across several classes.</w:t>
+      </w:r>
+    </w:p>
+    <w:p>
+      <w:pPr>
+        <w:spacing w:line="336" w:lineRule="auto" w:after="180"/>
+      </w:pPr>
+      <w:r>
+        <w:rPr>
+          <w:b w:val="0"/>
+        </w:rPr>
+        <w:t xml:space="preserve">Keep your first </w:t>
+      </w:r>
+      <w:r>
+        <w:rPr>
+          <w:b/>
+        </w:rPr>
+        <w:t>prediction</w:t>
+      </w:r>
+      <w:r>
+        <w:rPr>
+          <w:b w:val="0"/>
+        </w:rPr>
+        <w:t xml:space="preserve">. Compare it with what the </w:t>
+      </w:r>
+      <w:r>
+        <w:rPr>
+          <w:b/>
+        </w:rPr>
+        <w:t>evidence</w:t>
+      </w:r>
+      <w:r>
+        <w:rPr>
+          <w:b w:val="0"/>
+        </w:rPr>
+        <w:t xml:space="preserve"> shows and explain any change.</w:t>
       </w:r>
     </w:p>
     <w:p>
@@ -3914,7 +7440,54 @@
     </w:p>
     <w:p>
       <w:r>
-        <w:t>Close your notes. Explain this goal in your own words: Separate prediction inputs from observed targets</w:t>
+        <w:t>Explain Features, Labels, Targets without notes, identify a remaining question and plan a later check with a changed case.</w:t>
+      </w:r>
+    </w:p>
+    <w:p>
+      <w:pPr>
+        <w:spacing w:line="336" w:lineRule="auto" w:after="180"/>
+      </w:pPr>
+      <w:r>
+        <w:rPr>
+          <w:b w:val="0"/>
+        </w:rPr>
+        <w:t xml:space="preserve">Close your notes. Explain this goal in your own words: Separate </w:t>
+      </w:r>
+      <w:r>
+        <w:rPr>
+          <w:b/>
+        </w:rPr>
+        <w:t>prediction</w:t>
+      </w:r>
+      <w:r>
+        <w:rPr>
+          <w:b w:val="0"/>
+        </w:rPr>
+        <w:t xml:space="preserve"> </w:t>
+      </w:r>
+      <w:r>
+        <w:rPr>
+          <w:b/>
+        </w:rPr>
+        <w:t>input</w:t>
+      </w:r>
+      <w:r>
+        <w:rPr>
+          <w:b w:val="0"/>
+        </w:rPr>
+        <w:t xml:space="preserve">s from observed </w:t>
+      </w:r>
+      <w:r>
+        <w:rPr>
+          <w:b/>
+        </w:rPr>
+        <w:t>target</w:t>
+      </w:r>
+      <w:r>
+        <w:rPr>
+          <w:b w:val="0"/>
+        </w:rPr>
+        <w:t>s</w:t>
       </w:r>
     </w:p>
     <w:p>
@@ -3951,13 +7524,61 @@
       </w:r>
     </w:p>
     <w:p>
-      <w:r>
-        <w:t>If you are unsure, return to the worked picture and explain one arrow. If you are ready, change an input or assumption and justify your prediction.</w:t>
-      </w:r>
-    </w:p>
-    <w:p>
-      <w:r>
-        <w:t>Save your workbook evidence. At the next review, try a different case before opening your old answer.</w:t>
+      <w:pPr>
+        <w:spacing w:line="336" w:lineRule="auto" w:after="180"/>
+      </w:pPr>
+      <w:r>
+        <w:rPr>
+          <w:b w:val="0"/>
+        </w:rPr>
+        <w:t xml:space="preserve">If you are unsure, return to the worked picture and explain one arrow. If you are ready, change an </w:t>
+      </w:r>
+      <w:r>
+        <w:rPr>
+          <w:b/>
+        </w:rPr>
+        <w:t>input</w:t>
+      </w:r>
+      <w:r>
+        <w:rPr>
+          <w:b w:val="0"/>
+        </w:rPr>
+        <w:t xml:space="preserve"> or assumption and justify your </w:t>
+      </w:r>
+      <w:r>
+        <w:rPr>
+          <w:b/>
+        </w:rPr>
+        <w:t>prediction</w:t>
+      </w:r>
+      <w:r>
+        <w:rPr>
+          <w:b w:val="0"/>
+        </w:rPr>
+        <w:t>.</w:t>
+      </w:r>
+    </w:p>
+    <w:p>
+      <w:pPr>
+        <w:spacing w:line="336" w:lineRule="auto" w:after="180"/>
+      </w:pPr>
+      <w:r>
+        <w:rPr>
+          <w:b w:val="0"/>
+        </w:rPr>
+        <w:t xml:space="preserve">Save your workbook </w:t>
+      </w:r>
+      <w:r>
+        <w:rPr>
+          <w:b/>
+        </w:rPr>
+        <w:t>evidence</w:t>
+      </w:r>
+      <w:r>
+        <w:rPr>
+          <w:b w:val="0"/>
+        </w:rPr>
+        <w:t>. At the next review, try a different case before opening your old answer.</w:t>
       </w:r>
     </w:p>
     <w:p>
@@ -3970,12 +7591,53 @@
     </w:p>
     <w:p>
       <w:r>
+        <w:t>Attempt supported questions before using hints or feedback. Review a missing building block, then keep the completed work.</w:t>
+      </w:r>
+    </w:p>
+    <w:p>
+      <w:pPr>
+        <w:spacing w:line="336" w:lineRule="auto" w:after="180"/>
+      </w:pPr>
+      <w:r>
+        <w:rPr>
+          <w:b w:val="0"/>
+        </w:rPr>
         <w:t>Use this supported practice once, in the browser or on paper. Keep the reserved independent assessment for a separate first attempt before teacher feedback.</w:t>
       </w:r>
     </w:p>
     <w:p>
-      <w:r>
-        <w:t>Choose features that exist when a plant prediction must be made.</w:t>
+      <w:pPr>
+        <w:spacing w:line="336" w:lineRule="auto" w:after="180"/>
+      </w:pPr>
+      <w:r>
+        <w:rPr>
+          <w:b w:val="0"/>
+        </w:rPr>
+        <w:t xml:space="preserve">Choose </w:t>
+      </w:r>
+      <w:r>
+        <w:rPr>
+          <w:b/>
+        </w:rPr>
+        <w:t>feature</w:t>
+      </w:r>
+      <w:r>
+        <w:rPr>
+          <w:b w:val="0"/>
+        </w:rPr>
+        <w:t xml:space="preserve">s that exist when a plant </w:t>
+      </w:r>
+      <w:r>
+        <w:rPr>
+          <w:b/>
+        </w:rPr>
+        <w:t>prediction</w:t>
+      </w:r>
+      <w:r>
+        <w:rPr>
+          <w:b w:val="0"/>
+        </w:rPr>
+        <w:t xml:space="preserve"> must be made.</w:t>
       </w:r>
     </w:p>
     <w:p>
@@ -3987,23 +7649,128 @@
       </w:r>
     </w:p>
     <w:p>
-      <w:r>
-        <w:t>Which labelled step matches this detail? next_week_wilt supplies the training label, not an input available today.</w:t>
-      </w:r>
-    </w:p>
-    <w:p>
-      <w:r>
-        <w:t>1. Select inputs</w:t>
-      </w:r>
-    </w:p>
-    <w:p>
-      <w:r>
-        <w:t>2. Mark prediction time</w:t>
-      </w:r>
-    </w:p>
-    <w:p>
-      <w:r>
-        <w:t>3. Keep target separate</w:t>
+      <w:pPr>
+        <w:spacing w:line="336" w:lineRule="auto" w:after="180"/>
+      </w:pPr>
+      <w:r>
+        <w:rPr>
+          <w:b w:val="0"/>
+        </w:rPr>
+        <w:t xml:space="preserve">Which </w:t>
+      </w:r>
+      <w:r>
+        <w:rPr>
+          <w:b/>
+        </w:rPr>
+        <w:t>label</w:t>
+      </w:r>
+      <w:r>
+        <w:rPr>
+          <w:b w:val="0"/>
+        </w:rPr>
+        <w:t xml:space="preserve">led step matches this detail? next_week_wilt supplies the </w:t>
+      </w:r>
+      <w:r>
+        <w:rPr>
+          <w:b/>
+        </w:rPr>
+        <w:t>training</w:t>
+      </w:r>
+      <w:r>
+        <w:rPr>
+          <w:b w:val="0"/>
+        </w:rPr>
+        <w:t xml:space="preserve"> </w:t>
+      </w:r>
+      <w:r>
+        <w:rPr>
+          <w:b/>
+        </w:rPr>
+        <w:t>label</w:t>
+      </w:r>
+      <w:r>
+        <w:rPr>
+          <w:b w:val="0"/>
+        </w:rPr>
+        <w:t xml:space="preserve">, not an </w:t>
+      </w:r>
+      <w:r>
+        <w:rPr>
+          <w:b/>
+        </w:rPr>
+        <w:t>input</w:t>
+      </w:r>
+      <w:r>
+        <w:rPr>
+          <w:b w:val="0"/>
+        </w:rPr>
+        <w:t xml:space="preserve"> available today.</w:t>
+      </w:r>
+    </w:p>
+    <w:p>
+      <w:pPr>
+        <w:spacing w:line="336" w:lineRule="auto" w:after="180"/>
+        <w:shd w:fill="F4F9FC"/>
+      </w:pPr>
+      <w:r>
+        <w:rPr>
+          <w:b w:val="0"/>
+        </w:rPr>
+        <w:t xml:space="preserve">1. Select </w:t>
+      </w:r>
+      <w:r>
+        <w:rPr>
+          <w:b/>
+        </w:rPr>
+        <w:t>input</w:t>
+      </w:r>
+      <w:r>
+        <w:rPr>
+          <w:b w:val="0"/>
+        </w:rPr>
+        <w:t>s</w:t>
+      </w:r>
+    </w:p>
+    <w:p>
+      <w:pPr>
+        <w:spacing w:line="336" w:lineRule="auto" w:after="180"/>
+        <w:shd w:fill="F4F9FC"/>
+      </w:pPr>
+      <w:r>
+        <w:rPr>
+          <w:b w:val="0"/>
+        </w:rPr>
+        <w:t xml:space="preserve">2. Mark </w:t>
+      </w:r>
+      <w:r>
+        <w:rPr>
+          <w:b/>
+        </w:rPr>
+        <w:t>prediction time</w:t>
+      </w:r>
+    </w:p>
+    <w:p>
+      <w:pPr>
+        <w:spacing w:line="336" w:lineRule="auto" w:after="180"/>
+        <w:shd w:fill="F4F9FC"/>
+      </w:pPr>
+      <w:r>
+        <w:rPr>
+          <w:b w:val="0"/>
+        </w:rPr>
+        <w:t xml:space="preserve">3. Keep </w:t>
+      </w:r>
+      <w:r>
+        <w:rPr>
+          <w:b/>
+        </w:rPr>
+        <w:t>target</w:t>
+      </w:r>
+      <w:r>
+        <w:rPr>
+          <w:b w:val="0"/>
+        </w:rPr>
+        <w:t xml:space="preserve"> separate</w:t>
       </w:r>
     </w:p>
     <w:p>
@@ -4040,48 +7807,282 @@
       </w:r>
     </w:p>
     <w:p>
-      <w:r>
+      <w:pPr>
+        <w:pStyle w:val="Heading3"/>
+      </w:pPr>
+      <w:r>
+        <w:t>Hint · try first</w:t>
+      </w:r>
+    </w:p>
+    <w:p>
+      <w:pPr>
+        <w:spacing w:line="336" w:lineRule="auto" w:after="180"/>
+        <w:shd w:fill="F1F6F8"/>
+      </w:pPr>
+      <w:r>
+        <w:rPr>
+          <w:b w:val="0"/>
+        </w:rPr>
         <w:t>Hint if needed: Read the steps in the pictorial case. Match the supplied detail to the stage that performs or records it.</w:t>
       </w:r>
     </w:p>
     <w:p>
-      <w:r>
-        <w:t>After your attempt, compare with the supported explanation: Keep target separate next_week_wilt supplies the training label, not an input available today. Read the picture in order. next_week_wilt supplies the training label, not an input available today. The arrows show which recorded input or intermediate result each decision uses. Explain the deciding step aloud before checking the changed case; pointing to the final answer alone does not show how it follows.</w:t>
-      </w:r>
-    </w:p>
-    <w:p>
       <w:pPr>
         <w:pStyle w:val="Heading3"/>
       </w:pPr>
       <w:r>
+        <w:t>Feedback · compare after trying</w:t>
+      </w:r>
+    </w:p>
+    <w:p>
+      <w:pPr>
+        <w:spacing w:line="336" w:lineRule="auto" w:after="180"/>
+        <w:shd w:fill="F1F6FC"/>
+      </w:pPr>
+      <w:r>
+        <w:rPr>
+          <w:b w:val="0"/>
+        </w:rPr>
+        <w:t xml:space="preserve">After your attempt, compare with the supported explanation: Keep </w:t>
+      </w:r>
+      <w:r>
+        <w:rPr>
+          <w:b/>
+        </w:rPr>
+        <w:t>target</w:t>
+      </w:r>
+      <w:r>
+        <w:rPr>
+          <w:b w:val="0"/>
+        </w:rPr>
+        <w:t xml:space="preserve"> separate next_week_wilt supplies the </w:t>
+      </w:r>
+      <w:r>
+        <w:rPr>
+          <w:b/>
+        </w:rPr>
+        <w:t>training</w:t>
+      </w:r>
+      <w:r>
+        <w:rPr>
+          <w:b w:val="0"/>
+        </w:rPr>
+        <w:t xml:space="preserve"> </w:t>
+      </w:r>
+      <w:r>
+        <w:rPr>
+          <w:b/>
+        </w:rPr>
+        <w:t>label</w:t>
+      </w:r>
+      <w:r>
+        <w:rPr>
+          <w:b w:val="0"/>
+        </w:rPr>
+        <w:t xml:space="preserve">, not an </w:t>
+      </w:r>
+      <w:r>
+        <w:rPr>
+          <w:b/>
+        </w:rPr>
+        <w:t>input</w:t>
+      </w:r>
+      <w:r>
+        <w:rPr>
+          <w:b w:val="0"/>
+        </w:rPr>
+        <w:t xml:space="preserve"> available today.</w:t>
+      </w:r>
+    </w:p>
+    <w:p>
+      <w:pPr>
+        <w:spacing w:line="336" w:lineRule="auto" w:after="180"/>
+        <w:shd w:fill="F1F6FC"/>
+      </w:pPr>
+      <w:r>
+        <w:rPr>
+          <w:b w:val="0"/>
+        </w:rPr>
+        <w:t xml:space="preserve">Read the picture in order. next_week_wilt supplies the </w:t>
+      </w:r>
+      <w:r>
+        <w:rPr>
+          <w:b/>
+        </w:rPr>
+        <w:t>training</w:t>
+      </w:r>
+      <w:r>
+        <w:rPr>
+          <w:b w:val="0"/>
+        </w:rPr>
+        <w:t xml:space="preserve"> </w:t>
+      </w:r>
+      <w:r>
+        <w:rPr>
+          <w:b/>
+        </w:rPr>
+        <w:t>label</w:t>
+      </w:r>
+      <w:r>
+        <w:rPr>
+          <w:b w:val="0"/>
+        </w:rPr>
+        <w:t xml:space="preserve">, not an </w:t>
+      </w:r>
+      <w:r>
+        <w:rPr>
+          <w:b/>
+        </w:rPr>
+        <w:t>input</w:t>
+      </w:r>
+      <w:r>
+        <w:rPr>
+          <w:b w:val="0"/>
+        </w:rPr>
+        <w:t xml:space="preserve"> available today. The arrows show which recorded </w:t>
+      </w:r>
+      <w:r>
+        <w:rPr>
+          <w:b/>
+        </w:rPr>
+        <w:t>input</w:t>
+      </w:r>
+      <w:r>
+        <w:rPr>
+          <w:b w:val="0"/>
+        </w:rPr>
+        <w:t xml:space="preserve"> or intermediate result each decision uses.</w:t>
+      </w:r>
+    </w:p>
+    <w:p>
+      <w:pPr>
+        <w:spacing w:line="336" w:lineRule="auto" w:after="180"/>
+        <w:shd w:fill="F1F6FC"/>
+      </w:pPr>
+      <w:r>
+        <w:rPr>
+          <w:b w:val="0"/>
+        </w:rPr>
+        <w:t>Explain the deciding step aloud before checking the changed case; pointing to the final answer alone does not show how it follows.</w:t>
+      </w:r>
+    </w:p>
+    <w:p>
+      <w:pPr>
+        <w:pStyle w:val="Heading3"/>
+      </w:pPr>
+      <w:r>
         <w:t>Practice 2: explain the deciding evidence</w:t>
       </w:r>
     </w:p>
     <w:p>
-      <w:r>
-        <w:t>Changed-case practice: A table adds tomorrow_soil_moisture as an input. Which conclusion is supported by the supplied facts?</w:t>
-      </w:r>
-    </w:p>
-    <w:p>
-      <w:r>
-        <w:t>1. Reject it for this prediction-time contract.</w:t>
-      </w:r>
-    </w:p>
-    <w:p>
-      <w:r>
-        <w:t>2. This one example guarantees correct results for every future input.</w:t>
-      </w:r>
-    </w:p>
-    <w:p>
-      <w:r>
-        <w:t>3. We can decide the result without examining the changed input or the procedure.</w:t>
-      </w:r>
-    </w:p>
-    <w:p>
       <w:pPr>
         <w:pStyle w:val="Heading3"/>
       </w:pPr>
       <w:r>
+        <w:t>Changed case · predict first</w:t>
+      </w:r>
+    </w:p>
+    <w:p>
+      <w:pPr>
+        <w:spacing w:line="336" w:lineRule="auto" w:after="180"/>
+        <w:shd w:fill="F5F1FB"/>
+      </w:pPr>
+      <w:r>
+        <w:rPr>
+          <w:b w:val="0"/>
+        </w:rPr>
+        <w:t xml:space="preserve">Changed-case practice: A table adds tomorrow_soil_moisture as an </w:t>
+      </w:r>
+      <w:r>
+        <w:rPr>
+          <w:b/>
+        </w:rPr>
+        <w:t>input</w:t>
+      </w:r>
+      <w:r>
+        <w:rPr>
+          <w:b w:val="0"/>
+        </w:rPr>
+        <w:t>. Which conclusion is supported by the supplied facts?</w:t>
+      </w:r>
+    </w:p>
+    <w:p>
+      <w:pPr>
+        <w:spacing w:line="336" w:lineRule="auto" w:after="180"/>
+        <w:shd w:fill="F4F9FC"/>
+      </w:pPr>
+      <w:r>
+        <w:rPr>
+          <w:b w:val="0"/>
+        </w:rPr>
+        <w:t xml:space="preserve">1. Reject it for this </w:t>
+      </w:r>
+      <w:r>
+        <w:rPr>
+          <w:b/>
+        </w:rPr>
+        <w:t>prediction</w:t>
+      </w:r>
+      <w:r>
+        <w:rPr>
+          <w:b w:val="0"/>
+        </w:rPr>
+        <w:t>-time contract.</w:t>
+      </w:r>
+    </w:p>
+    <w:p>
+      <w:pPr>
+        <w:spacing w:line="336" w:lineRule="auto" w:after="180"/>
+        <w:shd w:fill="F4F9FC"/>
+      </w:pPr>
+      <w:r>
+        <w:rPr>
+          <w:b w:val="0"/>
+        </w:rPr>
+        <w:t xml:space="preserve">2. This one example guarantees correct results for every future </w:t>
+      </w:r>
+      <w:r>
+        <w:rPr>
+          <w:b/>
+        </w:rPr>
+        <w:t>input</w:t>
+      </w:r>
+      <w:r>
+        <w:rPr>
+          <w:b w:val="0"/>
+        </w:rPr>
+        <w:t>.</w:t>
+      </w:r>
+    </w:p>
+    <w:p>
+      <w:pPr>
+        <w:spacing w:line="336" w:lineRule="auto" w:after="180"/>
+        <w:shd w:fill="F4F9FC"/>
+      </w:pPr>
+      <w:r>
+        <w:rPr>
+          <w:b w:val="0"/>
+        </w:rPr>
+        <w:t xml:space="preserve">3. We can decide the result without examining the changed </w:t>
+      </w:r>
+      <w:r>
+        <w:rPr>
+          <w:b/>
+        </w:rPr>
+        <w:t>input</w:t>
+      </w:r>
+      <w:r>
+        <w:rPr>
+          <w:b w:val="0"/>
+        </w:rPr>
+        <w:t xml:space="preserve"> or the procedure.</w:t>
+      </w:r>
+    </w:p>
+    <w:p>
+      <w:pPr>
+        <w:pStyle w:val="Heading3"/>
+      </w:pPr>
+      <w:r>
         <w:t>My selected conclusion, deciding fact and explanation</w:t>
       </w:r>
     </w:p>
@@ -4111,26 +8112,121 @@
       </w:r>
     </w:p>
     <w:p>
-      <w:r>
+      <w:pPr>
+        <w:pStyle w:val="Heading3"/>
+      </w:pPr>
+      <w:r>
+        <w:t>Hint · try first</w:t>
+      </w:r>
+    </w:p>
+    <w:p>
+      <w:pPr>
+        <w:spacing w:line="336" w:lineRule="auto" w:after="180"/>
+        <w:shd w:fill="F1F6F8"/>
+      </w:pPr>
+      <w:r>
+        <w:rPr>
+          <w:b w:val="0"/>
+        </w:rPr>
         <w:t>Hint if needed: Use the changed condition and the deciding step in the pictorial trace. The answer must say what follows from those facts.</w:t>
       </w:r>
     </w:p>
     <w:p>
-      <w:r>
-        <w:t>After your attempt, compare with the supported explanation: Reject it for this prediction-time contract. Tomorrow’s measurement is unavailable when today’s prediction must be issued.</w:t>
-      </w:r>
-    </w:p>
-    <w:p>
       <w:pPr>
         <w:pStyle w:val="Heading3"/>
       </w:pPr>
       <w:r>
+        <w:t>Feedback · compare after trying</w:t>
+      </w:r>
+    </w:p>
+    <w:p>
+      <w:pPr>
+        <w:spacing w:line="336" w:lineRule="auto" w:after="180"/>
+        <w:shd w:fill="F1F6FC"/>
+      </w:pPr>
+      <w:r>
+        <w:rPr>
+          <w:b w:val="0"/>
+        </w:rPr>
+        <w:t xml:space="preserve">After your attempt, compare with the supported explanation: Reject it for this </w:t>
+      </w:r>
+      <w:r>
+        <w:rPr>
+          <w:b/>
+        </w:rPr>
+        <w:t>prediction</w:t>
+      </w:r>
+      <w:r>
+        <w:rPr>
+          <w:b w:val="0"/>
+        </w:rPr>
+        <w:t xml:space="preserve">-time contract. Tomorrow’s measurement is unavailable when today’s </w:t>
+      </w:r>
+      <w:r>
+        <w:rPr>
+          <w:b/>
+        </w:rPr>
+        <w:t>prediction</w:t>
+      </w:r>
+      <w:r>
+        <w:rPr>
+          <w:b w:val="0"/>
+        </w:rPr>
+        <w:t xml:space="preserve"> must be issued.</w:t>
+      </w:r>
+    </w:p>
+    <w:p>
+      <w:pPr>
+        <w:pStyle w:val="Heading3"/>
+      </w:pPr>
+      <w:r>
         <w:t>Repair a missing building block</w:t>
       </w:r>
     </w:p>
     <w:p>
-      <w:r>
-        <w:t>Review The ML Lifecycle (ai-4/1). Goal: Distinguish fitting a rule from applying a fixed rule. Short practice: Should the team silently retune on the changed test? Point to the relevant step in the picture, then write the changed result and the rule or evidence that supports it.. Return to this week and explain what you changed.</w:t>
+      <w:pPr>
+        <w:spacing w:line="336" w:lineRule="auto" w:after="180"/>
+      </w:pPr>
+      <w:r>
+        <w:rPr>
+          <w:b w:val="0"/>
+        </w:rPr>
+        <w:t xml:space="preserve">Review The ML Lifecycle (ai-4/1). Goal: Distinguish </w:t>
+      </w:r>
+      <w:r>
+        <w:rPr>
+          <w:b/>
+        </w:rPr>
+        <w:t>fitting</w:t>
+      </w:r>
+      <w:r>
+        <w:rPr>
+          <w:b w:val="0"/>
+        </w:rPr>
+        <w:t xml:space="preserve"> a rule from applying a fixed rule. Short practice: Should the team silently retune on the changed test?</w:t>
+      </w:r>
+    </w:p>
+    <w:p>
+      <w:pPr>
+        <w:spacing w:line="336" w:lineRule="auto" w:after="180"/>
+      </w:pPr>
+      <w:r>
+        <w:rPr>
+          <w:b w:val="0"/>
+        </w:rPr>
+        <w:t xml:space="preserve">Point to the relevant step in the picture, then write the changed result and the rule or </w:t>
+      </w:r>
+      <w:r>
+        <w:rPr>
+          <w:b/>
+        </w:rPr>
+        <w:t>evidence</w:t>
+      </w:r>
+      <w:r>
+        <w:rPr>
+          <w:b w:val="0"/>
+        </w:rPr>
+        <w:t xml:space="preserve"> that supports it.. Return to this week and explain what you changed.</w:t>
       </w:r>
     </w:p>
     <w:p>
@@ -4142,8 +8238,73 @@
       </w:r>
     </w:p>
     <w:p>
-      <w:r>
-        <w:t>The browser lab lets you edit the supported Python examples already included in this lesson. Predict first, run, inspect the actual output or error, change one input, then run again. Keep code, predictions, actual results and a reasoned revision together. On paper, label your result as a trace rather than an execution.</w:t>
+      <w:pPr>
+        <w:spacing w:line="336" w:lineRule="auto" w:after="180"/>
+      </w:pPr>
+      <w:r>
+        <w:rPr>
+          <w:b w:val="0"/>
+        </w:rPr>
+        <w:t xml:space="preserve">The browser lab lets you edit the supported Python examples already included in this lesson. Predict first, run, inspect the actual </w:t>
+      </w:r>
+      <w:r>
+        <w:rPr>
+          <w:b/>
+        </w:rPr>
+        <w:t>output</w:t>
+      </w:r>
+      <w:r>
+        <w:rPr>
+          <w:b w:val="0"/>
+        </w:rPr>
+        <w:t xml:space="preserve"> or error, change one </w:t>
+      </w:r>
+      <w:r>
+        <w:rPr>
+          <w:b/>
+        </w:rPr>
+        <w:t>input</w:t>
+      </w:r>
+      <w:r>
+        <w:rPr>
+          <w:b w:val="0"/>
+        </w:rPr>
+        <w:t>, then run again.</w:t>
+      </w:r>
+    </w:p>
+    <w:p>
+      <w:pPr>
+        <w:spacing w:line="336" w:lineRule="auto" w:after="180"/>
+      </w:pPr>
+      <w:r>
+        <w:rPr>
+          <w:b w:val="0"/>
+        </w:rPr>
+        <w:t xml:space="preserve">Keep code, </w:t>
+      </w:r>
+      <w:r>
+        <w:rPr>
+          <w:b/>
+        </w:rPr>
+        <w:t>prediction</w:t>
+      </w:r>
+      <w:r>
+        <w:rPr>
+          <w:b w:val="0"/>
+        </w:rPr>
+        <w:t xml:space="preserve">s, actual results and a reasoned revision together. On paper, </w:t>
+      </w:r>
+      <w:r>
+        <w:rPr>
+          <w:b/>
+        </w:rPr>
+        <w:t>label</w:t>
+      </w:r>
+      <w:r>
+        <w:rPr>
+          <w:b w:val="0"/>
+        </w:rPr>
+        <w:t xml:space="preserve"> your result as a trace rather than an execution.</w:t>
       </w:r>
     </w:p>
     <w:p>
@@ -4155,8 +8316,932 @@
       </w:r>
     </w:p>
     <w:p>
-      <w:r>
-        <w:t>Use Download completed work in the hosted lesson to export your answers, reflections, practice feedback and code-run evidence. Open the HTML copy to read or print it. Drafts stay in this browser when storage is available; clear drafts on a shared device.</w:t>
+      <w:pPr>
+        <w:spacing w:line="336" w:lineRule="auto" w:after="180"/>
+      </w:pPr>
+      <w:r>
+        <w:rPr>
+          <w:b w:val="0"/>
+        </w:rPr>
+        <w:t xml:space="preserve">Use Download completed work in the hosted lesson to export your answers, reflections, practice feedback and code-run </w:t>
+      </w:r>
+      <w:r>
+        <w:rPr>
+          <w:b/>
+        </w:rPr>
+        <w:t>evidence</w:t>
+      </w:r>
+      <w:r>
+        <w:rPr>
+          <w:b w:val="0"/>
+        </w:rPr>
+        <w:t>. Open the HTML copy to read or print it.</w:t>
+      </w:r>
+    </w:p>
+    <w:p>
+      <w:pPr>
+        <w:spacing w:line="336" w:lineRule="auto" w:after="180"/>
+      </w:pPr>
+      <w:r>
+        <w:rPr>
+          <w:b w:val="0"/>
+        </w:rPr>
+        <w:t>Drafts stay in this browser when storage is available; clear drafts on a shared device.</w:t>
+      </w:r>
+    </w:p>
+    <w:p>
+      <w:pPr>
+        <w:pStyle w:val="Heading1"/>
+      </w:pPr>
+      <w:r>
+        <w:t>18. Visual concept journey</w:t>
+      </w:r>
+    </w:p>
+    <w:p>
+      <w:r>
+        <w:t>Explain each Features, Labels, Targets graphic using its labels, deciding evidence and relevant limitation.</w:t>
+      </w:r>
+    </w:p>
+    <w:p>
+      <w:pPr>
+        <w:pStyle w:val="Heading3"/>
+      </w:pPr>
+      <w:r>
+        <w:t>01. Features, Labels, Targets: the case</w:t>
+      </w:r>
+    </w:p>
+    <w:p>
+      <w:r>
+        <w:drawing>
+          <wp:inline xmlns:a="http://schemas.openxmlformats.org/drawingml/2006/main" xmlns:pic="http://schemas.openxmlformats.org/drawingml/2006/picture">
+            <wp:extent cx="5486400" cy="3142488"/>
+            <wp:docPr id="22" name="Picture 22" descr="Choose features that exist when a plant prediction must be made. Supplied facts: Predict next-week wilting at today’s photo capture. Available fields: today_light, today_soil_moisture, plant_id; next_week_wilt is the target recorded later. All inputs and outcomes in this worked example are invented classroom data; no real model run is claimed."/>
+            <wp:cNvGraphicFramePr>
+              <a:graphicFrameLocks noChangeAspect="1"/>
+            </wp:cNvGraphicFramePr>
+            <a:graphic>
+              <a:graphicData uri="http://schemas.openxmlformats.org/drawingml/2006/picture">
+                <pic:pic>
+                  <pic:nvPicPr>
+                    <pic:cNvPr id="0" name="academy-story-ai-4-2-01.png"/>
+                    <pic:cNvPicPr/>
+                  </pic:nvPicPr>
+                  <pic:blipFill>
+                    <a:blip r:embed="rId29"/>
+                    <a:stretch>
+                      <a:fillRect/>
+                    </a:stretch>
+                  </pic:blipFill>
+                  <pic:spPr>
+                    <a:xfrm>
+                      <a:off x="0" y="0"/>
+                      <a:ext cx="5486400" cy="3142488"/>
+                    </a:xfrm>
+                    <a:prstGeom prst="rect"/>
+                  </pic:spPr>
+                </pic:pic>
+              </a:graphicData>
+            </a:graphic>
+          </wp:inline>
+        </w:drawing>
+      </w:r>
+    </w:p>
+    <w:p>
+      <w:pPr>
+        <w:spacing w:line="336" w:lineRule="auto" w:after="180"/>
+      </w:pPr>
+      <w:r>
+        <w:rPr>
+          <w:b w:val="0"/>
+        </w:rPr>
+        <w:t xml:space="preserve">Choose </w:t>
+      </w:r>
+      <w:r>
+        <w:rPr>
+          <w:b/>
+        </w:rPr>
+        <w:t>feature</w:t>
+      </w:r>
+      <w:r>
+        <w:rPr>
+          <w:b w:val="0"/>
+        </w:rPr>
+        <w:t xml:space="preserve">s that exist when a plant </w:t>
+      </w:r>
+      <w:r>
+        <w:rPr>
+          <w:b/>
+        </w:rPr>
+        <w:t>prediction</w:t>
+      </w:r>
+      <w:r>
+        <w:rPr>
+          <w:b w:val="0"/>
+        </w:rPr>
+        <w:t xml:space="preserve"> must be made. Supplied facts: Predict next-week wilting at today’s photo capture.</w:t>
+      </w:r>
+    </w:p>
+    <w:p>
+      <w:pPr>
+        <w:spacing w:line="336" w:lineRule="auto" w:after="180"/>
+      </w:pPr>
+      <w:r>
+        <w:rPr>
+          <w:b w:val="0"/>
+        </w:rPr>
+        <w:t xml:space="preserve">Available fields: today_light, today_soil_moisture, plant_id; next_week_wilt is the </w:t>
+      </w:r>
+      <w:r>
+        <w:rPr>
+          <w:b/>
+        </w:rPr>
+        <w:t>target</w:t>
+      </w:r>
+      <w:r>
+        <w:rPr>
+          <w:b w:val="0"/>
+        </w:rPr>
+        <w:t xml:space="preserve"> recorded later. All </w:t>
+      </w:r>
+      <w:r>
+        <w:rPr>
+          <w:b/>
+        </w:rPr>
+        <w:t>input</w:t>
+      </w:r>
+      <w:r>
+        <w:rPr>
+          <w:b w:val="0"/>
+        </w:rPr>
+        <w:t>s and outcomes in this worked example are invented classroom data; no real model run is claimed.</w:t>
+      </w:r>
+    </w:p>
+    <w:p>
+      <w:pPr>
+        <w:spacing w:line="336" w:lineRule="auto" w:after="180"/>
+        <w:shd w:fill="F5F1FB"/>
+      </w:pPr>
+      <w:r>
+        <w:rPr>
+          <w:b w:val="0"/>
+        </w:rPr>
+        <w:t>Point to the given fact that matters most. Explain why it matters.</w:t>
+      </w:r>
+    </w:p>
+    <w:p>
+      <w:pPr>
+        <w:pStyle w:val="Heading3"/>
+      </w:pPr>
+      <w:r>
+        <w:t>02. Follow the deciding steps</w:t>
+      </w:r>
+    </w:p>
+    <w:p>
+      <w:r>
+        <w:drawing>
+          <wp:inline xmlns:a="http://schemas.openxmlformats.org/drawingml/2006/main" xmlns:pic="http://schemas.openxmlformats.org/drawingml/2006/picture">
+            <wp:extent cx="5486400" cy="3337560"/>
+            <wp:docPr id="23" name="Picture 23" descr="Mark prediction time: The decision occurs today, before next week’s outcome. → Select inputs: Today’s light and soil readings are available features; plant_id identifies the plant. → Keep target separate: next_week_wilt supplies the training label, not an input available today."/>
+            <wp:cNvGraphicFramePr>
+              <a:graphicFrameLocks noChangeAspect="1"/>
+            </wp:cNvGraphicFramePr>
+            <a:graphic>
+              <a:graphicData uri="http://schemas.openxmlformats.org/drawingml/2006/picture">
+                <pic:pic>
+                  <pic:nvPicPr>
+                    <pic:cNvPr id="0" name="academy-story-ai-4-2-02.png"/>
+                    <pic:cNvPicPr/>
+                  </pic:nvPicPr>
+                  <pic:blipFill>
+                    <a:blip r:embed="rId30"/>
+                    <a:stretch>
+                      <a:fillRect/>
+                    </a:stretch>
+                  </pic:blipFill>
+                  <pic:spPr>
+                    <a:xfrm>
+                      <a:off x="0" y="0"/>
+                      <a:ext cx="5486400" cy="3337560"/>
+                    </a:xfrm>
+                    <a:prstGeom prst="rect"/>
+                  </pic:spPr>
+                </pic:pic>
+              </a:graphicData>
+            </a:graphic>
+          </wp:inline>
+        </w:drawing>
+      </w:r>
+    </w:p>
+    <w:p>
+      <w:pPr>
+        <w:spacing w:line="336" w:lineRule="auto" w:after="180"/>
+      </w:pPr>
+      <w:r>
+        <w:rPr>
+          <w:b w:val="0"/>
+        </w:rPr>
+        <w:t xml:space="preserve">Mark </w:t>
+      </w:r>
+      <w:r>
+        <w:rPr>
+          <w:b/>
+        </w:rPr>
+        <w:t>prediction time</w:t>
+      </w:r>
+      <w:r>
+        <w:rPr>
+          <w:b w:val="0"/>
+        </w:rPr>
+        <w:t xml:space="preserve">: The decision occurs today, before next week’s outcome. → Select </w:t>
+      </w:r>
+      <w:r>
+        <w:rPr>
+          <w:b/>
+        </w:rPr>
+        <w:t>input</w:t>
+      </w:r>
+      <w:r>
+        <w:rPr>
+          <w:b w:val="0"/>
+        </w:rPr>
+        <w:t xml:space="preserve">s: Today’s light and soil readings are available </w:t>
+      </w:r>
+      <w:r>
+        <w:rPr>
+          <w:b/>
+        </w:rPr>
+        <w:t>feature</w:t>
+      </w:r>
+      <w:r>
+        <w:rPr>
+          <w:b w:val="0"/>
+        </w:rPr>
+        <w:t xml:space="preserve">s; plant_id identifies the plant. → Keep </w:t>
+      </w:r>
+      <w:r>
+        <w:rPr>
+          <w:b/>
+        </w:rPr>
+        <w:t>target</w:t>
+      </w:r>
+      <w:r>
+        <w:rPr>
+          <w:b w:val="0"/>
+        </w:rPr>
+        <w:t xml:space="preserve"> separate: next_week_wilt supplies the </w:t>
+      </w:r>
+      <w:r>
+        <w:rPr>
+          <w:b/>
+        </w:rPr>
+        <w:t>training</w:t>
+      </w:r>
+      <w:r>
+        <w:rPr>
+          <w:b w:val="0"/>
+        </w:rPr>
+        <w:t xml:space="preserve"> </w:t>
+      </w:r>
+      <w:r>
+        <w:rPr>
+          <w:b/>
+        </w:rPr>
+        <w:t>label</w:t>
+      </w:r>
+      <w:r>
+        <w:rPr>
+          <w:b w:val="0"/>
+        </w:rPr>
+        <w:t xml:space="preserve">, not an </w:t>
+      </w:r>
+      <w:r>
+        <w:rPr>
+          <w:b/>
+        </w:rPr>
+        <w:t>input</w:t>
+      </w:r>
+      <w:r>
+        <w:rPr>
+          <w:b w:val="0"/>
+        </w:rPr>
+        <w:t xml:space="preserve"> available today.</w:t>
+      </w:r>
+    </w:p>
+    <w:p>
+      <w:pPr>
+        <w:spacing w:line="336" w:lineRule="auto" w:after="180"/>
+        <w:shd w:fill="F5F1FB"/>
+      </w:pPr>
+      <w:r>
+        <w:rPr>
+          <w:b w:val="0"/>
+        </w:rPr>
+        <w:t xml:space="preserve">Point to each numbered stage and explain which recorded </w:t>
+      </w:r>
+      <w:r>
+        <w:rPr>
+          <w:b/>
+        </w:rPr>
+        <w:t>input</w:t>
+      </w:r>
+      <w:r>
+        <w:rPr>
+          <w:b w:val="0"/>
+        </w:rPr>
+        <w:t xml:space="preserve"> it uses.</w:t>
+      </w:r>
+    </w:p>
+    <w:p>
+      <w:pPr>
+        <w:pStyle w:val="Heading3"/>
+      </w:pPr>
+      <w:r>
+        <w:t>03. Follow information through time</w:t>
+      </w:r>
+    </w:p>
+    <w:p>
+      <w:r>
+        <w:drawing>
+          <wp:inline xmlns:a="http://schemas.openxmlformats.org/drawingml/2006/main" xmlns:pic="http://schemas.openxmlformats.org/drawingml/2006/picture">
+            <wp:extent cx="5486400" cy="2834640"/>
+            <wp:docPr id="24" name="Picture 24" descr="Follow information through time. Checkout | Pages and saved queue | Prediction inputs. Later return | Elapsed days | Create observed label. Historical training | Inputs plus separate label | Fit a model later"/>
+            <wp:cNvGraphicFramePr>
+              <a:graphicFrameLocks noChangeAspect="1"/>
+            </wp:cNvGraphicFramePr>
+            <a:graphic>
+              <a:graphicData uri="http://schemas.openxmlformats.org/drawingml/2006/picture">
+                <pic:pic>
+                  <pic:nvPicPr>
+                    <pic:cNvPr id="0" name="academy-story-ai-4-2-03.png"/>
+                    <pic:cNvPicPr/>
+                  </pic:nvPicPr>
+                  <pic:blipFill>
+                    <a:blip r:embed="rId31"/>
+                    <a:stretch>
+                      <a:fillRect/>
+                    </a:stretch>
+                  </pic:blipFill>
+                  <pic:spPr>
+                    <a:xfrm>
+                      <a:off x="0" y="0"/>
+                      <a:ext cx="5486400" cy="2834640"/>
+                    </a:xfrm>
+                    <a:prstGeom prst="rect"/>
+                  </pic:spPr>
+                </pic:pic>
+              </a:graphicData>
+            </a:graphic>
+          </wp:inline>
+        </w:drawing>
+      </w:r>
+    </w:p>
+    <w:p>
+      <w:pPr>
+        <w:spacing w:line="336" w:lineRule="auto" w:after="180"/>
+      </w:pPr>
+      <w:r>
+        <w:rPr>
+          <w:b w:val="0"/>
+        </w:rPr>
+        <w:t xml:space="preserve">Follow information through time. Checkout | Pages and saved queue | </w:t>
+      </w:r>
+      <w:r>
+        <w:rPr>
+          <w:b/>
+        </w:rPr>
+        <w:t>Prediction</w:t>
+      </w:r>
+      <w:r>
+        <w:rPr>
+          <w:b w:val="0"/>
+        </w:rPr>
+        <w:t xml:space="preserve"> </w:t>
+      </w:r>
+      <w:r>
+        <w:rPr>
+          <w:b/>
+        </w:rPr>
+        <w:t>input</w:t>
+      </w:r>
+      <w:r>
+        <w:rPr>
+          <w:b w:val="0"/>
+        </w:rPr>
+        <w:t xml:space="preserve">s. Later return | Elapsed days | Create observed </w:t>
+      </w:r>
+      <w:r>
+        <w:rPr>
+          <w:b/>
+        </w:rPr>
+        <w:t>label</w:t>
+      </w:r>
+      <w:r>
+        <w:rPr>
+          <w:b w:val="0"/>
+        </w:rPr>
+        <w:t xml:space="preserve">. Historical </w:t>
+      </w:r>
+      <w:r>
+        <w:rPr>
+          <w:b/>
+        </w:rPr>
+        <w:t>training</w:t>
+      </w:r>
+      <w:r>
+        <w:rPr>
+          <w:b w:val="0"/>
+        </w:rPr>
+        <w:t xml:space="preserve"> | </w:t>
+      </w:r>
+      <w:r>
+        <w:rPr>
+          <w:b/>
+        </w:rPr>
+        <w:t>Input</w:t>
+      </w:r>
+      <w:r>
+        <w:rPr>
+          <w:b w:val="0"/>
+        </w:rPr>
+        <w:t xml:space="preserve">s plus separate </w:t>
+      </w:r>
+      <w:r>
+        <w:rPr>
+          <w:b/>
+        </w:rPr>
+        <w:t>label</w:t>
+      </w:r>
+      <w:r>
+        <w:rPr>
+          <w:b w:val="0"/>
+        </w:rPr>
+        <w:t xml:space="preserve"> | Fit a model later</w:t>
+      </w:r>
+    </w:p>
+    <w:p>
+      <w:pPr>
+        <w:spacing w:line="336" w:lineRule="auto" w:after="180"/>
+        <w:shd w:fill="F5F1FB"/>
+      </w:pPr>
+      <w:r>
+        <w:rPr>
+          <w:b w:val="0"/>
+        </w:rPr>
+        <w:t xml:space="preserve">Read the </w:t>
+      </w:r>
+      <w:r>
+        <w:rPr>
+          <w:b/>
+        </w:rPr>
+        <w:t>label</w:t>
+      </w:r>
+      <w:r>
+        <w:rPr>
+          <w:b w:val="0"/>
+        </w:rPr>
+        <w:t>s and values. Explain the relationship the model shows.</w:t>
+      </w:r>
+    </w:p>
+    <w:p>
+      <w:pPr>
+        <w:pStyle w:val="Heading3"/>
+      </w:pPr>
+      <w:r>
+        <w:t>04. Change one thing. Trace what follows.</w:t>
+      </w:r>
+    </w:p>
+    <w:p>
+      <w:r>
+        <w:drawing>
+          <wp:inline xmlns:a="http://schemas.openxmlformats.org/drawingml/2006/main" xmlns:pic="http://schemas.openxmlformats.org/drawingml/2006/picture">
+            <wp:extent cx="5486400" cy="3026664"/>
+            <wp:docPr id="25" name="Picture 25" descr="Original case: next_week_wilt supplies the training label, not an input available today. Changed condition: A table adds tomorrow_soil_moisture as an input. Expected result: Reject it for this prediction-time contract. Reason: Tomorrow’s measurement is unavailable when today’s prediction must be issued."/>
+            <wp:cNvGraphicFramePr>
+              <a:graphicFrameLocks noChangeAspect="1"/>
+            </wp:cNvGraphicFramePr>
+            <a:graphic>
+              <a:graphicData uri="http://schemas.openxmlformats.org/drawingml/2006/picture">
+                <pic:pic>
+                  <pic:nvPicPr>
+                    <pic:cNvPr id="0" name="academy-story-ai-4-2-04.png"/>
+                    <pic:cNvPicPr/>
+                  </pic:nvPicPr>
+                  <pic:blipFill>
+                    <a:blip r:embed="rId32"/>
+                    <a:stretch>
+                      <a:fillRect/>
+                    </a:stretch>
+                  </pic:blipFill>
+                  <pic:spPr>
+                    <a:xfrm>
+                      <a:off x="0" y="0"/>
+                      <a:ext cx="5486400" cy="3026664"/>
+                    </a:xfrm>
+                    <a:prstGeom prst="rect"/>
+                  </pic:spPr>
+                </pic:pic>
+              </a:graphicData>
+            </a:graphic>
+          </wp:inline>
+        </w:drawing>
+      </w:r>
+    </w:p>
+    <w:p>
+      <w:pPr>
+        <w:spacing w:line="336" w:lineRule="auto" w:after="180"/>
+      </w:pPr>
+      <w:r>
+        <w:rPr>
+          <w:b w:val="0"/>
+        </w:rPr>
+        <w:t xml:space="preserve">Original case: next_week_wilt supplies the </w:t>
+      </w:r>
+      <w:r>
+        <w:rPr>
+          <w:b/>
+        </w:rPr>
+        <w:t>training</w:t>
+      </w:r>
+      <w:r>
+        <w:rPr>
+          <w:b w:val="0"/>
+        </w:rPr>
+        <w:t xml:space="preserve"> </w:t>
+      </w:r>
+      <w:r>
+        <w:rPr>
+          <w:b/>
+        </w:rPr>
+        <w:t>label</w:t>
+      </w:r>
+      <w:r>
+        <w:rPr>
+          <w:b w:val="0"/>
+        </w:rPr>
+        <w:t xml:space="preserve">, not an </w:t>
+      </w:r>
+      <w:r>
+        <w:rPr>
+          <w:b/>
+        </w:rPr>
+        <w:t>input</w:t>
+      </w:r>
+      <w:r>
+        <w:rPr>
+          <w:b w:val="0"/>
+        </w:rPr>
+        <w:t xml:space="preserve"> available today. Changed condition: A table adds tomorrow_soil_moisture as an </w:t>
+      </w:r>
+      <w:r>
+        <w:rPr>
+          <w:b/>
+        </w:rPr>
+        <w:t>input</w:t>
+      </w:r>
+      <w:r>
+        <w:rPr>
+          <w:b w:val="0"/>
+        </w:rPr>
+        <w:t xml:space="preserve">. Expected result: Reject it for this </w:t>
+      </w:r>
+      <w:r>
+        <w:rPr>
+          <w:b/>
+        </w:rPr>
+        <w:t>prediction</w:t>
+      </w:r>
+      <w:r>
+        <w:rPr>
+          <w:b w:val="0"/>
+        </w:rPr>
+        <w:t>-time contract.</w:t>
+      </w:r>
+    </w:p>
+    <w:p>
+      <w:pPr>
+        <w:spacing w:line="336" w:lineRule="auto" w:after="180"/>
+      </w:pPr>
+      <w:r>
+        <w:rPr>
+          <w:b w:val="0"/>
+        </w:rPr>
+        <w:t xml:space="preserve">Reason: Tomorrow’s measurement is unavailable when today’s </w:t>
+      </w:r>
+      <w:r>
+        <w:rPr>
+          <w:b/>
+        </w:rPr>
+        <w:t>prediction</w:t>
+      </w:r>
+      <w:r>
+        <w:rPr>
+          <w:b w:val="0"/>
+        </w:rPr>
+        <w:t xml:space="preserve"> must be issued.</w:t>
+      </w:r>
+    </w:p>
+    <w:p>
+      <w:pPr>
+        <w:spacing w:line="336" w:lineRule="auto" w:after="180"/>
+        <w:shd w:fill="F5F1FB"/>
+      </w:pPr>
+      <w:r>
+        <w:rPr>
+          <w:b w:val="0"/>
+        </w:rPr>
+        <w:t>Predict before checking the worked changed-case result. Name what changed and what the supplied facts allow you to conclude.</w:t>
+      </w:r>
+    </w:p>
+    <w:p>
+      <w:pPr>
+        <w:pStyle w:val="Heading3"/>
+      </w:pPr>
+      <w:r>
+        <w:t>05. Connect the explanation to its limit</w:t>
+      </w:r>
+    </w:p>
+    <w:p>
+      <w:r>
+        <w:drawing>
+          <wp:inline xmlns:a="http://schemas.openxmlformats.org/drawingml/2006/main" xmlns:pic="http://schemas.openxmlformats.org/drawingml/2006/picture">
+            <wp:extent cx="5486400" cy="2834640"/>
+            <wp:docPr id="26" name="Picture 26" descr="Read the picture in order. next_week_wilt supplies the training label, not an input available today. The arrows show which recorded input or intermediate result each decision uses. Explain the deciding step aloud before checking the changed case; pointing to the final answer alone does not show how it follows. Limit: Eligible fields are not automatically useful or causal. Measure their predictive value with a valid split."/>
+            <wp:cNvGraphicFramePr>
+              <a:graphicFrameLocks noChangeAspect="1"/>
+            </wp:cNvGraphicFramePr>
+            <a:graphic>
+              <a:graphicData uri="http://schemas.openxmlformats.org/drawingml/2006/picture">
+                <pic:pic>
+                  <pic:nvPicPr>
+                    <pic:cNvPr id="0" name="academy-story-ai-4-2-05.png"/>
+                    <pic:cNvPicPr/>
+                  </pic:nvPicPr>
+                  <pic:blipFill>
+                    <a:blip r:embed="rId33"/>
+                    <a:stretch>
+                      <a:fillRect/>
+                    </a:stretch>
+                  </pic:blipFill>
+                  <pic:spPr>
+                    <a:xfrm>
+                      <a:off x="0" y="0"/>
+                      <a:ext cx="5486400" cy="2834640"/>
+                    </a:xfrm>
+                    <a:prstGeom prst="rect"/>
+                  </pic:spPr>
+                </pic:pic>
+              </a:graphicData>
+            </a:graphic>
+          </wp:inline>
+        </w:drawing>
+      </w:r>
+    </w:p>
+    <w:p>
+      <w:pPr>
+        <w:spacing w:line="336" w:lineRule="auto" w:after="180"/>
+      </w:pPr>
+      <w:r>
+        <w:rPr>
+          <w:b w:val="0"/>
+        </w:rPr>
+        <w:t xml:space="preserve">Read the picture in order. next_week_wilt supplies the </w:t>
+      </w:r>
+      <w:r>
+        <w:rPr>
+          <w:b/>
+        </w:rPr>
+        <w:t>training</w:t>
+      </w:r>
+      <w:r>
+        <w:rPr>
+          <w:b w:val="0"/>
+        </w:rPr>
+        <w:t xml:space="preserve"> </w:t>
+      </w:r>
+      <w:r>
+        <w:rPr>
+          <w:b/>
+        </w:rPr>
+        <w:t>label</w:t>
+      </w:r>
+      <w:r>
+        <w:rPr>
+          <w:b w:val="0"/>
+        </w:rPr>
+        <w:t xml:space="preserve">, not an </w:t>
+      </w:r>
+      <w:r>
+        <w:rPr>
+          <w:b/>
+        </w:rPr>
+        <w:t>input</w:t>
+      </w:r>
+      <w:r>
+        <w:rPr>
+          <w:b w:val="0"/>
+        </w:rPr>
+        <w:t xml:space="preserve"> available today. The arrows show which recorded </w:t>
+      </w:r>
+      <w:r>
+        <w:rPr>
+          <w:b/>
+        </w:rPr>
+        <w:t>input</w:t>
+      </w:r>
+      <w:r>
+        <w:rPr>
+          <w:b w:val="0"/>
+        </w:rPr>
+        <w:t xml:space="preserve"> or intermediate result each decision uses.</w:t>
+      </w:r>
+    </w:p>
+    <w:p>
+      <w:pPr>
+        <w:spacing w:line="336" w:lineRule="auto" w:after="180"/>
+      </w:pPr>
+      <w:r>
+        <w:rPr>
+          <w:b w:val="0"/>
+        </w:rPr>
+        <w:t>Explain the deciding step aloud before checking the changed case; pointing to the final answer alone does not show how it follows. Limit: Eligible fields are not automatically useful or causal.</w:t>
+      </w:r>
+    </w:p>
+    <w:p>
+      <w:pPr>
+        <w:spacing w:line="336" w:lineRule="auto" w:after="180"/>
+      </w:pPr>
+      <w:r>
+        <w:rPr>
+          <w:b w:val="0"/>
+        </w:rPr>
+        <w:t>Measure their predictive value with a valid split.</w:t>
+      </w:r>
+    </w:p>
+    <w:p>
+      <w:pPr>
+        <w:spacing w:line="336" w:lineRule="auto" w:after="180"/>
+        <w:shd w:fill="F5F1FB"/>
+      </w:pPr>
+      <w:r>
+        <w:rPr>
+          <w:b w:val="0"/>
+        </w:rPr>
+        <w:t>Explain the case, then point to a limit on the claim.</w:t>
+      </w:r>
+    </w:p>
+    <w:p>
+      <w:pPr>
+        <w:pStyle w:val="Heading3"/>
+      </w:pPr>
+      <w:r>
+        <w:t>06. Make the idea visible in your project</w:t>
+      </w:r>
+    </w:p>
+    <w:p>
+      <w:r>
+        <w:drawing>
+          <wp:inline xmlns:a="http://schemas.openxmlformats.org/drawingml/2006/main" xmlns:pic="http://schemas.openxmlformats.org/drawingml/2006/picture">
+            <wp:extent cx="5486400" cy="3681984"/>
+            <wp:docPr id="27" name="Picture 27" descr="For your Responsible Plant Classifier, save the input, procedure, observed result and limitation of this check. Label this worked example as practice; use a different, previously unreviewed case when checking independent understanding. Draw your input, deciding step, result and limit. Supported question: Why can a historical table contain a field that is an invalid input? Point to the relevant step in the picture, then write the changed result and the rule or evidence that supports it."/>
+            <wp:cNvGraphicFramePr>
+              <a:graphicFrameLocks noChangeAspect="1"/>
+            </wp:cNvGraphicFramePr>
+            <a:graphic>
+              <a:graphicData uri="http://schemas.openxmlformats.org/drawingml/2006/picture">
+                <pic:pic>
+                  <pic:nvPicPr>
+                    <pic:cNvPr id="0" name="academy-story-ai-4-2-06.png"/>
+                    <pic:cNvPicPr/>
+                  </pic:nvPicPr>
+                  <pic:blipFill>
+                    <a:blip r:embed="rId34"/>
+                    <a:stretch>
+                      <a:fillRect/>
+                    </a:stretch>
+                  </pic:blipFill>
+                  <pic:spPr>
+                    <a:xfrm>
+                      <a:off x="0" y="0"/>
+                      <a:ext cx="5486400" cy="3681984"/>
+                    </a:xfrm>
+                    <a:prstGeom prst="rect"/>
+                  </pic:spPr>
+                </pic:pic>
+              </a:graphicData>
+            </a:graphic>
+          </wp:inline>
+        </w:drawing>
+      </w:r>
+    </w:p>
+    <w:p>
+      <w:pPr>
+        <w:spacing w:line="336" w:lineRule="auto" w:after="180"/>
+      </w:pPr>
+      <w:r>
+        <w:rPr>
+          <w:b w:val="0"/>
+        </w:rPr>
+        <w:t xml:space="preserve">For your Responsible Plant Classifier, save the </w:t>
+      </w:r>
+      <w:r>
+        <w:rPr>
+          <w:b/>
+        </w:rPr>
+        <w:t>input</w:t>
+      </w:r>
+      <w:r>
+        <w:rPr>
+          <w:b w:val="0"/>
+        </w:rPr>
+        <w:t>, procedure, observed result and limitation of this check.</w:t>
+      </w:r>
+    </w:p>
+    <w:p>
+      <w:pPr>
+        <w:spacing w:line="336" w:lineRule="auto" w:after="180"/>
+      </w:pPr>
+      <w:r>
+        <w:rPr>
+          <w:b/>
+        </w:rPr>
+        <w:t>Label</w:t>
+      </w:r>
+      <w:r>
+        <w:rPr>
+          <w:b w:val="0"/>
+        </w:rPr>
+        <w:t xml:space="preserve"> this worked example as practice; use a different, previously unreviewed case when checking independent understanding. Draw your </w:t>
+      </w:r>
+      <w:r>
+        <w:rPr>
+          <w:b/>
+        </w:rPr>
+        <w:t>input</w:t>
+      </w:r>
+      <w:r>
+        <w:rPr>
+          <w:b w:val="0"/>
+        </w:rPr>
+        <w:t>, deciding step, result and limit.</w:t>
+      </w:r>
+    </w:p>
+    <w:p>
+      <w:pPr>
+        <w:spacing w:line="336" w:lineRule="auto" w:after="180"/>
+      </w:pPr>
+      <w:r>
+        <w:rPr>
+          <w:b w:val="0"/>
+        </w:rPr>
+        <w:t xml:space="preserve">Supported question: Why can a historical table contain a field that is an invalid </w:t>
+      </w:r>
+      <w:r>
+        <w:rPr>
+          <w:b/>
+        </w:rPr>
+        <w:t>input</w:t>
+      </w:r>
+      <w:r>
+        <w:rPr>
+          <w:b w:val="0"/>
+        </w:rPr>
+        <w:t xml:space="preserve">? Point to the relevant step in the picture, then write the changed result and the rule or </w:t>
+      </w:r>
+      <w:r>
+        <w:rPr>
+          <w:b/>
+        </w:rPr>
+        <w:t>evidence</w:t>
+      </w:r>
+      <w:r>
+        <w:rPr>
+          <w:b w:val="0"/>
+        </w:rPr>
+        <w:t xml:space="preserve"> that supports it.</w:t>
+      </w:r>
+    </w:p>
+    <w:p>
+      <w:pPr>
+        <w:spacing w:line="336" w:lineRule="auto" w:after="180"/>
+        <w:shd w:fill="F5F1FB"/>
+      </w:pPr>
+      <w:r>
+        <w:rPr>
+          <w:b w:val="0"/>
+        </w:rPr>
+        <w:t xml:space="preserve">Draw your project trace and justify the deciding step using </w:t>
+      </w:r>
+      <w:r>
+        <w:rPr>
+          <w:b/>
+        </w:rPr>
+        <w:t>evidence</w:t>
+      </w:r>
+      <w:r>
+        <w:rPr>
+          <w:b w:val="0"/>
+        </w:rPr>
+        <w:t>.</w:t>
       </w:r>
     </w:p>
     <w:sectPr>
